--- a/CV.docx
+++ b/CV.docx
@@ -279,7 +279,7 @@
           <w:lang w:eastAsia="fr-FR"/>
         </w:rPr>
         <w:drawing>
-          <wp:anchor distT="0" distB="0" distL="114300" distR="114300" simplePos="0" relativeHeight="251661312" behindDoc="0" locked="0" layoutInCell="1" allowOverlap="1" wp14:anchorId="0F5533F9" wp14:editId="7B18E064">
+          <wp:anchor distT="0" distB="0" distL="114300" distR="114300" simplePos="0" relativeHeight="251661312" behindDoc="0" locked="0" layoutInCell="1" allowOverlap="1" wp14:anchorId="0F5533F9" wp14:editId="67F01330">
             <wp:simplePos x="0" y="0"/>
             <wp:positionH relativeFrom="column">
               <wp:posOffset>1386205</wp:posOffset>
@@ -1188,7 +1188,23 @@
           <w:sz w:val="20"/>
           <w:szCs w:val="20"/>
         </w:rPr>
-        <w:t>Equipe IMPULSE (Impact des nouvelles organisations de soins, politiques publiques et</w:t>
+        <w:t xml:space="preserve">Equipe </w:t>
+      </w:r>
+      <w:r>
+        <w:rPr>
+          <w:rFonts w:ascii="Arial" w:hAnsi="Arial" w:cs="Arial"/>
+          <w:sz w:val="20"/>
+          <w:szCs w:val="20"/>
+        </w:rPr>
+        <w:t xml:space="preserve">d’avenir </w:t>
+      </w:r>
+      <w:r>
+        <w:rPr>
+          <w:rFonts w:ascii="Arial" w:hAnsi="Arial" w:cs="Arial"/>
+          <w:sz w:val="20"/>
+          <w:szCs w:val="20"/>
+        </w:rPr>
+        <w:t>IMPULSE (Impact des nouvelles organisations de soins, politiques publiques et</w:t>
       </w:r>
       <w:r>
         <w:rPr>
@@ -2132,21 +2148,9 @@
         <w:lastRenderedPageBreak/>
         <w:t>DIPLOMES</w:t>
       </w:r>
-    </w:p>
-    <w:p>
-      <w:pPr>
-        <w:spacing w:after="0"/>
-        <w:ind w:left="360"/>
-        <w:rPr>
-          <w:rFonts w:ascii="Arial" w:hAnsi="Arial" w:cs="Arial"/>
-          <w:bCs/>
-          <w:sz w:val="20"/>
-          <w:szCs w:val="20"/>
-        </w:rPr>
-      </w:pPr>
-      <w:r>
-        <w:rPr>
-          <w:rFonts w:ascii="Arial" w:hAnsi="Arial" w:cs="Arial"/>
+      <w:r>
+        <w:rPr>
+          <w:rFonts w:cs="Arial"/>
           <w:bCs/>
           <w:sz w:val="20"/>
           <w:szCs w:val="20"/>
@@ -2354,15 +2358,7 @@
           <w:b/>
           <w:sz w:val="20"/>
         </w:rPr>
-        <w:t xml:space="preserve"> </w:t>
-      </w:r>
-      <w:r>
-        <w:rPr>
-          <w:rFonts w:ascii="Arial" w:hAnsi="Arial" w:cs="Arial"/>
-          <w:b/>
-          <w:sz w:val="20"/>
-        </w:rPr>
-        <w:t xml:space="preserve">– Accès permanent </w:t>
+        <w:t xml:space="preserve"> – Accès permanent </w:t>
       </w:r>
       <w:r>
         <w:rPr>
@@ -3278,6 +3274,279 @@
         </w:rPr>
         <w:lastRenderedPageBreak/>
         <w:t>PUBLICATIONS</w:t>
+      </w:r>
+    </w:p>
+    <w:p>
+      <w:pPr>
+        <w:pStyle w:val="Paragraphedeliste"/>
+        <w:numPr>
+          <w:ilvl w:val="0"/>
+          <w:numId w:val="6"/>
+        </w:numPr>
+        <w:rPr>
+          <w:rFonts w:ascii="Arial" w:hAnsi="Arial" w:cs="Arial"/>
+          <w:sz w:val="20"/>
+          <w:szCs w:val="20"/>
+          <w:lang w:val="en-US"/>
+        </w:rPr>
+      </w:pPr>
+      <w:r>
+        <w:rPr>
+          <w:rFonts w:ascii="Arial" w:hAnsi="Arial" w:cs="Arial"/>
+          <w:sz w:val="20"/>
+          <w:szCs w:val="20"/>
+        </w:rPr>
+        <w:t xml:space="preserve">Marthinet H. &amp; </w:t>
+      </w:r>
+      <w:r>
+        <w:rPr>
+          <w:rFonts w:ascii="Arial" w:hAnsi="Arial" w:cs="Arial"/>
+          <w:sz w:val="20"/>
+          <w:szCs w:val="20"/>
+        </w:rPr>
+        <w:t>Testud A. et al. (2026) </w:t>
+      </w:r>
+      <w:proofErr w:type="spellStart"/>
+      <w:r>
+        <w:rPr>
+          <w:rFonts w:ascii="Arial" w:hAnsi="Arial" w:cs="Arial"/>
+          <w:b/>
+          <w:bCs/>
+          <w:i/>
+          <w:iCs/>
+          <w:sz w:val="20"/>
+          <w:szCs w:val="20"/>
+        </w:rPr>
+        <w:t>Medication</w:t>
+      </w:r>
+      <w:proofErr w:type="spellEnd"/>
+      <w:r>
+        <w:rPr>
+          <w:rFonts w:ascii="Arial" w:hAnsi="Arial" w:cs="Arial"/>
+          <w:b/>
+          <w:bCs/>
+          <w:i/>
+          <w:iCs/>
+          <w:sz w:val="20"/>
+          <w:szCs w:val="20"/>
+        </w:rPr>
+        <w:t xml:space="preserve"> </w:t>
+      </w:r>
+      <w:proofErr w:type="spellStart"/>
+      <w:r>
+        <w:rPr>
+          <w:rFonts w:ascii="Arial" w:hAnsi="Arial" w:cs="Arial"/>
+          <w:b/>
+          <w:bCs/>
+          <w:i/>
+          <w:iCs/>
+          <w:sz w:val="20"/>
+          <w:szCs w:val="20"/>
+        </w:rPr>
+        <w:t>trajectories</w:t>
+      </w:r>
+      <w:proofErr w:type="spellEnd"/>
+      <w:r>
+        <w:rPr>
+          <w:rFonts w:ascii="Arial" w:hAnsi="Arial" w:cs="Arial"/>
+          <w:b/>
+          <w:bCs/>
+          <w:i/>
+          <w:iCs/>
+          <w:sz w:val="20"/>
+          <w:szCs w:val="20"/>
+        </w:rPr>
+        <w:t xml:space="preserve"> </w:t>
+      </w:r>
+      <w:proofErr w:type="spellStart"/>
+      <w:r>
+        <w:rPr>
+          <w:rFonts w:ascii="Arial" w:hAnsi="Arial" w:cs="Arial"/>
+          <w:b/>
+          <w:bCs/>
+          <w:i/>
+          <w:iCs/>
+          <w:sz w:val="20"/>
+          <w:szCs w:val="20"/>
+        </w:rPr>
+        <w:t>during</w:t>
+      </w:r>
+      <w:proofErr w:type="spellEnd"/>
+      <w:r>
+        <w:rPr>
+          <w:rFonts w:ascii="Arial" w:hAnsi="Arial" w:cs="Arial"/>
+          <w:b/>
+          <w:bCs/>
+          <w:i/>
+          <w:iCs/>
+          <w:sz w:val="20"/>
+          <w:szCs w:val="20"/>
+        </w:rPr>
+        <w:t xml:space="preserve"> the </w:t>
+      </w:r>
+      <w:proofErr w:type="spellStart"/>
+      <w:r>
+        <w:rPr>
+          <w:rFonts w:ascii="Arial" w:hAnsi="Arial" w:cs="Arial"/>
+          <w:b/>
+          <w:bCs/>
+          <w:i/>
+          <w:iCs/>
+          <w:sz w:val="20"/>
+          <w:szCs w:val="20"/>
+        </w:rPr>
+        <w:t>year</w:t>
+      </w:r>
+      <w:proofErr w:type="spellEnd"/>
+      <w:r>
+        <w:rPr>
+          <w:rFonts w:ascii="Arial" w:hAnsi="Arial" w:cs="Arial"/>
+          <w:b/>
+          <w:bCs/>
+          <w:i/>
+          <w:iCs/>
+          <w:sz w:val="20"/>
+          <w:szCs w:val="20"/>
+        </w:rPr>
+        <w:t xml:space="preserve"> </w:t>
+      </w:r>
+      <w:proofErr w:type="spellStart"/>
+      <w:r>
+        <w:rPr>
+          <w:rFonts w:ascii="Arial" w:hAnsi="Arial" w:cs="Arial"/>
+          <w:b/>
+          <w:bCs/>
+          <w:i/>
+          <w:iCs/>
+          <w:sz w:val="20"/>
+          <w:szCs w:val="20"/>
+        </w:rPr>
+        <w:t>following</w:t>
+      </w:r>
+      <w:proofErr w:type="spellEnd"/>
+      <w:r>
+        <w:rPr>
+          <w:rFonts w:ascii="Arial" w:hAnsi="Arial" w:cs="Arial"/>
+          <w:b/>
+          <w:bCs/>
+          <w:i/>
+          <w:iCs/>
+          <w:sz w:val="20"/>
+          <w:szCs w:val="20"/>
+        </w:rPr>
+        <w:t xml:space="preserve"> the initiation of </w:t>
+      </w:r>
+      <w:proofErr w:type="spellStart"/>
+      <w:r>
+        <w:rPr>
+          <w:rFonts w:ascii="Arial" w:hAnsi="Arial" w:cs="Arial"/>
+          <w:b/>
+          <w:bCs/>
+          <w:i/>
+          <w:iCs/>
+          <w:sz w:val="20"/>
+          <w:szCs w:val="20"/>
+        </w:rPr>
+        <w:t>medication</w:t>
+      </w:r>
+      <w:proofErr w:type="spellEnd"/>
+      <w:r>
+        <w:rPr>
+          <w:rFonts w:ascii="Arial" w:hAnsi="Arial" w:cs="Arial"/>
+          <w:b/>
+          <w:bCs/>
+          <w:i/>
+          <w:iCs/>
+          <w:sz w:val="20"/>
+          <w:szCs w:val="20"/>
+        </w:rPr>
+        <w:t xml:space="preserve"> </w:t>
+      </w:r>
+      <w:proofErr w:type="spellStart"/>
+      <w:r>
+        <w:rPr>
+          <w:rFonts w:ascii="Arial" w:hAnsi="Arial" w:cs="Arial"/>
+          <w:b/>
+          <w:bCs/>
+          <w:i/>
+          <w:iCs/>
+          <w:sz w:val="20"/>
+          <w:szCs w:val="20"/>
+        </w:rPr>
+        <w:t>indicated</w:t>
+      </w:r>
+      <w:proofErr w:type="spellEnd"/>
+      <w:r>
+        <w:rPr>
+          <w:rFonts w:ascii="Arial" w:hAnsi="Arial" w:cs="Arial"/>
+          <w:b/>
+          <w:bCs/>
+          <w:i/>
+          <w:iCs/>
+          <w:sz w:val="20"/>
+          <w:szCs w:val="20"/>
+        </w:rPr>
+        <w:t xml:space="preserve"> for </w:t>
+      </w:r>
+      <w:proofErr w:type="spellStart"/>
+      <w:r>
+        <w:rPr>
+          <w:rFonts w:ascii="Arial" w:hAnsi="Arial" w:cs="Arial"/>
+          <w:b/>
+          <w:bCs/>
+          <w:i/>
+          <w:iCs/>
+          <w:sz w:val="20"/>
+          <w:szCs w:val="20"/>
+        </w:rPr>
+        <w:t>alcohol</w:t>
+      </w:r>
+      <w:proofErr w:type="spellEnd"/>
+      <w:r>
+        <w:rPr>
+          <w:rFonts w:ascii="Arial" w:hAnsi="Arial" w:cs="Arial"/>
+          <w:b/>
+          <w:bCs/>
+          <w:i/>
+          <w:iCs/>
+          <w:sz w:val="20"/>
+          <w:szCs w:val="20"/>
+        </w:rPr>
+        <w:t xml:space="preserve"> use </w:t>
+      </w:r>
+      <w:proofErr w:type="spellStart"/>
+      <w:r>
+        <w:rPr>
+          <w:rFonts w:ascii="Arial" w:hAnsi="Arial" w:cs="Arial"/>
+          <w:b/>
+          <w:bCs/>
+          <w:i/>
+          <w:iCs/>
+          <w:sz w:val="20"/>
+          <w:szCs w:val="20"/>
+        </w:rPr>
+        <w:t>disorder</w:t>
+      </w:r>
+      <w:proofErr w:type="spellEnd"/>
+      <w:r>
+        <w:rPr>
+          <w:rFonts w:ascii="Arial" w:hAnsi="Arial" w:cs="Arial"/>
+          <w:b/>
+          <w:bCs/>
+          <w:i/>
+          <w:iCs/>
+          <w:sz w:val="20"/>
+          <w:szCs w:val="20"/>
+        </w:rPr>
+        <w:t>.</w:t>
+      </w:r>
+      <w:r>
+        <w:rPr>
+          <w:rFonts w:ascii="Arial" w:hAnsi="Arial" w:cs="Arial"/>
+          <w:sz w:val="20"/>
+          <w:szCs w:val="20"/>
+        </w:rPr>
+        <w:t> Scientific report</w:t>
       </w:r>
     </w:p>
     <w:p>
@@ -3828,6 +4097,191 @@
     <w:p>
       <w:pPr>
         <w:pStyle w:val="Paragraphedeliste"/>
+        <w:numPr>
+          <w:ilvl w:val="0"/>
+          <w:numId w:val="6"/>
+        </w:numPr>
+        <w:rPr>
+          <w:rFonts w:ascii="Arial" w:hAnsi="Arial" w:cs="Arial"/>
+          <w:sz w:val="20"/>
+          <w:szCs w:val="20"/>
+          <w:lang w:val="en-US"/>
+        </w:rPr>
+      </w:pPr>
+      <w:proofErr w:type="spellStart"/>
+      <w:r>
+        <w:rPr>
+          <w:rFonts w:ascii="Arial" w:hAnsi="Arial" w:cs="Arial"/>
+          <w:sz w:val="20"/>
+          <w:szCs w:val="20"/>
+          <w:lang w:val="en-US"/>
+        </w:rPr>
+        <w:t>Descatha</w:t>
+      </w:r>
+      <w:proofErr w:type="spellEnd"/>
+      <w:r>
+        <w:rPr>
+          <w:rFonts w:ascii="Arial" w:hAnsi="Arial" w:cs="Arial"/>
+          <w:sz w:val="20"/>
+          <w:szCs w:val="20"/>
+          <w:lang w:val="en-US"/>
+        </w:rPr>
+        <w:t xml:space="preserve"> A. et al. (2024). </w:t>
+      </w:r>
+      <w:r>
+        <w:rPr>
+          <w:rFonts w:ascii="Arial" w:hAnsi="Arial" w:cs="Arial"/>
+          <w:b/>
+          <w:bCs/>
+          <w:i/>
+          <w:iCs/>
+          <w:sz w:val="20"/>
+          <w:szCs w:val="20"/>
+          <w:lang w:val="en-US"/>
+        </w:rPr>
+        <w:t xml:space="preserve">Développement de matrices </w:t>
+      </w:r>
+      <w:proofErr w:type="spellStart"/>
+      <w:r>
+        <w:rPr>
+          <w:rFonts w:ascii="Arial" w:hAnsi="Arial" w:cs="Arial"/>
+          <w:b/>
+          <w:bCs/>
+          <w:i/>
+          <w:iCs/>
+          <w:sz w:val="20"/>
+          <w:szCs w:val="20"/>
+          <w:lang w:val="en-US"/>
+        </w:rPr>
+        <w:t>emplois</w:t>
+      </w:r>
+      <w:proofErr w:type="spellEnd"/>
+      <w:r>
+        <w:rPr>
+          <w:rFonts w:ascii="Arial" w:hAnsi="Arial" w:cs="Arial"/>
+          <w:b/>
+          <w:bCs/>
+          <w:i/>
+          <w:iCs/>
+          <w:sz w:val="20"/>
+          <w:szCs w:val="20"/>
+          <w:lang w:val="en-US"/>
+        </w:rPr>
+        <w:t xml:space="preserve">-expositions et </w:t>
+      </w:r>
+      <w:proofErr w:type="gramStart"/>
+      <w:r>
+        <w:rPr>
+          <w:rFonts w:ascii="Arial" w:hAnsi="Arial" w:cs="Arial"/>
+          <w:b/>
+          <w:bCs/>
+          <w:i/>
+          <w:iCs/>
+          <w:sz w:val="20"/>
+          <w:szCs w:val="20"/>
+          <w:lang w:val="en-US"/>
+        </w:rPr>
+        <w:t>validation :</w:t>
+      </w:r>
+      <w:proofErr w:type="gramEnd"/>
+      <w:r>
+        <w:rPr>
+          <w:rFonts w:ascii="Arial" w:hAnsi="Arial" w:cs="Arial"/>
+          <w:b/>
+          <w:bCs/>
+          <w:i/>
+          <w:iCs/>
+          <w:sz w:val="20"/>
+          <w:szCs w:val="20"/>
+          <w:lang w:val="en-US"/>
+        </w:rPr>
+        <w:t xml:space="preserve"> du concept à la pratique.</w:t>
+      </w:r>
+      <w:r>
+        <w:rPr>
+          <w:rFonts w:ascii="Arial" w:hAnsi="Arial" w:cs="Arial"/>
+          <w:sz w:val="20"/>
+          <w:szCs w:val="20"/>
+          <w:lang w:val="en-US"/>
+        </w:rPr>
+        <w:t xml:space="preserve"> </w:t>
+      </w:r>
+      <w:proofErr w:type="spellStart"/>
+      <w:r>
+        <w:rPr>
+          <w:rFonts w:ascii="Arial" w:hAnsi="Arial" w:cs="Arial"/>
+          <w:sz w:val="20"/>
+          <w:szCs w:val="20"/>
+          <w:lang w:val="en-US"/>
+        </w:rPr>
+        <w:t>Pathologie</w:t>
+      </w:r>
+      <w:proofErr w:type="spellEnd"/>
+      <w:r>
+        <w:rPr>
+          <w:rFonts w:ascii="Arial" w:hAnsi="Arial" w:cs="Arial"/>
+          <w:sz w:val="20"/>
+          <w:szCs w:val="20"/>
+          <w:lang w:val="en-US"/>
+        </w:rPr>
+        <w:t xml:space="preserve"> </w:t>
+      </w:r>
+      <w:proofErr w:type="spellStart"/>
+      <w:r>
+        <w:rPr>
+          <w:rFonts w:ascii="Arial" w:hAnsi="Arial" w:cs="Arial"/>
+          <w:sz w:val="20"/>
+          <w:szCs w:val="20"/>
+          <w:lang w:val="en-US"/>
+        </w:rPr>
+        <w:t>professionnelle</w:t>
+      </w:r>
+      <w:proofErr w:type="spellEnd"/>
+      <w:r>
+        <w:rPr>
+          <w:rFonts w:ascii="Arial" w:hAnsi="Arial" w:cs="Arial"/>
+          <w:sz w:val="20"/>
+          <w:szCs w:val="20"/>
+          <w:lang w:val="en-US"/>
+        </w:rPr>
+        <w:t xml:space="preserve"> et de </w:t>
+      </w:r>
+      <w:proofErr w:type="spellStart"/>
+      <w:r>
+        <w:rPr>
+          <w:rFonts w:ascii="Arial" w:hAnsi="Arial" w:cs="Arial"/>
+          <w:sz w:val="20"/>
+          <w:szCs w:val="20"/>
+          <w:lang w:val="en-US"/>
+        </w:rPr>
+        <w:t>l'environnement</w:t>
+      </w:r>
+      <w:proofErr w:type="spellEnd"/>
+      <w:r>
+        <w:rPr>
+          <w:rFonts w:ascii="Arial" w:hAnsi="Arial" w:cs="Arial"/>
+          <w:sz w:val="20"/>
+          <w:szCs w:val="20"/>
+          <w:lang w:val="en-US"/>
+        </w:rPr>
+        <w:t xml:space="preserve">, 1877-7856. </w:t>
+      </w:r>
+      <w:hyperlink r:id="rId25" w:history="1">
+        <w:r>
+          <w:rPr>
+            <w:rStyle w:val="Lienhypertexte"/>
+            <w:rFonts w:ascii="Arial" w:hAnsi="Arial" w:cs="Arial"/>
+            <w:sz w:val="20"/>
+            <w:szCs w:val="20"/>
+            <w:lang w:val="en-US"/>
+          </w:rPr>
+          <w:t>https://doi.org/10.1016/S1877-7856(24)48940-X</w:t>
+        </w:r>
+      </w:hyperlink>
+    </w:p>
+    <w:p>
+      <w:pPr>
+        <w:pStyle w:val="Paragraphedeliste"/>
         <w:ind w:left="360"/>
         <w:rPr>
           <w:rFonts w:ascii="Arial" w:hAnsi="Arial" w:cs="Arial"/>
@@ -4914,6 +5368,15 @@
         </w:rPr>
         <w:t>GLM, GEE</w:t>
       </w:r>
+      <w:r>
+        <w:rPr>
+          <w:rStyle w:val="agcmg"/>
+          <w:rFonts w:ascii="Arial" w:hAnsi="Arial" w:cs="Arial"/>
+          <w:sz w:val="20"/>
+          <w:szCs w:val="20"/>
+        </w:rPr>
+        <w:t>, MSM…</w:t>
+      </w:r>
     </w:p>
     <w:p>
       <w:pPr>
@@ -4946,7 +5409,25 @@
           <w:sz w:val="20"/>
           <w:szCs w:val="20"/>
         </w:rPr>
+        <w:t xml:space="preserve">analyses de </w:t>
+      </w:r>
+      <w:r>
+        <w:rPr>
+          <w:rStyle w:val="agcmg"/>
+          <w:rFonts w:ascii="Arial" w:hAnsi="Arial" w:cs="Arial"/>
+          <w:sz w:val="20"/>
+          <w:szCs w:val="20"/>
+        </w:rPr>
         <w:t>séquences</w:t>
+      </w:r>
+      <w:r>
+        <w:rPr>
+          <w:rStyle w:val="agcmg"/>
+          <w:rFonts w:ascii="Arial" w:hAnsi="Arial" w:cs="Arial"/>
+          <w:sz w:val="20"/>
+          <w:szCs w:val="20"/>
+        </w:rPr>
+        <w:t>, ITS, GBTM</w:t>
       </w:r>
       <w:r>
         <w:rPr>
@@ -4980,7 +5461,25 @@
           <w:sz w:val="20"/>
           <w:szCs w:val="20"/>
         </w:rPr>
-        <w:t xml:space="preserve">Emulation d’essais cliniques : </w:t>
+        <w:t>Emulation d’essais cliniques</w:t>
+      </w:r>
+      <w:r>
+        <w:rPr>
+          <w:rStyle w:val="agcmg"/>
+          <w:rFonts w:ascii="Arial" w:hAnsi="Arial" w:cs="Arial"/>
+          <w:sz w:val="20"/>
+          <w:szCs w:val="20"/>
+        </w:rPr>
+        <w:t xml:space="preserve"> (TTE)</w:t>
+      </w:r>
+      <w:r>
+        <w:rPr>
+          <w:rStyle w:val="agcmg"/>
+          <w:rFonts w:ascii="Arial" w:hAnsi="Arial" w:cs="Arial"/>
+          <w:sz w:val="20"/>
+          <w:szCs w:val="20"/>
+        </w:rPr>
+        <w:t xml:space="preserve"> : </w:t>
       </w:r>
       <w:r>
         <w:rPr>
@@ -5142,6 +5641,16 @@
         <w:t>sensibilité</w:t>
       </w:r>
       <w:proofErr w:type="spellEnd"/>
+      <w:r>
+        <w:rPr>
+          <w:rStyle w:val="agcmg"/>
+          <w:rFonts w:ascii="Arial" w:hAnsi="Arial" w:cs="Arial"/>
+          <w:sz w:val="20"/>
+          <w:szCs w:val="20"/>
+          <w:lang w:val="en-US"/>
+        </w:rPr>
+        <w:t>: E-value, NCO…</w:t>
+      </w:r>
     </w:p>
     <w:p>
       <w:pPr>
@@ -5308,6 +5817,31 @@
     </w:p>
     <w:p>
       <w:pPr>
+        <w:pStyle w:val="Paragraphedeliste"/>
+        <w:numPr>
+          <w:ilvl w:val="1"/>
+          <w:numId w:val="7"/>
+        </w:numPr>
+        <w:spacing w:after="0"/>
+        <w:rPr>
+          <w:rFonts w:ascii="Arial" w:hAnsi="Arial" w:cs="Arial"/>
+          <w:sz w:val="20"/>
+          <w:szCs w:val="20"/>
+          <w:lang w:val="en-US"/>
+        </w:rPr>
+      </w:pPr>
+      <w:r>
+        <w:rPr>
+          <w:rFonts w:ascii="Arial" w:hAnsi="Arial" w:cs="Arial"/>
+          <w:sz w:val="20"/>
+          <w:szCs w:val="20"/>
+          <w:lang w:val="en-US"/>
+        </w:rPr>
+        <w:t xml:space="preserve">Target Trial Emulation </w:t>
+      </w:r>
+    </w:p>
+    <w:p>
+      <w:pPr>
         <w:numPr>
           <w:ilvl w:val="0"/>
           <w:numId w:val="7"/>
@@ -5446,7 +5980,6 @@
           <w:lang w:eastAsia="fr-FR"/>
         </w:rPr>
       </w:pPr>
-      <w:proofErr w:type="gramStart"/>
       <w:r>
         <w:rPr>
           <w:rFonts w:ascii="Arial" w:eastAsia="Times New Roman" w:hAnsi="Arial" w:cs="Arial"/>
@@ -5456,7 +5989,6 @@
         </w:rPr>
         <w:t>Grandes base</w:t>
       </w:r>
-      <w:proofErr w:type="gramEnd"/>
       <w:r>
         <w:rPr>
           <w:rFonts w:ascii="Arial" w:eastAsia="Times New Roman" w:hAnsi="Arial" w:cs="Arial"/>
@@ -5464,7 +5996,34 @@
           <w:szCs w:val="20"/>
           <w:lang w:eastAsia="fr-FR"/>
         </w:rPr>
-        <w:t xml:space="preserve"> de données : SNDS, chainage… </w:t>
+        <w:t>s</w:t>
+      </w:r>
+      <w:r>
+        <w:rPr>
+          <w:rFonts w:ascii="Arial" w:eastAsia="Times New Roman" w:hAnsi="Arial" w:cs="Arial"/>
+          <w:sz w:val="20"/>
+          <w:szCs w:val="20"/>
+          <w:lang w:eastAsia="fr-FR"/>
+        </w:rPr>
+        <w:t xml:space="preserve"> de données : SNDS, </w:t>
+      </w:r>
+      <w:r>
+        <w:rPr>
+          <w:rFonts w:ascii="Arial" w:eastAsia="Times New Roman" w:hAnsi="Arial" w:cs="Arial"/>
+          <w:sz w:val="20"/>
+          <w:szCs w:val="20"/>
+          <w:lang w:eastAsia="fr-FR"/>
+        </w:rPr>
+        <w:t xml:space="preserve">BNDMR, </w:t>
+      </w:r>
+      <w:r>
+        <w:rPr>
+          <w:rFonts w:ascii="Arial" w:eastAsia="Times New Roman" w:hAnsi="Arial" w:cs="Arial"/>
+          <w:sz w:val="20"/>
+          <w:szCs w:val="20"/>
+          <w:lang w:eastAsia="fr-FR"/>
+        </w:rPr>
+        <w:t xml:space="preserve">chainage… </w:t>
       </w:r>
     </w:p>
     <w:p>
@@ -5500,7 +6059,16 @@
           <w:szCs w:val="20"/>
           <w:lang w:val="en-US" w:eastAsia="fr-FR"/>
         </w:rPr>
-        <w:t> :</w:t>
+        <w:t xml:space="preserve"> </w:t>
+      </w:r>
+      <w:r>
+        <w:rPr>
+          <w:rFonts w:ascii="Arial" w:eastAsia="Times New Roman" w:hAnsi="Arial" w:cs="Arial"/>
+          <w:sz w:val="20"/>
+          <w:szCs w:val="20"/>
+          <w:lang w:val="en-US" w:eastAsia="fr-FR"/>
+        </w:rPr>
+        <w:t>:</w:t>
       </w:r>
       <w:proofErr w:type="gramEnd"/>
       <w:r>
@@ -5632,6 +6200,15 @@
         <w:t>markdown</w:t>
       </w:r>
       <w:proofErr w:type="spellEnd"/>
+      <w:r>
+        <w:rPr>
+          <w:rFonts w:ascii="Arial" w:eastAsia="Times New Roman" w:hAnsi="Arial" w:cs="Arial"/>
+          <w:sz w:val="20"/>
+          <w:szCs w:val="20"/>
+          <w:lang w:eastAsia="fr-FR"/>
+        </w:rPr>
+        <w:t xml:space="preserve"> automatisés</w:t>
+      </w:r>
     </w:p>
     <w:p>
       <w:pPr>
@@ -8552,6 +9129,18 @@
     <w:basedOn w:val="Policepardfaut"/>
     <w:rsid w:val="000A0782"/>
   </w:style>
+  <w:style w:type="character" w:styleId="Mentionnonrsolue">
+    <w:name w:val="Unresolved Mention"/>
+    <w:basedOn w:val="Policepardfaut"/>
+    <w:uiPriority w:val="99"/>
+    <w:semiHidden/>
+    <w:unhideWhenUsed/>
+    <w:rsid w:val="00D64F5A"/>
+    <w:rPr>
+      <w:color w:val="605E5C"/>
+      <w:shd w:val="clear" w:color="auto" w:fill="E1DFDD"/>
+    </w:rPr>
+  </w:style>
 </w:styles>
 </file>
 

--- a/CV.docx
+++ b/CV.docx
@@ -1,6 +1,6 @@
 
 <file path=word/document.xml><?xml version="1.0" encoding="utf-8"?>
-<w:document xmlns:wpc="http://schemas.microsoft.com/office/word/2010/wordprocessingCanvas" xmlns:cx="http://schemas.microsoft.com/office/drawing/2014/chartex" xmlns:cx1="http://schemas.microsoft.com/office/drawing/2015/9/8/chartex" xmlns:cx2="http://schemas.microsoft.com/office/drawing/2015/10/21/chartex" xmlns:cx3="http://schemas.microsoft.com/office/drawing/2016/5/9/chartex" xmlns:cx4="http://schemas.microsoft.com/office/drawing/2016/5/10/chartex" xmlns:cx5="http://schemas.microsoft.com/office/drawing/2016/5/11/chartex" xmlns:cx6="http://schemas.microsoft.com/office/drawing/2016/5/12/chartex" xmlns:cx7="http://schemas.microsoft.com/office/drawing/2016/5/13/chartex" xmlns:cx8="http://schemas.microsoft.com/office/drawing/2016/5/14/chartex" xmlns:mc="http://schemas.openxmlformats.org/markup-compatibility/2006" xmlns:aink="http://schemas.microsoft.com/office/drawing/2016/ink" xmlns:am3d="http://schemas.microsoft.com/office/drawing/2017/model3d" xmlns:o="urn:schemas-microsoft-com:office:office" xmlns:oel="http://schemas.microsoft.com/office/2019/extlst" xmlns:r="http://schemas.openxmlformats.org/officeDocument/2006/relationships" xmlns:m="http://schemas.openxmlformats.org/officeDocument/2006/math" xmlns:v="urn:schemas-microsoft-com:vml" xmlns:wp14="http://schemas.microsoft.com/office/word/2010/wordprocessingDrawing" xmlns:wp="http://schemas.openxmlformats.org/drawingml/2006/wordprocessingDrawing" xmlns:w10="urn:schemas-microsoft-com:office:word" xmlns:w="http://schemas.openxmlformats.org/wordprocessingml/2006/main" xmlns:w14="http://schemas.microsoft.com/office/word/2010/wordml" xmlns:w15="http://schemas.microsoft.com/office/word/2012/wordml" xmlns:w16cex="http://schemas.microsoft.com/office/word/2018/wordml/cex" xmlns:w16cid="http://schemas.microsoft.com/office/word/2016/wordml/cid" xmlns:w16="http://schemas.microsoft.com/office/word/2018/wordml" xmlns:w16du="http://schemas.microsoft.com/office/word/2023/wordml/word16du" xmlns:w16sdtdh="http://schemas.microsoft.com/office/word/2020/wordml/sdtdatahash" xmlns:w16sdtfl="http://schemas.microsoft.com/office/word/2024/wordml/sdtformatlock" xmlns:w16se="http://schemas.microsoft.com/office/word/2015/wordml/symex" xmlns:wpg="http://schemas.microsoft.com/office/word/2010/wordprocessingGroup" xmlns:wpi="http://schemas.microsoft.com/office/word/2010/wordprocessingInk" xmlns:wne="http://schemas.microsoft.com/office/word/2006/wordml" xmlns:wps="http://schemas.microsoft.com/office/word/2010/wordprocessingShape" mc:Ignorable="w14 w15 w16se w16cid w16 w16cex w16sdtdh w16sdtfl w16du wp14">
+<w:document xmlns:wpc="http://schemas.microsoft.com/office/word/2010/wordprocessingCanvas" xmlns:mc="http://schemas.openxmlformats.org/markup-compatibility/2006" xmlns:o="urn:schemas-microsoft-com:office:office" xmlns:r="http://schemas.openxmlformats.org/officeDocument/2006/relationships" xmlns:m="http://schemas.openxmlformats.org/officeDocument/2006/math" xmlns:v="urn:schemas-microsoft-com:vml" xmlns:wp14="http://schemas.microsoft.com/office/word/2010/wordprocessingDrawing" xmlns:wp="http://schemas.openxmlformats.org/drawingml/2006/wordprocessingDrawing" xmlns:w10="urn:schemas-microsoft-com:office:word" xmlns:w="http://schemas.openxmlformats.org/wordprocessingml/2006/main" xmlns:w14="http://schemas.microsoft.com/office/word/2010/wordml" xmlns:w15="http://schemas.microsoft.com/office/word/2012/wordml" xmlns:wpg="http://schemas.microsoft.com/office/word/2010/wordprocessingGroup" xmlns:wpi="http://schemas.microsoft.com/office/word/2010/wordprocessingInk" xmlns:wne="http://schemas.microsoft.com/office/word/2006/wordml" xmlns:wps="http://schemas.microsoft.com/office/word/2010/wordprocessingShape" mc:Ignorable="w14 w15 wp14">
   <w:body>
     <w:p>
       <w:pPr>
@@ -32,7 +32,6 @@
           <w:lang w:val="en-US"/>
         </w:rPr>
       </w:pPr>
-      <w:proofErr w:type="spellStart"/>
       <w:r>
         <w:rPr>
           <w:rFonts w:ascii="Arial" w:hAnsi="Arial" w:cs="Arial"/>
@@ -42,7 +41,6 @@
         </w:rPr>
         <w:t>Biostatisticien</w:t>
       </w:r>
-      <w:proofErr w:type="spellEnd"/>
     </w:p>
     <w:p>
       <w:pPr>
@@ -91,7 +89,7 @@
                           <a14:useLocalDpi xmlns:a14="http://schemas.microsoft.com/office/drawing/2010/main" val="0"/>
                         </a:ext>
                         <a:ext uri="{96DAC541-7B7A-43D3-8B79-37D633B846F1}">
-                          <asvg:svgBlip xmlns:asvg="http://schemas.microsoft.com/office/drawing/2016/SVG/main" r:embed="rId8"/>
+                          <asvg:svgBlip xmlns:asvg="http://schemas.microsoft.com/office/drawing/2016/SVG/main" xmlns:w16se="http://schemas.microsoft.com/office/word/2015/wordml/symex" xmlns:w16sdtfl="http://schemas.microsoft.com/office/word/2024/wordml/sdtformatlock" xmlns:w16sdtdh="http://schemas.microsoft.com/office/word/2020/wordml/sdtdatahash" xmlns:w16du="http://schemas.microsoft.com/office/word/2023/wordml/word16du" xmlns:w16="http://schemas.microsoft.com/office/word/2018/wordml" xmlns:w16cid="http://schemas.microsoft.com/office/word/2016/wordml/cid" xmlns:w16cex="http://schemas.microsoft.com/office/word/2018/wordml/cex" xmlns:w="http://schemas.openxmlformats.org/wordprocessingml/2006/main" xmlns:w10="urn:schemas-microsoft-com:office:word" xmlns:v="urn:schemas-microsoft-com:vml" xmlns:oel="http://schemas.microsoft.com/office/2019/extlst" xmlns:o="urn:schemas-microsoft-com:office:office" xmlns:am3d="http://schemas.microsoft.com/office/drawing/2017/model3d" xmlns:aink="http://schemas.microsoft.com/office/drawing/2016/ink" xmlns:cx8="http://schemas.microsoft.com/office/drawing/2016/5/14/chartex" xmlns:cx7="http://schemas.microsoft.com/office/drawing/2016/5/13/chartex" xmlns:cx6="http://schemas.microsoft.com/office/drawing/2016/5/12/chartex" xmlns:cx5="http://schemas.microsoft.com/office/drawing/2016/5/11/chartex" xmlns:cx4="http://schemas.microsoft.com/office/drawing/2016/5/10/chartex" xmlns:cx3="http://schemas.microsoft.com/office/drawing/2016/5/9/chartex" xmlns:cx2="http://schemas.microsoft.com/office/drawing/2015/10/21/chartex" xmlns:cx1="http://schemas.microsoft.com/office/drawing/2015/9/8/chartex" xmlns:cx="http://schemas.microsoft.com/office/drawing/2014/chartex" xmlns="" r:embed="rId8"/>
                         </a:ext>
                       </a:extLst>
                     </a:blip>
@@ -153,7 +151,7 @@
                           <a14:useLocalDpi xmlns:a14="http://schemas.microsoft.com/office/drawing/2010/main" val="0"/>
                         </a:ext>
                         <a:ext uri="{96DAC541-7B7A-43D3-8B79-37D633B846F1}">
-                          <asvg:svgBlip xmlns:asvg="http://schemas.microsoft.com/office/drawing/2016/SVG/main" r:embed="rId10"/>
+                          <asvg:svgBlip xmlns:asvg="http://schemas.microsoft.com/office/drawing/2016/SVG/main" xmlns:w16se="http://schemas.microsoft.com/office/word/2015/wordml/symex" xmlns:w16sdtfl="http://schemas.microsoft.com/office/word/2024/wordml/sdtformatlock" xmlns:w16sdtdh="http://schemas.microsoft.com/office/word/2020/wordml/sdtdatahash" xmlns:w16du="http://schemas.microsoft.com/office/word/2023/wordml/word16du" xmlns:w16="http://schemas.microsoft.com/office/word/2018/wordml" xmlns:w16cid="http://schemas.microsoft.com/office/word/2016/wordml/cid" xmlns:w16cex="http://schemas.microsoft.com/office/word/2018/wordml/cex" xmlns:w="http://schemas.openxmlformats.org/wordprocessingml/2006/main" xmlns:w10="urn:schemas-microsoft-com:office:word" xmlns:v="urn:schemas-microsoft-com:vml" xmlns:oel="http://schemas.microsoft.com/office/2019/extlst" xmlns:o="urn:schemas-microsoft-com:office:office" xmlns:am3d="http://schemas.microsoft.com/office/drawing/2017/model3d" xmlns:aink="http://schemas.microsoft.com/office/drawing/2016/ink" xmlns:cx8="http://schemas.microsoft.com/office/drawing/2016/5/14/chartex" xmlns:cx7="http://schemas.microsoft.com/office/drawing/2016/5/13/chartex" xmlns:cx6="http://schemas.microsoft.com/office/drawing/2016/5/12/chartex" xmlns:cx5="http://schemas.microsoft.com/office/drawing/2016/5/11/chartex" xmlns:cx4="http://schemas.microsoft.com/office/drawing/2016/5/10/chartex" xmlns:cx3="http://schemas.microsoft.com/office/drawing/2016/5/9/chartex" xmlns:cx2="http://schemas.microsoft.com/office/drawing/2015/10/21/chartex" xmlns:cx1="http://schemas.microsoft.com/office/drawing/2015/9/8/chartex" xmlns:cx="http://schemas.microsoft.com/office/drawing/2014/chartex" xmlns="" r:embed="rId10"/>
                         </a:ext>
                       </a:extLst>
                     </a:blip>
@@ -221,7 +219,7 @@
                           <a14:useLocalDpi xmlns:a14="http://schemas.microsoft.com/office/drawing/2010/main" val="0"/>
                         </a:ext>
                         <a:ext uri="{96DAC541-7B7A-43D3-8B79-37D633B846F1}">
-                          <asvg:svgBlip xmlns:asvg="http://schemas.microsoft.com/office/drawing/2016/SVG/main" r:embed="rId12"/>
+                          <asvg:svgBlip xmlns:asvg="http://schemas.microsoft.com/office/drawing/2016/SVG/main" xmlns:w16se="http://schemas.microsoft.com/office/word/2015/wordml/symex" xmlns:w16sdtfl="http://schemas.microsoft.com/office/word/2024/wordml/sdtformatlock" xmlns:w16sdtdh="http://schemas.microsoft.com/office/word/2020/wordml/sdtdatahash" xmlns:w16du="http://schemas.microsoft.com/office/word/2023/wordml/word16du" xmlns:w16="http://schemas.microsoft.com/office/word/2018/wordml" xmlns:w16cid="http://schemas.microsoft.com/office/word/2016/wordml/cid" xmlns:w16cex="http://schemas.microsoft.com/office/word/2018/wordml/cex" xmlns:w="http://schemas.openxmlformats.org/wordprocessingml/2006/main" xmlns:w10="urn:schemas-microsoft-com:office:word" xmlns:v="urn:schemas-microsoft-com:vml" xmlns:oel="http://schemas.microsoft.com/office/2019/extlst" xmlns:o="urn:schemas-microsoft-com:office:office" xmlns:am3d="http://schemas.microsoft.com/office/drawing/2017/model3d" xmlns:aink="http://schemas.microsoft.com/office/drawing/2016/ink" xmlns:cx8="http://schemas.microsoft.com/office/drawing/2016/5/14/chartex" xmlns:cx7="http://schemas.microsoft.com/office/drawing/2016/5/13/chartex" xmlns:cx6="http://schemas.microsoft.com/office/drawing/2016/5/12/chartex" xmlns:cx5="http://schemas.microsoft.com/office/drawing/2016/5/11/chartex" xmlns:cx4="http://schemas.microsoft.com/office/drawing/2016/5/10/chartex" xmlns:cx3="http://schemas.microsoft.com/office/drawing/2016/5/9/chartex" xmlns:cx2="http://schemas.microsoft.com/office/drawing/2015/10/21/chartex" xmlns:cx1="http://schemas.microsoft.com/office/drawing/2015/9/8/chartex" xmlns:cx="http://schemas.microsoft.com/office/drawing/2014/chartex" xmlns="" r:embed="rId12"/>
                         </a:ext>
                       </a:extLst>
                     </a:blip>
@@ -538,7 +536,6 @@
           <w:rFonts w:ascii="Arial" w:hAnsi="Arial" w:cs="Arial"/>
           <w:sz w:val="20"/>
           <w:szCs w:val="24"/>
-          <w:lang w:val="en-US"/>
         </w:rPr>
       </w:pPr>
       <w:r>
@@ -569,25 +566,21 @@
         <w:t xml:space="preserve">    </w:t>
       </w:r>
       <w:hyperlink r:id="rId17" w:history="1">
-        <w:proofErr w:type="spellStart"/>
         <w:r>
           <w:rPr>
             <w:rStyle w:val="Lienhypertexte"/>
             <w:rFonts w:ascii="Arial" w:hAnsi="Arial" w:cs="Arial"/>
             <w:sz w:val="20"/>
             <w:szCs w:val="24"/>
-            <w:lang w:val="en-US"/>
           </w:rPr>
           <w:t>hugo-marthinet</w:t>
         </w:r>
-        <w:proofErr w:type="spellEnd"/>
       </w:hyperlink>
       <w:r>
         <w:rPr>
           <w:rFonts w:ascii="Arial" w:hAnsi="Arial" w:cs="Arial"/>
           <w:sz w:val="20"/>
           <w:szCs w:val="24"/>
-          <w:lang w:val="en-US"/>
         </w:rPr>
         <w:t xml:space="preserve">   </w:t>
       </w:r>
@@ -596,7 +589,6 @@
           <w:rFonts w:ascii="Arial" w:hAnsi="Arial" w:cs="Arial"/>
           <w:sz w:val="20"/>
           <w:szCs w:val="24"/>
-          <w:lang w:val="en-US"/>
         </w:rPr>
         <w:t xml:space="preserve"> </w:t>
       </w:r>
@@ -605,58 +597,38 @@
           <w:rFonts w:ascii="Arial" w:hAnsi="Arial" w:cs="Arial"/>
           <w:sz w:val="20"/>
           <w:szCs w:val="24"/>
-          <w:lang w:val="en-US"/>
         </w:rPr>
         <w:t xml:space="preserve">      </w:t>
       </w:r>
       <w:hyperlink r:id="rId18" w:history="1">
-        <w:proofErr w:type="spellStart"/>
         <w:r>
           <w:rPr>
             <w:rStyle w:val="Lienhypertexte"/>
             <w:rFonts w:ascii="Arial" w:hAnsi="Arial" w:cs="Arial"/>
             <w:sz w:val="20"/>
             <w:szCs w:val="24"/>
-            <w:lang w:val="en-US"/>
           </w:rPr>
           <w:t>HugoMrth</w:t>
         </w:r>
-        <w:proofErr w:type="spellEnd"/>
       </w:hyperlink>
       <w:r>
         <w:rPr>
           <w:sz w:val="18"/>
-          <w:lang w:val="en-US"/>
         </w:rPr>
         <w:t xml:space="preserve">       </w:t>
       </w:r>
-      <w:proofErr w:type="gramStart"/>
       <w:r>
         <w:rPr>
           <w:rFonts w:ascii="Arial" w:hAnsi="Arial" w:cs="Arial"/>
           <w:sz w:val="20"/>
           <w:szCs w:val="24"/>
-          <w:lang w:val="en-US"/>
-        </w:rPr>
-        <w:t>ORCID :</w:t>
-      </w:r>
-      <w:proofErr w:type="gramEnd"/>
-      <w:r>
-        <w:rPr>
-          <w:rFonts w:ascii="Arial" w:hAnsi="Arial" w:cs="Arial"/>
-          <w:sz w:val="20"/>
-          <w:szCs w:val="24"/>
-          <w:lang w:val="en-US"/>
-        </w:rPr>
-        <w:t xml:space="preserve"> 0009-0000-5965-3514</w:t>
+        </w:rPr>
+        <w:t>ORCID : 0009-0000-5965-3514</w:t>
       </w:r>
     </w:p>
     <w:p>
       <w:pPr>
         <w:jc w:val="center"/>
-        <w:rPr>
-          <w:lang w:val="en-US"/>
-        </w:rPr>
       </w:pPr>
     </w:p>
     <w:p>
@@ -732,7 +704,6 @@
           <w:bCs/>
         </w:rPr>
       </w:pPr>
-      <w:proofErr w:type="spellStart"/>
       <w:r>
         <w:rPr>
           <w:rStyle w:val="t-14"/>
@@ -742,7 +713,6 @@
         </w:rPr>
         <w:t>Epimentis</w:t>
       </w:r>
-      <w:proofErr w:type="spellEnd"/>
     </w:p>
     <w:p>
       <w:pPr>
@@ -759,43 +729,7 @@
           <w:sz w:val="20"/>
           <w:szCs w:val="20"/>
         </w:rPr>
-        <w:t xml:space="preserve">Biostatisticien – Data </w:t>
-      </w:r>
-      <w:proofErr w:type="spellStart"/>
-      <w:r>
-        <w:rPr>
-          <w:rFonts w:ascii="Arial" w:hAnsi="Arial" w:cs="Arial"/>
-          <w:sz w:val="20"/>
-          <w:szCs w:val="20"/>
-        </w:rPr>
-        <w:t>Analyst</w:t>
-      </w:r>
-      <w:proofErr w:type="spellEnd"/>
-      <w:r>
-        <w:rPr>
-          <w:rFonts w:ascii="Arial" w:hAnsi="Arial" w:cs="Arial"/>
-          <w:sz w:val="20"/>
-          <w:szCs w:val="20"/>
-        </w:rPr>
-        <w:t xml:space="preserve">                                                                                                   </w:t>
-      </w:r>
-      <w:proofErr w:type="gramStart"/>
-      <w:r>
-        <w:rPr>
-          <w:rFonts w:ascii="Arial" w:hAnsi="Arial" w:cs="Arial"/>
-          <w:sz w:val="20"/>
-          <w:szCs w:val="20"/>
-        </w:rPr>
-        <w:t>Février</w:t>
-      </w:r>
-      <w:proofErr w:type="gramEnd"/>
-      <w:r>
-        <w:rPr>
-          <w:rFonts w:ascii="Arial" w:hAnsi="Arial" w:cs="Arial"/>
-          <w:sz w:val="20"/>
-          <w:szCs w:val="20"/>
-        </w:rPr>
-        <w:t xml:space="preserve"> 2026</w:t>
+        <w:t>Biostatisticien – Data Analyst                                                                                                   Février 2026</w:t>
       </w:r>
       <w:r>
         <w:rPr>
@@ -976,7 +910,6 @@
           <w:lang w:val="en-US"/>
         </w:rPr>
       </w:pPr>
-      <w:proofErr w:type="spellStart"/>
       <w:r>
         <w:rPr>
           <w:rStyle w:val="t-14"/>
@@ -985,87 +918,16 @@
           <w:bCs/>
           <w:lang w:val="en-US"/>
         </w:rPr>
-        <w:t>Laboratoire</w:t>
-      </w:r>
-      <w:proofErr w:type="spellEnd"/>
-      <w:r>
-        <w:rPr>
-          <w:rStyle w:val="t-14"/>
-          <w:rFonts w:ascii="Arial" w:hAnsi="Arial" w:cs="Arial"/>
-          <w:b/>
-          <w:bCs/>
-          <w:lang w:val="en-US"/>
-        </w:rPr>
-        <w:t xml:space="preserve"> RESHAPE </w:t>
-      </w:r>
-      <w:r>
-        <w:rPr>
-          <w:rFonts w:ascii="Arial" w:hAnsi="Arial" w:cs="Arial"/>
-          <w:b/>
-          <w:bCs/>
-          <w:lang w:val="en-US"/>
-        </w:rPr>
-        <w:t>(</w:t>
-      </w:r>
-      <w:proofErr w:type="spellStart"/>
-      <w:r>
-        <w:rPr>
-          <w:rFonts w:ascii="Arial" w:hAnsi="Arial" w:cs="Arial"/>
-          <w:b/>
-          <w:bCs/>
-          <w:lang w:val="en-US"/>
-        </w:rPr>
-        <w:t>RESearch</w:t>
-      </w:r>
-      <w:proofErr w:type="spellEnd"/>
-      <w:r>
-        <w:rPr>
-          <w:rFonts w:ascii="Arial" w:hAnsi="Arial" w:cs="Arial"/>
-          <w:b/>
-          <w:bCs/>
-          <w:lang w:val="en-US"/>
-        </w:rPr>
-        <w:t xml:space="preserve"> on </w:t>
-      </w:r>
-      <w:proofErr w:type="spellStart"/>
-      <w:r>
-        <w:rPr>
-          <w:rFonts w:ascii="Arial" w:hAnsi="Arial" w:cs="Arial"/>
-          <w:b/>
-          <w:bCs/>
-          <w:lang w:val="en-US"/>
-        </w:rPr>
-        <w:t>HealthcAre</w:t>
-      </w:r>
-      <w:proofErr w:type="spellEnd"/>
-      <w:r>
-        <w:rPr>
-          <w:rFonts w:ascii="Arial" w:hAnsi="Arial" w:cs="Arial"/>
-          <w:b/>
-          <w:bCs/>
-          <w:lang w:val="en-US"/>
-        </w:rPr>
-        <w:t xml:space="preserve"> </w:t>
-      </w:r>
-      <w:proofErr w:type="spellStart"/>
-      <w:r>
-        <w:rPr>
-          <w:rFonts w:ascii="Arial" w:hAnsi="Arial" w:cs="Arial"/>
-          <w:b/>
-          <w:bCs/>
-          <w:lang w:val="en-US"/>
-        </w:rPr>
-        <w:t>PErformance</w:t>
-      </w:r>
-      <w:proofErr w:type="spellEnd"/>
-      <w:r>
-        <w:rPr>
-          <w:rFonts w:ascii="Arial" w:hAnsi="Arial" w:cs="Arial"/>
-          <w:b/>
-          <w:bCs/>
-          <w:lang w:val="en-US"/>
-        </w:rPr>
-        <w:t>) – U1290 Inserm-UCBL</w:t>
+        <w:t xml:space="preserve">Laboratoire RESHAPE </w:t>
+      </w:r>
+      <w:r>
+        <w:rPr>
+          <w:rFonts w:ascii="Arial" w:hAnsi="Arial" w:cs="Arial"/>
+          <w:b/>
+          <w:bCs/>
+          <w:lang w:val="en-US"/>
+        </w:rPr>
+        <w:t>(RESearch on HealthcAre PErformance) – U1290 Inserm-UCBL</w:t>
       </w:r>
     </w:p>
     <w:p>
@@ -1115,33 +977,15 @@
           <w:sz w:val="20"/>
           <w:szCs w:val="20"/>
         </w:rPr>
-        <w:t xml:space="preserve">  </w:t>
-      </w:r>
-      <w:proofErr w:type="gramStart"/>
-      <w:r>
-        <w:rPr>
-          <w:rFonts w:ascii="Arial" w:hAnsi="Arial" w:cs="Arial"/>
-          <w:sz w:val="20"/>
-          <w:szCs w:val="20"/>
-        </w:rPr>
-        <w:t>J</w:t>
-      </w:r>
-      <w:r>
-        <w:rPr>
-          <w:rFonts w:ascii="Arial" w:hAnsi="Arial" w:cs="Arial"/>
-          <w:sz w:val="20"/>
-          <w:szCs w:val="20"/>
-        </w:rPr>
-        <w:t>uin</w:t>
-      </w:r>
-      <w:proofErr w:type="gramEnd"/>
-      <w:r>
-        <w:rPr>
-          <w:rFonts w:ascii="Arial" w:hAnsi="Arial" w:cs="Arial"/>
-          <w:sz w:val="20"/>
-          <w:szCs w:val="20"/>
-        </w:rPr>
-        <w:t xml:space="preserve"> </w:t>
+        <w:t xml:space="preserve">  J</w:t>
+      </w:r>
+      <w:r>
+        <w:rPr>
+          <w:rFonts w:ascii="Arial" w:hAnsi="Arial" w:cs="Arial"/>
+          <w:sz w:val="20"/>
+          <w:szCs w:val="20"/>
+        </w:rPr>
+        <w:t xml:space="preserve">uin </w:t>
       </w:r>
       <w:r>
         <w:rPr>
@@ -1741,7 +1585,6 @@
         </w:rPr>
         <w:t xml:space="preserve">                             </w:t>
       </w:r>
-      <w:proofErr w:type="gramStart"/>
       <w:r>
         <w:rPr>
           <w:rStyle w:val="pvs-entitycaption-wrapper"/>
@@ -1769,7 +1612,6 @@
         </w:rPr>
         <w:t>il</w:t>
       </w:r>
-      <w:proofErr w:type="gramEnd"/>
       <w:r>
         <w:rPr>
           <w:rStyle w:val="pvs-entitycaption-wrapper"/>
@@ -1788,7 +1630,6 @@
         </w:rPr>
         <w:t xml:space="preserve">uin 2017, </w:t>
       </w:r>
-      <w:proofErr w:type="spellStart"/>
       <w:r>
         <w:rPr>
           <w:rStyle w:val="pvs-entitycaption-wrapper"/>
@@ -1816,7 +1657,6 @@
         </w:rPr>
         <w:t>let</w:t>
       </w:r>
-      <w:proofErr w:type="spellEnd"/>
       <w:r>
         <w:rPr>
           <w:rStyle w:val="pvs-entitycaption-wrapper"/>
@@ -2021,25 +1861,7 @@
           <w:sz w:val="20"/>
           <w:szCs w:val="20"/>
         </w:rPr>
-        <w:t xml:space="preserve">Réserviste spécialiste – Expert Haut Niveau Statistique                                                        </w:t>
-      </w:r>
-      <w:proofErr w:type="gramStart"/>
-      <w:r>
-        <w:rPr>
-          <w:rFonts w:ascii="Arial" w:hAnsi="Arial" w:cs="Arial"/>
-          <w:sz w:val="20"/>
-          <w:szCs w:val="20"/>
-        </w:rPr>
-        <w:t>Octobre</w:t>
-      </w:r>
-      <w:proofErr w:type="gramEnd"/>
-      <w:r>
-        <w:rPr>
-          <w:rFonts w:ascii="Arial" w:hAnsi="Arial" w:cs="Arial"/>
-          <w:sz w:val="20"/>
-          <w:szCs w:val="20"/>
-        </w:rPr>
-        <w:t xml:space="preserve"> 2025</w:t>
+        <w:t>Réserviste spécialiste – Expert Haut Niveau Statistique                                                        Octobre 2025</w:t>
       </w:r>
       <w:r>
         <w:rPr>
@@ -2183,35 +2005,15 @@
           <w:sz w:val="20"/>
           <w:szCs w:val="20"/>
         </w:rPr>
-        <w:t xml:space="preserve"> (</w:t>
-      </w:r>
-      <w:proofErr w:type="gramStart"/>
-      <w:r>
-        <w:rPr>
-          <w:rFonts w:ascii="Arial" w:hAnsi="Arial" w:cs="Arial"/>
-          <w:b/>
-          <w:bCs/>
-          <w:sz w:val="20"/>
-          <w:szCs w:val="20"/>
-        </w:rPr>
-        <w:t>SSD)</w:t>
-      </w:r>
-      <w:r>
-        <w:rPr>
-          <w:rFonts w:ascii="Arial" w:hAnsi="Arial" w:cs="Arial"/>
-          <w:sz w:val="20"/>
-          <w:szCs w:val="20"/>
-        </w:rPr>
-        <w:t xml:space="preserve">   </w:t>
-      </w:r>
-      <w:proofErr w:type="gramEnd"/>
-      <w:r>
-        <w:rPr>
-          <w:rFonts w:ascii="Arial" w:hAnsi="Arial" w:cs="Arial"/>
-          <w:sz w:val="20"/>
-          <w:szCs w:val="20"/>
-        </w:rPr>
-        <w:t xml:space="preserve">                               </w:t>
+        <w:t xml:space="preserve"> (SSD)</w:t>
+      </w:r>
+      <w:r>
+        <w:rPr>
+          <w:rFonts w:ascii="Arial" w:hAnsi="Arial" w:cs="Arial"/>
+          <w:sz w:val="20"/>
+          <w:szCs w:val="20"/>
+        </w:rPr>
+        <w:t xml:space="preserve">                                  </w:t>
       </w:r>
       <w:r>
         <w:rPr>
@@ -2366,16 +2168,7 @@
           <w:bCs/>
           <w:sz w:val="20"/>
         </w:rPr>
-        <w:t xml:space="preserve">(5 </w:t>
-      </w:r>
-      <w:proofErr w:type="gramStart"/>
-      <w:r>
-        <w:rPr>
-          <w:rFonts w:ascii="Arial" w:hAnsi="Arial" w:cs="Arial"/>
-          <w:bCs/>
-          <w:sz w:val="20"/>
-        </w:rPr>
-        <w:t>jours)</w:t>
+        <w:t>(5 jours)</w:t>
       </w:r>
       <w:r>
         <w:rPr>
@@ -2394,9 +2187,8 @@
           <w:sz w:val="18"/>
           <w:szCs w:val="20"/>
         </w:rPr>
-        <w:t xml:space="preserve">  </w:t>
-      </w:r>
-      <w:proofErr w:type="gramEnd"/>
+        <w:t xml:space="preserve">   </w:t>
+      </w:r>
       <w:r>
         <w:rPr>
           <w:rFonts w:ascii="Arial" w:hAnsi="Arial" w:cs="Arial"/>
@@ -2405,16 +2197,6 @@
           <w:sz w:val="18"/>
           <w:szCs w:val="20"/>
         </w:rPr>
-        <w:t xml:space="preserve"> </w:t>
-      </w:r>
-      <w:r>
-        <w:rPr>
-          <w:rFonts w:ascii="Arial" w:hAnsi="Arial" w:cs="Arial"/>
-          <w:b/>
-          <w:bCs/>
-          <w:sz w:val="18"/>
-          <w:szCs w:val="20"/>
-        </w:rPr>
         <w:t xml:space="preserve">                </w:t>
       </w:r>
       <w:r>
@@ -2434,7 +2216,6 @@
         </w:rPr>
         <w:t xml:space="preserve"> – </w:t>
       </w:r>
-      <w:proofErr w:type="spellStart"/>
       <w:r>
         <w:rPr>
           <w:rFonts w:ascii="Arial" w:hAnsi="Arial" w:cs="Arial"/>
@@ -2459,7 +2240,6 @@
         </w:rPr>
         <w:t>c</w:t>
       </w:r>
-      <w:proofErr w:type="spellEnd"/>
       <w:r>
         <w:rPr>
           <w:rFonts w:ascii="Arial" w:hAnsi="Arial" w:cs="Arial"/>
@@ -2656,27 +2436,7 @@
           <w:sz w:val="20"/>
           <w:lang w:val="en-US"/>
         </w:rPr>
-        <w:t xml:space="preserve">0,5 </w:t>
-      </w:r>
-      <w:proofErr w:type="gramStart"/>
-      <w:r>
-        <w:rPr>
-          <w:rFonts w:ascii="Arial" w:hAnsi="Arial" w:cs="Arial"/>
-          <w:bCs/>
-          <w:sz w:val="20"/>
-          <w:lang w:val="en-US"/>
-        </w:rPr>
-        <w:t xml:space="preserve">jour)   </w:t>
-      </w:r>
-      <w:proofErr w:type="gramEnd"/>
-      <w:r>
-        <w:rPr>
-          <w:rFonts w:ascii="Arial" w:hAnsi="Arial" w:cs="Arial"/>
-          <w:bCs/>
-          <w:sz w:val="20"/>
-          <w:lang w:val="en-US"/>
-        </w:rPr>
-        <w:t xml:space="preserve">   </w:t>
+        <w:t xml:space="preserve">0,5 jour)      </w:t>
       </w:r>
       <w:r>
         <w:rPr>
@@ -2712,24 +2472,327 @@
           <w:sz w:val="20"/>
           <w:lang w:val="en-US"/>
         </w:rPr>
+        <w:t>– Ao</w:t>
+      </w:r>
+      <w:r>
+        <w:rPr>
+          <w:rFonts w:ascii="Arial" w:hAnsi="Arial" w:cs="Arial"/>
+          <w:bCs/>
+          <w:sz w:val="20"/>
+          <w:lang w:val="en-US"/>
+        </w:rPr>
+        <w:t>û</w:t>
+      </w:r>
+      <w:r>
+        <w:rPr>
+          <w:rFonts w:ascii="Arial" w:hAnsi="Arial" w:cs="Arial"/>
+          <w:bCs/>
+          <w:sz w:val="20"/>
+          <w:lang w:val="en-US"/>
+        </w:rPr>
+        <w:t>t 202</w:t>
+      </w:r>
+      <w:r>
+        <w:rPr>
+          <w:rFonts w:ascii="Arial" w:hAnsi="Arial" w:cs="Arial"/>
+          <w:bCs/>
+          <w:sz w:val="20"/>
+          <w:lang w:val="en-US"/>
+        </w:rPr>
+        <w:t>6</w:t>
+      </w:r>
+    </w:p>
+    <w:p>
+      <w:pPr>
+        <w:spacing w:after="0"/>
+        <w:rPr>
+          <w:rFonts w:ascii="Arial" w:hAnsi="Arial" w:cs="Arial"/>
+          <w:bCs/>
+          <w:sz w:val="20"/>
+          <w:lang w:val="en-US"/>
+        </w:rPr>
+      </w:pPr>
+      <w:r>
+        <w:rPr>
+          <w:rFonts w:ascii="Arial" w:hAnsi="Arial" w:cs="Arial"/>
+          <w:b/>
+          <w:sz w:val="20"/>
+          <w:lang w:val="en-US"/>
+        </w:rPr>
+        <w:t>Defining and Estimatin</w:t>
+      </w:r>
+      <w:r>
+        <w:rPr>
+          <w:rFonts w:ascii="Arial" w:hAnsi="Arial" w:cs="Arial"/>
+          <w:b/>
+          <w:sz w:val="20"/>
+          <w:lang w:val="en-US"/>
+        </w:rPr>
+        <w:t>g the Effects of Dynamic Treatment Strategies using RWD</w:t>
+      </w:r>
+      <w:r>
+        <w:rPr>
+          <w:rFonts w:ascii="Arial" w:hAnsi="Arial" w:cs="Arial"/>
+          <w:b/>
+          <w:sz w:val="20"/>
+          <w:lang w:val="en-US"/>
+        </w:rPr>
+        <w:t xml:space="preserve"> </w:t>
+      </w:r>
+      <w:r>
+        <w:rPr>
+          <w:rFonts w:ascii="Arial" w:hAnsi="Arial" w:cs="Arial"/>
+          <w:bCs/>
+          <w:sz w:val="20"/>
+          <w:lang w:val="en-US"/>
+        </w:rPr>
+        <w:t>(</w:t>
+      </w:r>
+      <w:r>
+        <w:rPr>
+          <w:rFonts w:ascii="Arial" w:hAnsi="Arial" w:cs="Arial"/>
+          <w:bCs/>
+          <w:sz w:val="20"/>
+          <w:lang w:val="en-US"/>
+        </w:rPr>
+        <w:t>0,5 j</w:t>
+      </w:r>
+      <w:r>
+        <w:rPr>
+          <w:rFonts w:ascii="Arial" w:hAnsi="Arial" w:cs="Arial"/>
+          <w:bCs/>
+          <w:sz w:val="20"/>
+          <w:lang w:val="en-US"/>
+        </w:rPr>
+        <w:t>our</w:t>
+      </w:r>
+      <w:r>
+        <w:rPr>
+          <w:rFonts w:ascii="Arial" w:hAnsi="Arial" w:cs="Arial"/>
+          <w:bCs/>
+          <w:sz w:val="20"/>
+          <w:lang w:val="en-US"/>
+        </w:rPr>
+        <w:t xml:space="preserve">)  </w:t>
+      </w:r>
+    </w:p>
+    <w:p>
+      <w:pPr>
+        <w:spacing w:after="0"/>
+        <w:rPr>
+          <w:rFonts w:ascii="Arial" w:hAnsi="Arial" w:cs="Arial"/>
+          <w:b/>
+          <w:sz w:val="20"/>
+        </w:rPr>
+      </w:pPr>
+      <w:r>
+        <w:rPr>
+          <w:rFonts w:ascii="Arial" w:hAnsi="Arial" w:cs="Arial"/>
+          <w:b/>
+          <w:bCs/>
+          <w:sz w:val="20"/>
+        </w:rPr>
+        <w:t>Introduction du Drug Utilization</w:t>
+      </w:r>
+      <w:r>
+        <w:rPr>
+          <w:rFonts w:ascii="Arial" w:hAnsi="Arial" w:cs="Arial"/>
+          <w:bCs/>
+          <w:sz w:val="20"/>
+        </w:rPr>
+        <w:t xml:space="preserve"> (0,5 j</w:t>
+      </w:r>
+      <w:r>
+        <w:rPr>
+          <w:rFonts w:ascii="Arial" w:hAnsi="Arial" w:cs="Arial"/>
+          <w:bCs/>
+          <w:sz w:val="20"/>
+        </w:rPr>
+        <w:t>our)</w:t>
+      </w:r>
+    </w:p>
+    <w:p>
+      <w:pPr>
+        <w:spacing w:after="0"/>
+        <w:rPr>
+          <w:rFonts w:ascii="Arial" w:hAnsi="Arial" w:cs="Arial"/>
+          <w:b/>
+          <w:sz w:val="20"/>
+        </w:rPr>
+      </w:pPr>
+    </w:p>
+    <w:p>
+      <w:pPr>
+        <w:spacing w:after="0"/>
+        <w:rPr>
+          <w:rFonts w:ascii="Arial" w:hAnsi="Arial" w:cs="Arial"/>
+          <w:sz w:val="20"/>
+        </w:rPr>
+      </w:pPr>
+      <w:r>
+        <w:rPr>
+          <w:rFonts w:ascii="Arial" w:hAnsi="Arial" w:cs="Arial"/>
+          <w:b/>
+          <w:sz w:val="20"/>
+        </w:rPr>
+        <w:t>Évaluation d'impact des politiques publiques</w:t>
+      </w:r>
+      <w:r>
+        <w:rPr>
+          <w:rFonts w:ascii="Arial" w:hAnsi="Arial" w:cs="Arial"/>
+          <w:b/>
+          <w:sz w:val="20"/>
+        </w:rPr>
+        <w:t xml:space="preserve"> </w:t>
+      </w:r>
+      <w:r>
+        <w:rPr>
+          <w:rFonts w:ascii="Arial" w:hAnsi="Arial" w:cs="Arial"/>
+          <w:bCs/>
+          <w:sz w:val="20"/>
+        </w:rPr>
+        <w:t>(3 jours)</w:t>
+      </w:r>
+      <w:r>
+        <w:rPr>
+          <w:rFonts w:ascii="Arial" w:hAnsi="Arial" w:cs="Arial"/>
+          <w:b/>
+          <w:sz w:val="20"/>
+        </w:rPr>
+        <w:t xml:space="preserve">                           </w:t>
+      </w:r>
+      <w:r>
+        <w:rPr>
+          <w:rFonts w:ascii="Arial" w:hAnsi="Arial" w:cs="Arial"/>
+          <w:b/>
+          <w:sz w:val="20"/>
+        </w:rPr>
+        <w:t xml:space="preserve"> </w:t>
+      </w:r>
+      <w:r>
+        <w:rPr>
+          <w:rFonts w:ascii="Arial" w:hAnsi="Arial" w:cs="Arial"/>
+          <w:b/>
+          <w:sz w:val="20"/>
+        </w:rPr>
+        <w:t xml:space="preserve">               </w:t>
+      </w:r>
+      <w:r>
+        <w:rPr>
+          <w:rFonts w:ascii="Arial" w:hAnsi="Arial" w:cs="Arial"/>
+          <w:b/>
+          <w:sz w:val="20"/>
+        </w:rPr>
+        <w:t xml:space="preserve">          </w:t>
+      </w:r>
+      <w:r>
+        <w:rPr>
+          <w:rFonts w:ascii="Arial" w:hAnsi="Arial" w:cs="Arial"/>
+          <w:b/>
+          <w:sz w:val="20"/>
+        </w:rPr>
+        <w:t xml:space="preserve">ENSAE/ENSAI </w:t>
+      </w:r>
+      <w:r>
+        <w:rPr>
+          <w:rFonts w:ascii="Arial" w:hAnsi="Arial" w:cs="Arial"/>
+          <w:sz w:val="20"/>
+        </w:rPr>
         <w:t xml:space="preserve">– </w:t>
       </w:r>
-      <w:proofErr w:type="spellStart"/>
-      <w:r>
-        <w:rPr>
-          <w:rFonts w:ascii="Arial" w:hAnsi="Arial" w:cs="Arial"/>
-          <w:bCs/>
-          <w:sz w:val="20"/>
-          <w:lang w:val="en-US"/>
-        </w:rPr>
-        <w:t>Ao</w:t>
-      </w:r>
-      <w:r>
-        <w:rPr>
-          <w:rFonts w:ascii="Arial" w:hAnsi="Arial" w:cs="Arial"/>
-          <w:bCs/>
-          <w:sz w:val="20"/>
-          <w:lang w:val="en-US"/>
+      <w:r>
+        <w:rPr>
+          <w:rFonts w:ascii="Arial" w:hAnsi="Arial" w:cs="Arial"/>
+          <w:sz w:val="20"/>
+        </w:rPr>
+        <w:t>N</w:t>
+      </w:r>
+      <w:r>
+        <w:rPr>
+          <w:rFonts w:ascii="Arial" w:hAnsi="Arial" w:cs="Arial"/>
+          <w:sz w:val="20"/>
+        </w:rPr>
+        <w:t>ov</w:t>
+      </w:r>
+      <w:r>
+        <w:rPr>
+          <w:rFonts w:ascii="Arial" w:hAnsi="Arial" w:cs="Arial"/>
+          <w:sz w:val="20"/>
+        </w:rPr>
+        <w:t xml:space="preserve"> </w:t>
+      </w:r>
+      <w:r>
+        <w:rPr>
+          <w:rFonts w:ascii="Arial" w:hAnsi="Arial" w:cs="Arial"/>
+          <w:sz w:val="20"/>
+        </w:rPr>
+        <w:t>2025</w:t>
+      </w:r>
+    </w:p>
+    <w:p>
+      <w:pPr>
+        <w:spacing w:after="0"/>
+        <w:rPr>
+          <w:rFonts w:ascii="Arial" w:hAnsi="Arial" w:cs="Arial"/>
+          <w:b/>
+          <w:sz w:val="20"/>
+        </w:rPr>
+      </w:pPr>
+    </w:p>
+    <w:p>
+      <w:pPr>
+        <w:spacing w:after="0"/>
+        <w:rPr>
+          <w:rFonts w:ascii="Arial" w:hAnsi="Arial" w:cs="Arial"/>
+          <w:bCs/>
+          <w:sz w:val="20"/>
+        </w:rPr>
+      </w:pPr>
+      <w:r>
+        <w:rPr>
+          <w:rFonts w:ascii="Arial" w:hAnsi="Arial" w:cs="Arial"/>
+          <w:b/>
+          <w:sz w:val="20"/>
+        </w:rPr>
+        <w:t xml:space="preserve">Applied Sensitivity Analyses in Pharmacoepidemiolgy Database Studies </w:t>
+      </w:r>
+      <w:r>
+        <w:rPr>
+          <w:rFonts w:ascii="Arial" w:hAnsi="Arial" w:cs="Arial"/>
+          <w:bCs/>
+          <w:sz w:val="20"/>
+        </w:rPr>
+        <w:t>(</w:t>
+      </w:r>
+      <w:r>
+        <w:rPr>
+          <w:rFonts w:ascii="Arial" w:hAnsi="Arial" w:cs="Arial"/>
+          <w:bCs/>
+          <w:sz w:val="20"/>
+        </w:rPr>
+        <w:t xml:space="preserve">0,5 jour)      </w:t>
+      </w:r>
+      <w:r>
+        <w:rPr>
+          <w:rFonts w:ascii="Arial" w:hAnsi="Arial" w:cs="Arial"/>
+          <w:b/>
+          <w:sz w:val="20"/>
+        </w:rPr>
+        <w:t xml:space="preserve">     ISPE 2025 </w:t>
+      </w:r>
+      <w:r>
+        <w:rPr>
+          <w:rFonts w:ascii="Arial" w:hAnsi="Arial" w:cs="Arial"/>
+          <w:bCs/>
+          <w:sz w:val="20"/>
+        </w:rPr>
+        <w:t>– Ao</w:t>
+      </w:r>
+      <w:r>
+        <w:rPr>
+          <w:rFonts w:ascii="Arial" w:hAnsi="Arial" w:cs="Arial"/>
+          <w:bCs/>
+          <w:sz w:val="20"/>
         </w:rPr>
         <w:t>û</w:t>
       </w:r>
@@ -2738,28 +2801,8 @@
           <w:rFonts w:ascii="Arial" w:hAnsi="Arial" w:cs="Arial"/>
           <w:bCs/>
           <w:sz w:val="20"/>
-          <w:lang w:val="en-US"/>
-        </w:rPr>
-        <w:t>t</w:t>
-      </w:r>
-      <w:proofErr w:type="spellEnd"/>
-      <w:r>
-        <w:rPr>
-          <w:rFonts w:ascii="Arial" w:hAnsi="Arial" w:cs="Arial"/>
-          <w:bCs/>
-          <w:sz w:val="20"/>
-          <w:lang w:val="en-US"/>
-        </w:rPr>
-        <w:t xml:space="preserve"> 202</w:t>
-      </w:r>
-      <w:r>
-        <w:rPr>
-          <w:rFonts w:ascii="Arial" w:hAnsi="Arial" w:cs="Arial"/>
-          <w:bCs/>
-          <w:sz w:val="20"/>
-          <w:lang w:val="en-US"/>
-        </w:rPr>
-        <w:t>6</w:t>
+        </w:rPr>
+        <w:t>t 2025</w:t>
       </w:r>
     </w:p>
     <w:p>
@@ -2767,462 +2810,19 @@
         <w:spacing w:after="0"/>
         <w:rPr>
           <w:rFonts w:ascii="Arial" w:hAnsi="Arial" w:cs="Arial"/>
-          <w:bCs/>
-          <w:sz w:val="20"/>
-          <w:lang w:val="en-US"/>
-        </w:rPr>
-      </w:pPr>
-      <w:r>
-        <w:rPr>
-          <w:rFonts w:ascii="Arial" w:hAnsi="Arial" w:cs="Arial"/>
-          <w:b/>
-          <w:sz w:val="20"/>
-          <w:lang w:val="en-US"/>
-        </w:rPr>
-        <w:t>Defining and Estimatin</w:t>
-      </w:r>
-      <w:r>
-        <w:rPr>
-          <w:rFonts w:ascii="Arial" w:hAnsi="Arial" w:cs="Arial"/>
-          <w:b/>
-          <w:sz w:val="20"/>
-          <w:lang w:val="en-US"/>
-        </w:rPr>
-        <w:t>g the Effects of Dynamic Treatment Strategies using RWD</w:t>
-      </w:r>
-      <w:r>
-        <w:rPr>
-          <w:rFonts w:ascii="Arial" w:hAnsi="Arial" w:cs="Arial"/>
-          <w:b/>
-          <w:sz w:val="20"/>
-          <w:lang w:val="en-US"/>
-        </w:rPr>
-        <w:t xml:space="preserve"> </w:t>
-      </w:r>
-      <w:r>
-        <w:rPr>
-          <w:rFonts w:ascii="Arial" w:hAnsi="Arial" w:cs="Arial"/>
-          <w:bCs/>
-          <w:sz w:val="20"/>
-          <w:lang w:val="en-US"/>
-        </w:rPr>
-        <w:t>(</w:t>
-      </w:r>
-      <w:r>
-        <w:rPr>
-          <w:rFonts w:ascii="Arial" w:hAnsi="Arial" w:cs="Arial"/>
-          <w:bCs/>
-          <w:sz w:val="20"/>
-          <w:lang w:val="en-US"/>
-        </w:rPr>
-        <w:t>0,5 j</w:t>
-      </w:r>
-      <w:r>
-        <w:rPr>
-          <w:rFonts w:ascii="Arial" w:hAnsi="Arial" w:cs="Arial"/>
-          <w:bCs/>
-          <w:sz w:val="20"/>
-          <w:lang w:val="en-US"/>
-        </w:rPr>
-        <w:t>our</w:t>
-      </w:r>
-      <w:r>
-        <w:rPr>
-          <w:rFonts w:ascii="Arial" w:hAnsi="Arial" w:cs="Arial"/>
-          <w:bCs/>
-          <w:sz w:val="20"/>
-          <w:lang w:val="en-US"/>
-        </w:rPr>
-        <w:t xml:space="preserve">)  </w:t>
-      </w:r>
-    </w:p>
-    <w:p>
-      <w:pPr>
-        <w:spacing w:after="0"/>
-        <w:rPr>
-          <w:rFonts w:ascii="Arial" w:hAnsi="Arial" w:cs="Arial"/>
-          <w:b/>
-          <w:sz w:val="20"/>
-        </w:rPr>
-      </w:pPr>
-      <w:r>
-        <w:rPr>
-          <w:rFonts w:ascii="Arial" w:hAnsi="Arial" w:cs="Arial"/>
-          <w:b/>
-          <w:bCs/>
-          <w:sz w:val="20"/>
-        </w:rPr>
-        <w:t xml:space="preserve">Introduction du Drug </w:t>
-      </w:r>
-      <w:proofErr w:type="spellStart"/>
-      <w:r>
-        <w:rPr>
-          <w:rFonts w:ascii="Arial" w:hAnsi="Arial" w:cs="Arial"/>
-          <w:b/>
-          <w:bCs/>
-          <w:sz w:val="20"/>
-        </w:rPr>
-        <w:t>Utilization</w:t>
-      </w:r>
-      <w:proofErr w:type="spellEnd"/>
-      <w:r>
-        <w:rPr>
-          <w:rFonts w:ascii="Arial" w:hAnsi="Arial" w:cs="Arial"/>
-          <w:bCs/>
-          <w:sz w:val="20"/>
-        </w:rPr>
-        <w:t xml:space="preserve"> (0,5 j</w:t>
-      </w:r>
-      <w:r>
-        <w:rPr>
-          <w:rFonts w:ascii="Arial" w:hAnsi="Arial" w:cs="Arial"/>
-          <w:bCs/>
-          <w:sz w:val="20"/>
-        </w:rPr>
-        <w:t>our)</w:t>
-      </w:r>
-    </w:p>
-    <w:p>
-      <w:pPr>
-        <w:spacing w:after="0"/>
-        <w:rPr>
-          <w:rFonts w:ascii="Arial" w:hAnsi="Arial" w:cs="Arial"/>
-          <w:b/>
-          <w:sz w:val="20"/>
-        </w:rPr>
-      </w:pPr>
-    </w:p>
-    <w:p>
-      <w:pPr>
-        <w:spacing w:after="0"/>
-        <w:rPr>
-          <w:rFonts w:ascii="Arial" w:hAnsi="Arial" w:cs="Arial"/>
-          <w:sz w:val="20"/>
-        </w:rPr>
-      </w:pPr>
-      <w:r>
-        <w:rPr>
-          <w:rFonts w:ascii="Arial" w:hAnsi="Arial" w:cs="Arial"/>
-          <w:b/>
-          <w:sz w:val="20"/>
-        </w:rPr>
-        <w:t>Évaluation d'impact des politiques publiques</w:t>
-      </w:r>
-      <w:r>
-        <w:rPr>
-          <w:rFonts w:ascii="Arial" w:hAnsi="Arial" w:cs="Arial"/>
-          <w:b/>
-          <w:sz w:val="20"/>
-        </w:rPr>
-        <w:t xml:space="preserve"> </w:t>
-      </w:r>
-      <w:r>
-        <w:rPr>
-          <w:rFonts w:ascii="Arial" w:hAnsi="Arial" w:cs="Arial"/>
-          <w:bCs/>
-          <w:sz w:val="20"/>
-        </w:rPr>
-        <w:t xml:space="preserve">(3 </w:t>
-      </w:r>
-      <w:proofErr w:type="gramStart"/>
-      <w:r>
-        <w:rPr>
-          <w:rFonts w:ascii="Arial" w:hAnsi="Arial" w:cs="Arial"/>
-          <w:bCs/>
-          <w:sz w:val="20"/>
-        </w:rPr>
-        <w:t>jours)</w:t>
-      </w:r>
-      <w:r>
-        <w:rPr>
-          <w:rFonts w:ascii="Arial" w:hAnsi="Arial" w:cs="Arial"/>
-          <w:b/>
-          <w:sz w:val="20"/>
-        </w:rPr>
-        <w:t xml:space="preserve">   </w:t>
-      </w:r>
-      <w:proofErr w:type="gramEnd"/>
-      <w:r>
-        <w:rPr>
-          <w:rFonts w:ascii="Arial" w:hAnsi="Arial" w:cs="Arial"/>
-          <w:b/>
-          <w:sz w:val="20"/>
-        </w:rPr>
-        <w:t xml:space="preserve">                        </w:t>
-      </w:r>
-      <w:r>
-        <w:rPr>
-          <w:rFonts w:ascii="Arial" w:hAnsi="Arial" w:cs="Arial"/>
-          <w:b/>
-          <w:sz w:val="20"/>
-        </w:rPr>
-        <w:t xml:space="preserve"> </w:t>
-      </w:r>
-      <w:r>
-        <w:rPr>
-          <w:rFonts w:ascii="Arial" w:hAnsi="Arial" w:cs="Arial"/>
-          <w:b/>
-          <w:sz w:val="20"/>
-        </w:rPr>
-        <w:t xml:space="preserve">               </w:t>
-      </w:r>
-      <w:r>
-        <w:rPr>
-          <w:rFonts w:ascii="Arial" w:hAnsi="Arial" w:cs="Arial"/>
-          <w:b/>
-          <w:sz w:val="20"/>
-        </w:rPr>
-        <w:t xml:space="preserve">          </w:t>
-      </w:r>
-      <w:r>
-        <w:rPr>
-          <w:rFonts w:ascii="Arial" w:hAnsi="Arial" w:cs="Arial"/>
-          <w:b/>
-          <w:sz w:val="20"/>
-        </w:rPr>
-        <w:t xml:space="preserve">ENSAE/ENSAI </w:t>
-      </w:r>
-      <w:r>
-        <w:rPr>
-          <w:rFonts w:ascii="Arial" w:hAnsi="Arial" w:cs="Arial"/>
-          <w:sz w:val="20"/>
-        </w:rPr>
-        <w:t xml:space="preserve">– </w:t>
-      </w:r>
-      <w:r>
-        <w:rPr>
-          <w:rFonts w:ascii="Arial" w:hAnsi="Arial" w:cs="Arial"/>
-          <w:sz w:val="20"/>
-        </w:rPr>
-        <w:t>N</w:t>
-      </w:r>
-      <w:r>
-        <w:rPr>
-          <w:rFonts w:ascii="Arial" w:hAnsi="Arial" w:cs="Arial"/>
-          <w:sz w:val="20"/>
-        </w:rPr>
-        <w:t>ov</w:t>
-      </w:r>
-      <w:r>
-        <w:rPr>
-          <w:rFonts w:ascii="Arial" w:hAnsi="Arial" w:cs="Arial"/>
-          <w:sz w:val="20"/>
-        </w:rPr>
-        <w:t xml:space="preserve"> </w:t>
-      </w:r>
-      <w:r>
-        <w:rPr>
-          <w:rFonts w:ascii="Arial" w:hAnsi="Arial" w:cs="Arial"/>
-          <w:sz w:val="20"/>
-        </w:rPr>
-        <w:t>2025</w:t>
-      </w:r>
-    </w:p>
-    <w:p>
-      <w:pPr>
-        <w:spacing w:after="0"/>
-        <w:rPr>
-          <w:rFonts w:ascii="Arial" w:hAnsi="Arial" w:cs="Arial"/>
-          <w:b/>
-          <w:sz w:val="20"/>
-        </w:rPr>
-      </w:pPr>
-    </w:p>
-    <w:p>
-      <w:pPr>
-        <w:spacing w:after="0"/>
-        <w:rPr>
-          <w:rFonts w:ascii="Arial" w:hAnsi="Arial" w:cs="Arial"/>
-          <w:bCs/>
-          <w:sz w:val="20"/>
-        </w:rPr>
-      </w:pPr>
-      <w:proofErr w:type="spellStart"/>
-      <w:r>
-        <w:rPr>
-          <w:rFonts w:ascii="Arial" w:hAnsi="Arial" w:cs="Arial"/>
-          <w:b/>
-          <w:sz w:val="20"/>
-        </w:rPr>
-        <w:t>Applied</w:t>
-      </w:r>
-      <w:proofErr w:type="spellEnd"/>
-      <w:r>
-        <w:rPr>
-          <w:rFonts w:ascii="Arial" w:hAnsi="Arial" w:cs="Arial"/>
-          <w:b/>
-          <w:sz w:val="20"/>
-        </w:rPr>
-        <w:t xml:space="preserve"> </w:t>
-      </w:r>
-      <w:proofErr w:type="spellStart"/>
-      <w:r>
-        <w:rPr>
-          <w:rFonts w:ascii="Arial" w:hAnsi="Arial" w:cs="Arial"/>
-          <w:b/>
-          <w:sz w:val="20"/>
-        </w:rPr>
-        <w:t>Sensitivity</w:t>
-      </w:r>
-      <w:proofErr w:type="spellEnd"/>
-      <w:r>
-        <w:rPr>
-          <w:rFonts w:ascii="Arial" w:hAnsi="Arial" w:cs="Arial"/>
-          <w:b/>
-          <w:sz w:val="20"/>
-        </w:rPr>
-        <w:t xml:space="preserve"> Analyses in </w:t>
-      </w:r>
-      <w:proofErr w:type="spellStart"/>
-      <w:r>
-        <w:rPr>
-          <w:rFonts w:ascii="Arial" w:hAnsi="Arial" w:cs="Arial"/>
-          <w:b/>
-          <w:sz w:val="20"/>
-        </w:rPr>
-        <w:t>Pharmacoepidemiolgy</w:t>
-      </w:r>
-      <w:proofErr w:type="spellEnd"/>
-      <w:r>
-        <w:rPr>
-          <w:rFonts w:ascii="Arial" w:hAnsi="Arial" w:cs="Arial"/>
-          <w:b/>
-          <w:sz w:val="20"/>
-        </w:rPr>
-        <w:t xml:space="preserve"> </w:t>
-      </w:r>
-      <w:proofErr w:type="spellStart"/>
-      <w:r>
-        <w:rPr>
-          <w:rFonts w:ascii="Arial" w:hAnsi="Arial" w:cs="Arial"/>
-          <w:b/>
-          <w:sz w:val="20"/>
-        </w:rPr>
-        <w:t>Database</w:t>
-      </w:r>
-      <w:proofErr w:type="spellEnd"/>
-      <w:r>
-        <w:rPr>
-          <w:rFonts w:ascii="Arial" w:hAnsi="Arial" w:cs="Arial"/>
-          <w:b/>
-          <w:sz w:val="20"/>
-        </w:rPr>
-        <w:t xml:space="preserve"> </w:t>
-      </w:r>
-      <w:proofErr w:type="spellStart"/>
-      <w:r>
-        <w:rPr>
-          <w:rFonts w:ascii="Arial" w:hAnsi="Arial" w:cs="Arial"/>
-          <w:b/>
-          <w:sz w:val="20"/>
-        </w:rPr>
-        <w:t>Studies</w:t>
-      </w:r>
-      <w:proofErr w:type="spellEnd"/>
-      <w:r>
-        <w:rPr>
-          <w:rFonts w:ascii="Arial" w:hAnsi="Arial" w:cs="Arial"/>
-          <w:b/>
-          <w:sz w:val="20"/>
-        </w:rPr>
-        <w:t xml:space="preserve"> </w:t>
-      </w:r>
-      <w:r>
-        <w:rPr>
-          <w:rFonts w:ascii="Arial" w:hAnsi="Arial" w:cs="Arial"/>
-          <w:bCs/>
-          <w:sz w:val="20"/>
-        </w:rPr>
-        <w:t>(</w:t>
-      </w:r>
-      <w:r>
-        <w:rPr>
-          <w:rFonts w:ascii="Arial" w:hAnsi="Arial" w:cs="Arial"/>
-          <w:bCs/>
-          <w:sz w:val="20"/>
-        </w:rPr>
-        <w:t xml:space="preserve">0,5 </w:t>
-      </w:r>
-      <w:proofErr w:type="gramStart"/>
-      <w:r>
-        <w:rPr>
-          <w:rFonts w:ascii="Arial" w:hAnsi="Arial" w:cs="Arial"/>
-          <w:bCs/>
-          <w:sz w:val="20"/>
-        </w:rPr>
-        <w:t xml:space="preserve">jour)   </w:t>
-      </w:r>
-      <w:proofErr w:type="gramEnd"/>
-      <w:r>
-        <w:rPr>
-          <w:rFonts w:ascii="Arial" w:hAnsi="Arial" w:cs="Arial"/>
-          <w:bCs/>
-          <w:sz w:val="20"/>
-        </w:rPr>
-        <w:t xml:space="preserve">   </w:t>
-      </w:r>
-      <w:r>
-        <w:rPr>
-          <w:rFonts w:ascii="Arial" w:hAnsi="Arial" w:cs="Arial"/>
-          <w:b/>
-          <w:sz w:val="20"/>
-        </w:rPr>
-        <w:t xml:space="preserve">     ISPE 2025 </w:t>
-      </w:r>
-      <w:r>
-        <w:rPr>
-          <w:rFonts w:ascii="Arial" w:hAnsi="Arial" w:cs="Arial"/>
-          <w:bCs/>
-          <w:sz w:val="20"/>
-        </w:rPr>
-        <w:t>– Ao</w:t>
-      </w:r>
-      <w:r>
-        <w:rPr>
-          <w:rFonts w:ascii="Arial" w:hAnsi="Arial" w:cs="Arial"/>
-          <w:bCs/>
-          <w:sz w:val="20"/>
-        </w:rPr>
-        <w:t>û</w:t>
-      </w:r>
-      <w:r>
-        <w:rPr>
-          <w:rFonts w:ascii="Arial" w:hAnsi="Arial" w:cs="Arial"/>
-          <w:bCs/>
-          <w:sz w:val="20"/>
-        </w:rPr>
-        <w:t>t 2025</w:t>
-      </w:r>
-    </w:p>
-    <w:p>
-      <w:pPr>
-        <w:spacing w:after="0"/>
-        <w:rPr>
-          <w:rFonts w:ascii="Arial" w:hAnsi="Arial" w:cs="Arial"/>
-          <w:b/>
-          <w:sz w:val="20"/>
-        </w:rPr>
-      </w:pPr>
-      <w:r>
-        <w:rPr>
-          <w:rFonts w:ascii="Arial" w:hAnsi="Arial" w:cs="Arial"/>
-          <w:b/>
-          <w:bCs/>
-          <w:sz w:val="20"/>
-        </w:rPr>
-        <w:t xml:space="preserve">Introduction to </w:t>
-      </w:r>
-      <w:proofErr w:type="spellStart"/>
-      <w:r>
-        <w:rPr>
-          <w:rFonts w:ascii="Arial" w:hAnsi="Arial" w:cs="Arial"/>
-          <w:b/>
-          <w:bCs/>
-          <w:sz w:val="20"/>
-        </w:rPr>
-        <w:t>Pharmacoepidemiology</w:t>
-      </w:r>
-      <w:proofErr w:type="spellEnd"/>
+          <w:b/>
+          <w:sz w:val="20"/>
+        </w:rPr>
+      </w:pPr>
+      <w:r>
+        <w:rPr>
+          <w:rFonts w:ascii="Arial" w:hAnsi="Arial" w:cs="Arial"/>
+          <w:b/>
+          <w:bCs/>
+          <w:sz w:val="20"/>
+        </w:rPr>
+        <w:t>Introduction to Pharmacoepidemiology</w:t>
+      </w:r>
       <w:r>
         <w:rPr>
           <w:rFonts w:ascii="Arial" w:hAnsi="Arial" w:cs="Arial"/>
@@ -3304,9 +2904,17 @@
           <w:sz w:val="20"/>
           <w:szCs w:val="20"/>
         </w:rPr>
-        <w:t>Testud A. et al. (2026) </w:t>
-      </w:r>
-      <w:proofErr w:type="spellStart"/>
+        <w:t xml:space="preserve">Testud A. et al. </w:t>
+      </w:r>
+      <w:r>
+        <w:rPr>
+          <w:rFonts w:ascii="Arial" w:hAnsi="Arial" w:cs="Arial"/>
+          <w:sz w:val="20"/>
+          <w:szCs w:val="20"/>
+          <w:lang w:val="en-US"/>
+        </w:rPr>
+        <w:t>(2026) </w:t>
+      </w:r>
       <w:r>
         <w:rPr>
           <w:rFonts w:ascii="Arial" w:hAnsi="Arial" w:cs="Arial"/>
@@ -3316,237 +2924,26 @@
           <w:iCs/>
           <w:sz w:val="20"/>
           <w:szCs w:val="20"/>
-        </w:rPr>
-        <w:t>Medication</w:t>
-      </w:r>
-      <w:proofErr w:type="spellEnd"/>
-      <w:r>
-        <w:rPr>
-          <w:rFonts w:ascii="Arial" w:hAnsi="Arial" w:cs="Arial"/>
-          <w:b/>
-          <w:bCs/>
-          <w:i/>
-          <w:iCs/>
-          <w:sz w:val="20"/>
-          <w:szCs w:val="20"/>
-        </w:rPr>
-        <w:t xml:space="preserve"> </w:t>
-      </w:r>
-      <w:proofErr w:type="spellStart"/>
-      <w:r>
-        <w:rPr>
-          <w:rFonts w:ascii="Arial" w:hAnsi="Arial" w:cs="Arial"/>
-          <w:b/>
-          <w:bCs/>
-          <w:i/>
-          <w:iCs/>
-          <w:sz w:val="20"/>
-          <w:szCs w:val="20"/>
-        </w:rPr>
-        <w:t>trajectories</w:t>
-      </w:r>
-      <w:proofErr w:type="spellEnd"/>
-      <w:r>
-        <w:rPr>
-          <w:rFonts w:ascii="Arial" w:hAnsi="Arial" w:cs="Arial"/>
-          <w:b/>
-          <w:bCs/>
-          <w:i/>
-          <w:iCs/>
-          <w:sz w:val="20"/>
-          <w:szCs w:val="20"/>
-        </w:rPr>
-        <w:t xml:space="preserve"> </w:t>
-      </w:r>
-      <w:proofErr w:type="spellStart"/>
-      <w:r>
-        <w:rPr>
-          <w:rFonts w:ascii="Arial" w:hAnsi="Arial" w:cs="Arial"/>
-          <w:b/>
-          <w:bCs/>
-          <w:i/>
-          <w:iCs/>
-          <w:sz w:val="20"/>
-          <w:szCs w:val="20"/>
-        </w:rPr>
-        <w:t>during</w:t>
-      </w:r>
-      <w:proofErr w:type="spellEnd"/>
-      <w:r>
-        <w:rPr>
-          <w:rFonts w:ascii="Arial" w:hAnsi="Arial" w:cs="Arial"/>
-          <w:b/>
-          <w:bCs/>
-          <w:i/>
-          <w:iCs/>
-          <w:sz w:val="20"/>
-          <w:szCs w:val="20"/>
-        </w:rPr>
-        <w:t xml:space="preserve"> the </w:t>
-      </w:r>
-      <w:proofErr w:type="spellStart"/>
-      <w:r>
-        <w:rPr>
-          <w:rFonts w:ascii="Arial" w:hAnsi="Arial" w:cs="Arial"/>
-          <w:b/>
-          <w:bCs/>
-          <w:i/>
-          <w:iCs/>
-          <w:sz w:val="20"/>
-          <w:szCs w:val="20"/>
-        </w:rPr>
-        <w:t>year</w:t>
-      </w:r>
-      <w:proofErr w:type="spellEnd"/>
-      <w:r>
-        <w:rPr>
-          <w:rFonts w:ascii="Arial" w:hAnsi="Arial" w:cs="Arial"/>
-          <w:b/>
-          <w:bCs/>
-          <w:i/>
-          <w:iCs/>
-          <w:sz w:val="20"/>
-          <w:szCs w:val="20"/>
-        </w:rPr>
-        <w:t xml:space="preserve"> </w:t>
-      </w:r>
-      <w:proofErr w:type="spellStart"/>
-      <w:r>
-        <w:rPr>
-          <w:rFonts w:ascii="Arial" w:hAnsi="Arial" w:cs="Arial"/>
-          <w:b/>
-          <w:bCs/>
-          <w:i/>
-          <w:iCs/>
-          <w:sz w:val="20"/>
-          <w:szCs w:val="20"/>
-        </w:rPr>
-        <w:t>following</w:t>
-      </w:r>
-      <w:proofErr w:type="spellEnd"/>
-      <w:r>
-        <w:rPr>
-          <w:rFonts w:ascii="Arial" w:hAnsi="Arial" w:cs="Arial"/>
-          <w:b/>
-          <w:bCs/>
-          <w:i/>
-          <w:iCs/>
-          <w:sz w:val="20"/>
-          <w:szCs w:val="20"/>
-        </w:rPr>
-        <w:t xml:space="preserve"> the initiation of </w:t>
-      </w:r>
-      <w:proofErr w:type="spellStart"/>
-      <w:r>
-        <w:rPr>
-          <w:rFonts w:ascii="Arial" w:hAnsi="Arial" w:cs="Arial"/>
-          <w:b/>
-          <w:bCs/>
-          <w:i/>
-          <w:iCs/>
-          <w:sz w:val="20"/>
-          <w:szCs w:val="20"/>
-        </w:rPr>
-        <w:t>medication</w:t>
-      </w:r>
-      <w:proofErr w:type="spellEnd"/>
-      <w:r>
-        <w:rPr>
-          <w:rFonts w:ascii="Arial" w:hAnsi="Arial" w:cs="Arial"/>
-          <w:b/>
-          <w:bCs/>
-          <w:i/>
-          <w:iCs/>
-          <w:sz w:val="20"/>
-          <w:szCs w:val="20"/>
-        </w:rPr>
-        <w:t xml:space="preserve"> </w:t>
-      </w:r>
-      <w:proofErr w:type="spellStart"/>
-      <w:r>
-        <w:rPr>
-          <w:rFonts w:ascii="Arial" w:hAnsi="Arial" w:cs="Arial"/>
-          <w:b/>
-          <w:bCs/>
-          <w:i/>
-          <w:iCs/>
-          <w:sz w:val="20"/>
-          <w:szCs w:val="20"/>
-        </w:rPr>
-        <w:t>indicated</w:t>
-      </w:r>
-      <w:proofErr w:type="spellEnd"/>
-      <w:r>
-        <w:rPr>
-          <w:rFonts w:ascii="Arial" w:hAnsi="Arial" w:cs="Arial"/>
-          <w:b/>
-          <w:bCs/>
-          <w:i/>
-          <w:iCs/>
-          <w:sz w:val="20"/>
-          <w:szCs w:val="20"/>
-        </w:rPr>
-        <w:t xml:space="preserve"> for </w:t>
-      </w:r>
-      <w:proofErr w:type="spellStart"/>
-      <w:r>
-        <w:rPr>
-          <w:rFonts w:ascii="Arial" w:hAnsi="Arial" w:cs="Arial"/>
-          <w:b/>
-          <w:bCs/>
-          <w:i/>
-          <w:iCs/>
-          <w:sz w:val="20"/>
-          <w:szCs w:val="20"/>
-        </w:rPr>
-        <w:t>alcohol</w:t>
-      </w:r>
-      <w:proofErr w:type="spellEnd"/>
-      <w:r>
-        <w:rPr>
-          <w:rFonts w:ascii="Arial" w:hAnsi="Arial" w:cs="Arial"/>
-          <w:b/>
-          <w:bCs/>
-          <w:i/>
-          <w:iCs/>
-          <w:sz w:val="20"/>
-          <w:szCs w:val="20"/>
-        </w:rPr>
-        <w:t xml:space="preserve"> use </w:t>
-      </w:r>
-      <w:proofErr w:type="spellStart"/>
-      <w:r>
-        <w:rPr>
-          <w:rFonts w:ascii="Arial" w:hAnsi="Arial" w:cs="Arial"/>
-          <w:b/>
-          <w:bCs/>
-          <w:i/>
-          <w:iCs/>
-          <w:sz w:val="20"/>
-          <w:szCs w:val="20"/>
-        </w:rPr>
-        <w:t>disorder</w:t>
-      </w:r>
-      <w:proofErr w:type="spellEnd"/>
-      <w:r>
-        <w:rPr>
-          <w:rFonts w:ascii="Arial" w:hAnsi="Arial" w:cs="Arial"/>
-          <w:b/>
-          <w:bCs/>
-          <w:i/>
-          <w:iCs/>
-          <w:sz w:val="20"/>
-          <w:szCs w:val="20"/>
-        </w:rPr>
-        <w:t>.</w:t>
-      </w:r>
-      <w:r>
-        <w:rPr>
-          <w:rFonts w:ascii="Arial" w:hAnsi="Arial" w:cs="Arial"/>
-          <w:sz w:val="20"/>
-          <w:szCs w:val="20"/>
-        </w:rPr>
-        <w:t> Scientific report</w:t>
+          <w:lang w:val="en-US"/>
+        </w:rPr>
+        <w:t>Medication trajectories during the year following the initiation of medication indicated for alcohol use disorder.</w:t>
+      </w:r>
+      <w:r>
+        <w:rPr>
+          <w:rFonts w:ascii="Arial" w:hAnsi="Arial" w:cs="Arial"/>
+          <w:sz w:val="20"/>
+          <w:szCs w:val="20"/>
+          <w:lang w:val="en-US"/>
+        </w:rPr>
+        <w:t> </w:t>
+      </w:r>
+      <w:r>
+        <w:rPr>
+          <w:rFonts w:ascii="Arial" w:hAnsi="Arial" w:cs="Arial"/>
+          <w:sz w:val="20"/>
+          <w:szCs w:val="20"/>
+        </w:rPr>
+        <w:t>Scientific report</w:t>
       </w:r>
     </w:p>
     <w:p>
@@ -3558,12 +2955,70 @@
         </w:numPr>
         <w:rPr>
           <w:rFonts w:ascii="Arial" w:hAnsi="Arial" w:cs="Arial"/>
-          <w:sz w:val="20"/>
-          <w:szCs w:val="20"/>
-          <w:lang w:val="en-US"/>
-        </w:rPr>
-      </w:pPr>
-      <w:proofErr w:type="spellStart"/>
+          <w:sz w:val="18"/>
+          <w:szCs w:val="20"/>
+          <w:lang w:val="en-US"/>
+        </w:rPr>
+      </w:pPr>
+      <w:r>
+        <w:rPr>
+          <w:rFonts w:ascii="Arial" w:hAnsi="Arial" w:cs="Arial"/>
+          <w:sz w:val="20"/>
+          <w:lang w:val="en-US"/>
+        </w:rPr>
+        <w:t xml:space="preserve">Angles B. et al. (2026) </w:t>
+      </w:r>
+      <w:r>
+        <w:rPr>
+          <w:rStyle w:val="Accentuation"/>
+          <w:rFonts w:ascii="Arial" w:hAnsi="Arial" w:cs="Arial"/>
+          <w:b/>
+          <w:bCs/>
+          <w:sz w:val="20"/>
+          <w:lang w:val="en-US"/>
+        </w:rPr>
+        <w:t>Access to liver transplantation for ACLF patients in a French center: initial trajectory matters.</w:t>
+      </w:r>
+      <w:r>
+        <w:rPr>
+          <w:rFonts w:ascii="Arial" w:hAnsi="Arial" w:cs="Arial"/>
+          <w:sz w:val="20"/>
+          <w:lang w:val="en-US"/>
+        </w:rPr>
+        <w:t xml:space="preserve"> </w:t>
+      </w:r>
+      <w:r>
+        <w:rPr>
+          <w:rFonts w:ascii="Arial" w:hAnsi="Arial" w:cs="Arial"/>
+          <w:sz w:val="20"/>
+        </w:rPr>
+        <w:t xml:space="preserve">Digestive and Liver Disease, 2026; 0. </w:t>
+      </w:r>
+      <w:hyperlink r:id="rId19" w:history="1">
+        <w:r>
+          <w:rPr>
+            <w:rStyle w:val="Lienhypertexte"/>
+            <w:rFonts w:ascii="Arial" w:hAnsi="Arial" w:cs="Arial"/>
+            <w:sz w:val="20"/>
+          </w:rPr>
+          <w:t>https://doi.org/10.1016/j.dld.2026.08.013</w:t>
+        </w:r>
+      </w:hyperlink>
+    </w:p>
+    <w:p>
+      <w:pPr>
+        <w:pStyle w:val="Paragraphedeliste"/>
+        <w:numPr>
+          <w:ilvl w:val="0"/>
+          <w:numId w:val="6"/>
+        </w:numPr>
+        <w:rPr>
+          <w:rFonts w:ascii="Arial" w:hAnsi="Arial" w:cs="Arial"/>
+          <w:sz w:val="20"/>
+          <w:szCs w:val="20"/>
+          <w:lang w:val="en-US"/>
+        </w:rPr>
+      </w:pPr>
       <w:r>
         <w:rPr>
           <w:rFonts w:ascii="Arial" w:hAnsi="Arial" w:cs="Arial"/>
@@ -3573,7 +3028,6 @@
         </w:rPr>
         <w:t>Baltazard</w:t>
       </w:r>
-      <w:proofErr w:type="spellEnd"/>
       <w:r>
         <w:rPr>
           <w:rFonts w:ascii="Arial" w:hAnsi="Arial" w:cs="Arial"/>
@@ -3592,7 +3046,7 @@
         </w:rPr>
         <w:t xml:space="preserve"> et al. (2025) </w:t>
       </w:r>
-      <w:hyperlink r:id="rId19" w:history="1">
+      <w:hyperlink r:id="rId20" w:history="1">
         <w:r>
           <w:rPr>
             <w:rStyle w:val="Lienhypertexte"/>
@@ -3656,7 +3110,7 @@
         </w:rPr>
         <w:t xml:space="preserve">. </w:t>
       </w:r>
-      <w:hyperlink r:id="rId20" w:tgtFrame="_blank" w:history="1">
+      <w:hyperlink r:id="rId21" w:tgtFrame="_blank" w:history="1">
         <w:r>
           <w:rPr>
             <w:rStyle w:val="Lienhypertexte"/>
@@ -3699,9 +3153,10 @@
           <w:sz w:val="20"/>
           <w:szCs w:val="20"/>
         </w:rPr>
-        <w:t xml:space="preserve">Formation en soins critiques et préparation opérationnelle avant projection sur un poste d’évacuation </w:t>
-      </w:r>
-      <w:proofErr w:type="spellStart"/>
+        <w:t>Formation en soins critiques et préparation opérationn</w:t>
+      </w:r>
+      <w:bookmarkStart w:id="0" w:name="_GoBack"/>
+      <w:bookmarkEnd w:id="0"/>
       <w:r>
         <w:rPr>
           <w:rFonts w:ascii="Arial" w:hAnsi="Arial" w:cs="Arial"/>
@@ -3710,18 +3165,7 @@
           <w:sz w:val="20"/>
           <w:szCs w:val="20"/>
         </w:rPr>
-        <w:t>aéromédicale</w:t>
-      </w:r>
-      <w:proofErr w:type="spellEnd"/>
-      <w:r>
-        <w:rPr>
-          <w:rFonts w:ascii="Arial" w:hAnsi="Arial" w:cs="Arial"/>
-          <w:b/>
-          <w:i/>
-          <w:sz w:val="20"/>
-          <w:szCs w:val="20"/>
-        </w:rPr>
-        <w:t xml:space="preserve"> en opérations extérieures. Etude par questionnaire auprès de 82 médecins au cours de l’opération Barkhane.</w:t>
+        <w:t>elle avant projection sur un poste d’évacuation aéromédicale en opérations extérieures. Etude par questionnaire auprès de 82 médecins au cours de l’opération Barkhane.</w:t>
       </w:r>
       <w:r>
         <w:rPr>
@@ -3740,7 +3184,7 @@
         </w:rPr>
         <w:t xml:space="preserve">Médecine et Armées Vol.51 No.3. </w:t>
       </w:r>
-      <w:hyperlink r:id="rId21" w:tgtFrame="_blank" w:history="1">
+      <w:hyperlink r:id="rId22" w:tgtFrame="_blank" w:history="1">
         <w:r>
           <w:rPr>
             <w:rStyle w:val="Lienhypertexte"/>
@@ -3772,27 +3216,7 @@
           <w:szCs w:val="20"/>
           <w:lang w:val="en-US"/>
         </w:rPr>
-        <w:t xml:space="preserve">Imfeld, C., </w:t>
-      </w:r>
-      <w:proofErr w:type="spellStart"/>
-      <w:r>
-        <w:rPr>
-          <w:rFonts w:ascii="Arial" w:hAnsi="Arial" w:cs="Arial"/>
-          <w:sz w:val="20"/>
-          <w:szCs w:val="20"/>
-          <w:lang w:val="en-US"/>
-        </w:rPr>
-        <w:t>Daurat</w:t>
-      </w:r>
-      <w:proofErr w:type="spellEnd"/>
-      <w:r>
-        <w:rPr>
-          <w:rFonts w:ascii="Arial" w:hAnsi="Arial" w:cs="Arial"/>
-          <w:sz w:val="20"/>
-          <w:szCs w:val="20"/>
-          <w:lang w:val="en-US"/>
-        </w:rPr>
-        <w:t xml:space="preserve">, M., Marthinet, H. (2025). </w:t>
+        <w:t xml:space="preserve">Imfeld, C., Daurat, M., Marthinet, H. (2025). </w:t>
       </w:r>
       <w:r>
         <w:rPr>
@@ -3831,7 +3255,7 @@
         </w:rPr>
         <w:t xml:space="preserve">Médecine et Armées Vol.51 No.1. </w:t>
       </w:r>
-      <w:hyperlink r:id="rId22" w:tgtFrame="_blank" w:history="1">
+      <w:hyperlink r:id="rId23" w:tgtFrame="_blank" w:history="1">
         <w:r>
           <w:rPr>
             <w:rStyle w:val="Lienhypertexte"/>
@@ -3857,25 +3281,14 @@
           <w:lang w:val="en-US"/>
         </w:rPr>
       </w:pPr>
-      <w:proofErr w:type="spellStart"/>
-      <w:r>
-        <w:rPr>
-          <w:rFonts w:ascii="Arial" w:hAnsi="Arial" w:cs="Arial"/>
-          <w:sz w:val="20"/>
-          <w:szCs w:val="20"/>
-          <w:lang w:val="en-US"/>
-        </w:rPr>
-        <w:t>Chêne</w:t>
-      </w:r>
-      <w:proofErr w:type="spellEnd"/>
-      <w:r>
-        <w:rPr>
-          <w:rFonts w:ascii="Arial" w:hAnsi="Arial" w:cs="Arial"/>
-          <w:sz w:val="20"/>
-          <w:szCs w:val="20"/>
-          <w:lang w:val="en-US"/>
-        </w:rPr>
-        <w:t>, L.</w:t>
+      <w:r>
+        <w:rPr>
+          <w:rFonts w:ascii="Arial" w:hAnsi="Arial" w:cs="Arial"/>
+          <w:sz w:val="20"/>
+          <w:szCs w:val="20"/>
+          <w:lang w:val="en-US"/>
+        </w:rPr>
+        <w:t>Chêne, L.</w:t>
       </w:r>
       <w:r>
         <w:rPr>
@@ -3966,7 +3379,7 @@
         </w:rPr>
         <w:t xml:space="preserve">(1). </w:t>
       </w:r>
-      <w:hyperlink r:id="rId23" w:history="1">
+      <w:hyperlink r:id="rId24" w:history="1">
         <w:r>
           <w:rPr>
             <w:rStyle w:val="Lienhypertexte"/>
@@ -4010,7 +3423,6 @@
         </w:rPr>
         <w:t xml:space="preserve">(2024). </w:t>
       </w:r>
-      <w:proofErr w:type="spellStart"/>
       <w:r>
         <w:rPr>
           <w:rFonts w:ascii="Arial" w:hAnsi="Arial" w:cs="Arial"/>
@@ -4020,19 +3432,7 @@
           <w:szCs w:val="20"/>
           <w:lang w:val="en-US"/>
         </w:rPr>
-        <w:t>MSProfileR</w:t>
-      </w:r>
-      <w:proofErr w:type="spellEnd"/>
-      <w:r>
-        <w:rPr>
-          <w:rFonts w:ascii="Arial" w:hAnsi="Arial" w:cs="Arial"/>
-          <w:b/>
-          <w:i/>
-          <w:sz w:val="20"/>
-          <w:szCs w:val="20"/>
-          <w:lang w:val="en-US"/>
-        </w:rPr>
-        <w:t>: An Open-Source Software for Quality Control of Matrix-Assisted Laser Desorption Ionization–Time of Flight Spectra.</w:t>
+        <w:t>MSProfileR: An Open-Source Software for Quality Control of Matrix-Assisted Laser Desorption Ionization–Time of Flight Spectra.</w:t>
       </w:r>
       <w:r>
         <w:rPr>
@@ -4081,7 +3481,7 @@
         </w:rPr>
         <w:t xml:space="preserve">(2), 39. </w:t>
       </w:r>
-      <w:hyperlink r:id="rId24" w:history="1">
+      <w:hyperlink r:id="rId25" w:history="1">
         <w:r>
           <w:rPr>
             <w:rStyle w:val="Lienhypertexte"/>
@@ -4108,25 +3508,14 @@
           <w:lang w:val="en-US"/>
         </w:rPr>
       </w:pPr>
-      <w:proofErr w:type="spellStart"/>
-      <w:r>
-        <w:rPr>
-          <w:rFonts w:ascii="Arial" w:hAnsi="Arial" w:cs="Arial"/>
-          <w:sz w:val="20"/>
-          <w:szCs w:val="20"/>
-          <w:lang w:val="en-US"/>
-        </w:rPr>
-        <w:t>Descatha</w:t>
-      </w:r>
-      <w:proofErr w:type="spellEnd"/>
-      <w:r>
-        <w:rPr>
-          <w:rFonts w:ascii="Arial" w:hAnsi="Arial" w:cs="Arial"/>
-          <w:sz w:val="20"/>
-          <w:szCs w:val="20"/>
-          <w:lang w:val="en-US"/>
-        </w:rPr>
-        <w:t xml:space="preserve"> A. et al. (2024). </w:t>
+      <w:r>
+        <w:rPr>
+          <w:rFonts w:ascii="Arial" w:hAnsi="Arial" w:cs="Arial"/>
+          <w:sz w:val="20"/>
+          <w:szCs w:val="20"/>
+          <w:lang w:val="en-US"/>
+        </w:rPr>
+        <w:t xml:space="preserve">Descatha A. et al. (2024). </w:t>
       </w:r>
       <w:r>
         <w:rPr>
@@ -4137,136 +3526,27 @@
           <w:iCs/>
           <w:sz w:val="20"/>
           <w:szCs w:val="20"/>
-          <w:lang w:val="en-US"/>
-        </w:rPr>
-        <w:t xml:space="preserve">Développement de matrices </w:t>
-      </w:r>
-      <w:proofErr w:type="spellStart"/>
-      <w:r>
-        <w:rPr>
-          <w:rFonts w:ascii="Arial" w:hAnsi="Arial" w:cs="Arial"/>
-          <w:b/>
-          <w:bCs/>
-          <w:i/>
-          <w:iCs/>
-          <w:sz w:val="20"/>
-          <w:szCs w:val="20"/>
-          <w:lang w:val="en-US"/>
-        </w:rPr>
-        <w:t>emplois</w:t>
-      </w:r>
-      <w:proofErr w:type="spellEnd"/>
-      <w:r>
-        <w:rPr>
-          <w:rFonts w:ascii="Arial" w:hAnsi="Arial" w:cs="Arial"/>
-          <w:b/>
-          <w:bCs/>
-          <w:i/>
-          <w:iCs/>
-          <w:sz w:val="20"/>
-          <w:szCs w:val="20"/>
-          <w:lang w:val="en-US"/>
-        </w:rPr>
-        <w:t xml:space="preserve">-expositions et </w:t>
-      </w:r>
-      <w:proofErr w:type="gramStart"/>
-      <w:r>
-        <w:rPr>
-          <w:rFonts w:ascii="Arial" w:hAnsi="Arial" w:cs="Arial"/>
-          <w:b/>
-          <w:bCs/>
-          <w:i/>
-          <w:iCs/>
-          <w:sz w:val="20"/>
-          <w:szCs w:val="20"/>
-          <w:lang w:val="en-US"/>
-        </w:rPr>
-        <w:t>validation :</w:t>
-      </w:r>
-      <w:proofErr w:type="gramEnd"/>
-      <w:r>
-        <w:rPr>
-          <w:rFonts w:ascii="Arial" w:hAnsi="Arial" w:cs="Arial"/>
-          <w:b/>
-          <w:bCs/>
-          <w:i/>
-          <w:iCs/>
-          <w:sz w:val="20"/>
-          <w:szCs w:val="20"/>
-          <w:lang w:val="en-US"/>
-        </w:rPr>
-        <w:t xml:space="preserve"> du concept à la pratique.</w:t>
-      </w:r>
-      <w:r>
-        <w:rPr>
-          <w:rFonts w:ascii="Arial" w:hAnsi="Arial" w:cs="Arial"/>
-          <w:sz w:val="20"/>
-          <w:szCs w:val="20"/>
-          <w:lang w:val="en-US"/>
+        </w:rPr>
+        <w:t>Développement de matrices emplois-expositions et validation : du concept à la pratique.</w:t>
+      </w:r>
+      <w:r>
+        <w:rPr>
+          <w:rFonts w:ascii="Arial" w:hAnsi="Arial" w:cs="Arial"/>
+          <w:sz w:val="20"/>
+          <w:szCs w:val="20"/>
         </w:rPr>
         <w:t xml:space="preserve"> </w:t>
       </w:r>
-      <w:proofErr w:type="spellStart"/>
-      <w:r>
-        <w:rPr>
-          <w:rFonts w:ascii="Arial" w:hAnsi="Arial" w:cs="Arial"/>
-          <w:sz w:val="20"/>
-          <w:szCs w:val="20"/>
-          <w:lang w:val="en-US"/>
-        </w:rPr>
-        <w:t>Pathologie</w:t>
-      </w:r>
-      <w:proofErr w:type="spellEnd"/>
-      <w:r>
-        <w:rPr>
-          <w:rFonts w:ascii="Arial" w:hAnsi="Arial" w:cs="Arial"/>
-          <w:sz w:val="20"/>
-          <w:szCs w:val="20"/>
-          <w:lang w:val="en-US"/>
-        </w:rPr>
-        <w:t xml:space="preserve"> </w:t>
-      </w:r>
-      <w:proofErr w:type="spellStart"/>
-      <w:r>
-        <w:rPr>
-          <w:rFonts w:ascii="Arial" w:hAnsi="Arial" w:cs="Arial"/>
-          <w:sz w:val="20"/>
-          <w:szCs w:val="20"/>
-          <w:lang w:val="en-US"/>
-        </w:rPr>
-        <w:t>professionnelle</w:t>
-      </w:r>
-      <w:proofErr w:type="spellEnd"/>
-      <w:r>
-        <w:rPr>
-          <w:rFonts w:ascii="Arial" w:hAnsi="Arial" w:cs="Arial"/>
-          <w:sz w:val="20"/>
-          <w:szCs w:val="20"/>
-          <w:lang w:val="en-US"/>
-        </w:rPr>
-        <w:t xml:space="preserve"> et de </w:t>
-      </w:r>
-      <w:proofErr w:type="spellStart"/>
-      <w:r>
-        <w:rPr>
-          <w:rFonts w:ascii="Arial" w:hAnsi="Arial" w:cs="Arial"/>
-          <w:sz w:val="20"/>
-          <w:szCs w:val="20"/>
-          <w:lang w:val="en-US"/>
-        </w:rPr>
-        <w:t>l'environnement</w:t>
-      </w:r>
-      <w:proofErr w:type="spellEnd"/>
-      <w:r>
-        <w:rPr>
-          <w:rFonts w:ascii="Arial" w:hAnsi="Arial" w:cs="Arial"/>
-          <w:sz w:val="20"/>
-          <w:szCs w:val="20"/>
-          <w:lang w:val="en-US"/>
-        </w:rPr>
-        <w:t xml:space="preserve">, 1877-7856. </w:t>
-      </w:r>
-      <w:hyperlink r:id="rId25" w:history="1">
+      <w:r>
+        <w:rPr>
+          <w:rFonts w:ascii="Arial" w:hAnsi="Arial" w:cs="Arial"/>
+          <w:sz w:val="20"/>
+          <w:szCs w:val="20"/>
+          <w:lang w:val="en-US"/>
+        </w:rPr>
+        <w:t xml:space="preserve">Pathologie professionnelle et de l'environnement, 1877-7856. </w:t>
+      </w:r>
+      <w:hyperlink r:id="rId26" w:history="1">
         <w:r>
           <w:rPr>
             <w:rStyle w:val="Lienhypertexte"/>
@@ -4562,9 +3842,6 @@
         <w:t>Conséquences des pénuries de médicaments cardiovasculaires sur la prise en charge des patients atteints de maladie chronique en France entre 2014 et 2019</w:t>
       </w:r>
       <w:r>
-        <w:rPr>
-          <w:lang w:val="en-US"/>
-        </w:rPr>
         <w:t xml:space="preserve"> </w:t>
       </w:r>
       <w:r>
@@ -4573,7 +3850,6 @@
           <w:rFonts w:ascii="Arial" w:hAnsi="Arial" w:cs="Arial"/>
           <w:sz w:val="20"/>
           <w:szCs w:val="20"/>
-          <w:lang w:val="en-US"/>
         </w:rPr>
         <w:t>»</w:t>
       </w:r>
@@ -5513,27 +4789,7 @@
           <w:sz w:val="20"/>
           <w:szCs w:val="20"/>
         </w:rPr>
-        <w:t xml:space="preserve">Inférence causale : IPTW, appariement, </w:t>
-      </w:r>
-      <w:proofErr w:type="spellStart"/>
-      <w:r>
-        <w:rPr>
-          <w:rStyle w:val="agcmg"/>
-          <w:rFonts w:ascii="Arial" w:hAnsi="Arial" w:cs="Arial"/>
-          <w:sz w:val="20"/>
-          <w:szCs w:val="20"/>
-        </w:rPr>
-        <w:t>HdPS</w:t>
-      </w:r>
-      <w:proofErr w:type="spellEnd"/>
-      <w:r>
-        <w:rPr>
-          <w:rStyle w:val="agcmg"/>
-          <w:rFonts w:ascii="Arial" w:hAnsi="Arial" w:cs="Arial"/>
-          <w:sz w:val="20"/>
-          <w:szCs w:val="20"/>
-        </w:rPr>
-        <w:t>…</w:t>
+        <w:t>Inférence causale : IPTW, appariement, HdPS…</w:t>
       </w:r>
     </w:p>
     <w:p>
@@ -5616,7 +4872,6 @@
           <w:rFonts w:ascii="Arial" w:hAnsi="Arial" w:cs="Arial"/>
           <w:sz w:val="20"/>
           <w:szCs w:val="20"/>
-          <w:lang w:val="en-US"/>
         </w:rPr>
       </w:pPr>
       <w:r>
@@ -5625,29 +4880,15 @@
           <w:rFonts w:ascii="Arial" w:hAnsi="Arial" w:cs="Arial"/>
           <w:sz w:val="20"/>
           <w:szCs w:val="20"/>
-          <w:lang w:val="en-US"/>
-        </w:rPr>
-        <w:t xml:space="preserve">Analyses de </w:t>
-      </w:r>
-      <w:proofErr w:type="spellStart"/>
+        </w:rPr>
+        <w:t>Analyses de sensibilité</w:t>
+      </w:r>
       <w:r>
         <w:rPr>
           <w:rStyle w:val="agcmg"/>
           <w:rFonts w:ascii="Arial" w:hAnsi="Arial" w:cs="Arial"/>
           <w:sz w:val="20"/>
           <w:szCs w:val="20"/>
-          <w:lang w:val="en-US"/>
-        </w:rPr>
-        <w:t>sensibilité</w:t>
-      </w:r>
-      <w:proofErr w:type="spellEnd"/>
-      <w:r>
-        <w:rPr>
-          <w:rStyle w:val="agcmg"/>
-          <w:rFonts w:ascii="Arial" w:hAnsi="Arial" w:cs="Arial"/>
-          <w:sz w:val="20"/>
-          <w:szCs w:val="20"/>
-          <w:lang w:val="en-US"/>
         </w:rPr>
         <w:t>: E-value, NCO…</w:t>
       </w:r>
@@ -5667,7 +4908,6 @@
           <w:lang w:val="en-US"/>
         </w:rPr>
       </w:pPr>
-      <w:proofErr w:type="gramStart"/>
       <w:r>
         <w:rPr>
           <w:rFonts w:ascii="Arial" w:hAnsi="Arial" w:cs="Arial"/>
@@ -5687,7 +4927,6 @@
         </w:rPr>
         <w:t xml:space="preserve"> :</w:t>
       </w:r>
-      <w:proofErr w:type="gramEnd"/>
     </w:p>
     <w:p>
       <w:pPr>
@@ -5704,7 +4943,6 @@
           <w:lang w:val="en-US"/>
         </w:rPr>
       </w:pPr>
-      <w:proofErr w:type="spellStart"/>
       <w:r>
         <w:rPr>
           <w:rFonts w:ascii="Arial" w:hAnsi="Arial" w:cs="Arial"/>
@@ -5714,7 +4952,6 @@
         </w:rPr>
         <w:t>Pharmacoépidémiologie</w:t>
       </w:r>
-      <w:proofErr w:type="spellEnd"/>
     </w:p>
     <w:p>
       <w:pPr>
@@ -6040,8 +5277,6 @@
           <w:lang w:val="en-US" w:eastAsia="fr-FR"/>
         </w:rPr>
       </w:pPr>
-      <w:proofErr w:type="spellStart"/>
-      <w:proofErr w:type="gramStart"/>
       <w:r>
         <w:rPr>
           <w:rFonts w:ascii="Arial" w:eastAsia="Times New Roman" w:hAnsi="Arial" w:cs="Arial"/>
@@ -6051,7 +5286,6 @@
         </w:rPr>
         <w:t>Visualisation</w:t>
       </w:r>
-      <w:proofErr w:type="spellEnd"/>
       <w:r>
         <w:rPr>
           <w:rFonts w:ascii="Arial" w:eastAsia="Times New Roman" w:hAnsi="Arial" w:cs="Arial"/>
@@ -6068,9 +5302,8 @@
           <w:szCs w:val="20"/>
           <w:lang w:val="en-US" w:eastAsia="fr-FR"/>
         </w:rPr>
-        <w:t>:</w:t>
-      </w:r>
-      <w:proofErr w:type="gramEnd"/>
+        <w:t xml:space="preserve">: </w:t>
+      </w:r>
       <w:r>
         <w:rPr>
           <w:rFonts w:ascii="Arial" w:eastAsia="Times New Roman" w:hAnsi="Arial" w:cs="Arial"/>
@@ -6078,56 +5311,7 @@
           <w:szCs w:val="20"/>
           <w:lang w:val="en-US" w:eastAsia="fr-FR"/>
         </w:rPr>
-        <w:t xml:space="preserve"> </w:t>
-      </w:r>
-      <w:r>
-        <w:rPr>
-          <w:rFonts w:ascii="Arial" w:eastAsia="Times New Roman" w:hAnsi="Arial" w:cs="Arial"/>
-          <w:sz w:val="20"/>
-          <w:szCs w:val="20"/>
-          <w:lang w:val="en-US" w:eastAsia="fr-FR"/>
-        </w:rPr>
-        <w:t xml:space="preserve">R (ggplot2, </w:t>
-      </w:r>
-      <w:proofErr w:type="spellStart"/>
-      <w:r>
-        <w:rPr>
-          <w:rFonts w:ascii="Arial" w:eastAsia="Times New Roman" w:hAnsi="Arial" w:cs="Arial"/>
-          <w:sz w:val="20"/>
-          <w:szCs w:val="20"/>
-          <w:lang w:val="en-US" w:eastAsia="fr-FR"/>
-        </w:rPr>
-        <w:t>plotly</w:t>
-      </w:r>
-      <w:proofErr w:type="spellEnd"/>
-      <w:r>
-        <w:rPr>
-          <w:rFonts w:ascii="Arial" w:eastAsia="Times New Roman" w:hAnsi="Arial" w:cs="Arial"/>
-          <w:sz w:val="20"/>
-          <w:szCs w:val="20"/>
-          <w:lang w:val="en-US" w:eastAsia="fr-FR"/>
-        </w:rPr>
-        <w:t xml:space="preserve">, </w:t>
-      </w:r>
-      <w:proofErr w:type="spellStart"/>
-      <w:r>
-        <w:rPr>
-          <w:rFonts w:ascii="Arial" w:eastAsia="Times New Roman" w:hAnsi="Arial" w:cs="Arial"/>
-          <w:sz w:val="20"/>
-          <w:szCs w:val="20"/>
-          <w:lang w:val="en-US" w:eastAsia="fr-FR"/>
-        </w:rPr>
-        <w:t>mpsf</w:t>
-      </w:r>
-      <w:proofErr w:type="spellEnd"/>
-      <w:r>
-        <w:rPr>
-          <w:rFonts w:ascii="Arial" w:eastAsia="Times New Roman" w:hAnsi="Arial" w:cs="Arial"/>
-          <w:sz w:val="20"/>
-          <w:szCs w:val="20"/>
-          <w:lang w:val="en-US" w:eastAsia="fr-FR"/>
-        </w:rPr>
-        <w:t>),</w:t>
+        <w:t>R (ggplot2, plotly, mpsf),</w:t>
       </w:r>
       <w:r>
         <w:rPr>
@@ -6180,7 +5364,6 @@
         </w:rPr>
         <w:t xml:space="preserve">rapports </w:t>
       </w:r>
-      <w:proofErr w:type="spellStart"/>
       <w:r>
         <w:rPr>
           <w:rFonts w:ascii="Arial" w:eastAsia="Times New Roman" w:hAnsi="Arial" w:cs="Arial"/>
@@ -6199,7 +5382,6 @@
         </w:rPr>
         <w:t>markdown</w:t>
       </w:r>
-      <w:proofErr w:type="spellEnd"/>
       <w:r>
         <w:rPr>
           <w:rFonts w:ascii="Arial" w:eastAsia="Times New Roman" w:hAnsi="Arial" w:cs="Arial"/>
@@ -6432,7 +5614,7 @@
 </file>
 
 <file path=word/endnotes.xml><?xml version="1.0" encoding="utf-8"?>
-<w:endnotes xmlns:wpc="http://schemas.microsoft.com/office/word/2010/wordprocessingCanvas" xmlns:cx="http://schemas.microsoft.com/office/drawing/2014/chartex" xmlns:cx1="http://schemas.microsoft.com/office/drawing/2015/9/8/chartex" xmlns:cx2="http://schemas.microsoft.com/office/drawing/2015/10/21/chartex" xmlns:cx3="http://schemas.microsoft.com/office/drawing/2016/5/9/chartex" xmlns:cx4="http://schemas.microsoft.com/office/drawing/2016/5/10/chartex" xmlns:cx5="http://schemas.microsoft.com/office/drawing/2016/5/11/chartex" xmlns:cx6="http://schemas.microsoft.com/office/drawing/2016/5/12/chartex" xmlns:cx7="http://schemas.microsoft.com/office/drawing/2016/5/13/chartex" xmlns:cx8="http://schemas.microsoft.com/office/drawing/2016/5/14/chartex" xmlns:mc="http://schemas.openxmlformats.org/markup-compatibility/2006" xmlns:aink="http://schemas.microsoft.com/office/drawing/2016/ink" xmlns:am3d="http://schemas.microsoft.com/office/drawing/2017/model3d" xmlns:o="urn:schemas-microsoft-com:office:office" xmlns:oel="http://schemas.microsoft.com/office/2019/extlst" xmlns:r="http://schemas.openxmlformats.org/officeDocument/2006/relationships" xmlns:m="http://schemas.openxmlformats.org/officeDocument/2006/math" xmlns:v="urn:schemas-microsoft-com:vml" xmlns:wp14="http://schemas.microsoft.com/office/word/2010/wordprocessingDrawing" xmlns:wp="http://schemas.openxmlformats.org/drawingml/2006/wordprocessingDrawing" xmlns:w10="urn:schemas-microsoft-com:office:word" xmlns:w="http://schemas.openxmlformats.org/wordprocessingml/2006/main" xmlns:w14="http://schemas.microsoft.com/office/word/2010/wordml" xmlns:w15="http://schemas.microsoft.com/office/word/2012/wordml" xmlns:w16cex="http://schemas.microsoft.com/office/word/2018/wordml/cex" xmlns:w16cid="http://schemas.microsoft.com/office/word/2016/wordml/cid" xmlns:w16="http://schemas.microsoft.com/office/word/2018/wordml" xmlns:w16du="http://schemas.microsoft.com/office/word/2023/wordml/word16du" xmlns:w16sdtdh="http://schemas.microsoft.com/office/word/2020/wordml/sdtdatahash" xmlns:w16sdtfl="http://schemas.microsoft.com/office/word/2024/wordml/sdtformatlock" xmlns:w16se="http://schemas.microsoft.com/office/word/2015/wordml/symex" xmlns:wpg="http://schemas.microsoft.com/office/word/2010/wordprocessingGroup" xmlns:wpi="http://schemas.microsoft.com/office/word/2010/wordprocessingInk" xmlns:wne="http://schemas.microsoft.com/office/word/2006/wordml" xmlns:wps="http://schemas.microsoft.com/office/word/2010/wordprocessingShape" mc:Ignorable="w14 w15 w16se w16cid w16 w16cex w16sdtdh w16sdtfl w16du wp14">
+<w:endnotes xmlns:wpc="http://schemas.microsoft.com/office/word/2010/wordprocessingCanvas" xmlns:mc="http://schemas.openxmlformats.org/markup-compatibility/2006" xmlns:o="urn:schemas-microsoft-com:office:office" xmlns:r="http://schemas.openxmlformats.org/officeDocument/2006/relationships" xmlns:m="http://schemas.openxmlformats.org/officeDocument/2006/math" xmlns:v="urn:schemas-microsoft-com:vml" xmlns:wp14="http://schemas.microsoft.com/office/word/2010/wordprocessingDrawing" xmlns:wp="http://schemas.openxmlformats.org/drawingml/2006/wordprocessingDrawing" xmlns:w10="urn:schemas-microsoft-com:office:word" xmlns:w="http://schemas.openxmlformats.org/wordprocessingml/2006/main" xmlns:w14="http://schemas.microsoft.com/office/word/2010/wordml" xmlns:w15="http://schemas.microsoft.com/office/word/2012/wordml" xmlns:wpg="http://schemas.microsoft.com/office/word/2010/wordprocessingGroup" xmlns:wpi="http://schemas.microsoft.com/office/word/2010/wordprocessingInk" xmlns:wne="http://schemas.microsoft.com/office/word/2006/wordml" xmlns:wps="http://schemas.microsoft.com/office/word/2010/wordprocessingShape" mc:Ignorable="w14 w15 wp14">
   <w:endnote w:type="separator" w:id="-1">
     <w:p>
       <w:pPr>
@@ -6457,7 +5639,7 @@
 </file>
 
 <file path=word/footnotes.xml><?xml version="1.0" encoding="utf-8"?>
-<w:footnotes xmlns:wpc="http://schemas.microsoft.com/office/word/2010/wordprocessingCanvas" xmlns:cx="http://schemas.microsoft.com/office/drawing/2014/chartex" xmlns:cx1="http://schemas.microsoft.com/office/drawing/2015/9/8/chartex" xmlns:cx2="http://schemas.microsoft.com/office/drawing/2015/10/21/chartex" xmlns:cx3="http://schemas.microsoft.com/office/drawing/2016/5/9/chartex" xmlns:cx4="http://schemas.microsoft.com/office/drawing/2016/5/10/chartex" xmlns:cx5="http://schemas.microsoft.com/office/drawing/2016/5/11/chartex" xmlns:cx6="http://schemas.microsoft.com/office/drawing/2016/5/12/chartex" xmlns:cx7="http://schemas.microsoft.com/office/drawing/2016/5/13/chartex" xmlns:cx8="http://schemas.microsoft.com/office/drawing/2016/5/14/chartex" xmlns:mc="http://schemas.openxmlformats.org/markup-compatibility/2006" xmlns:aink="http://schemas.microsoft.com/office/drawing/2016/ink" xmlns:am3d="http://schemas.microsoft.com/office/drawing/2017/model3d" xmlns:o="urn:schemas-microsoft-com:office:office" xmlns:oel="http://schemas.microsoft.com/office/2019/extlst" xmlns:r="http://schemas.openxmlformats.org/officeDocument/2006/relationships" xmlns:m="http://schemas.openxmlformats.org/officeDocument/2006/math" xmlns:v="urn:schemas-microsoft-com:vml" xmlns:wp14="http://schemas.microsoft.com/office/word/2010/wordprocessingDrawing" xmlns:wp="http://schemas.openxmlformats.org/drawingml/2006/wordprocessingDrawing" xmlns:w10="urn:schemas-microsoft-com:office:word" xmlns:w="http://schemas.openxmlformats.org/wordprocessingml/2006/main" xmlns:w14="http://schemas.microsoft.com/office/word/2010/wordml" xmlns:w15="http://schemas.microsoft.com/office/word/2012/wordml" xmlns:w16cex="http://schemas.microsoft.com/office/word/2018/wordml/cex" xmlns:w16cid="http://schemas.microsoft.com/office/word/2016/wordml/cid" xmlns:w16="http://schemas.microsoft.com/office/word/2018/wordml" xmlns:w16du="http://schemas.microsoft.com/office/word/2023/wordml/word16du" xmlns:w16sdtdh="http://schemas.microsoft.com/office/word/2020/wordml/sdtdatahash" xmlns:w16sdtfl="http://schemas.microsoft.com/office/word/2024/wordml/sdtformatlock" xmlns:w16se="http://schemas.microsoft.com/office/word/2015/wordml/symex" xmlns:wpg="http://schemas.microsoft.com/office/word/2010/wordprocessingGroup" xmlns:wpi="http://schemas.microsoft.com/office/word/2010/wordprocessingInk" xmlns:wne="http://schemas.microsoft.com/office/word/2006/wordml" xmlns:wps="http://schemas.microsoft.com/office/word/2010/wordprocessingShape" mc:Ignorable="w14 w15 w16se w16cid w16 w16cex w16sdtdh w16sdtfl w16du wp14">
+<w:footnotes xmlns:wpc="http://schemas.microsoft.com/office/word/2010/wordprocessingCanvas" xmlns:mc="http://schemas.openxmlformats.org/markup-compatibility/2006" xmlns:o="urn:schemas-microsoft-com:office:office" xmlns:r="http://schemas.openxmlformats.org/officeDocument/2006/relationships" xmlns:m="http://schemas.openxmlformats.org/officeDocument/2006/math" xmlns:v="urn:schemas-microsoft-com:vml" xmlns:wp14="http://schemas.microsoft.com/office/word/2010/wordprocessingDrawing" xmlns:wp="http://schemas.openxmlformats.org/drawingml/2006/wordprocessingDrawing" xmlns:w10="urn:schemas-microsoft-com:office:word" xmlns:w="http://schemas.openxmlformats.org/wordprocessingml/2006/main" xmlns:w14="http://schemas.microsoft.com/office/word/2010/wordml" xmlns:w15="http://schemas.microsoft.com/office/word/2012/wordml" xmlns:wpg="http://schemas.microsoft.com/office/word/2010/wordprocessingGroup" xmlns:wpi="http://schemas.microsoft.com/office/word/2010/wordprocessingInk" xmlns:wne="http://schemas.microsoft.com/office/word/2006/wordml" xmlns:wps="http://schemas.microsoft.com/office/word/2010/wordprocessingShape" mc:Ignorable="w14 w15 wp14">
   <w:footnote w:type="separator" w:id="-1">
     <w:p>
       <w:pPr>
@@ -6482,7 +5664,7 @@
 </file>
 
 <file path=word/numbering.xml><?xml version="1.0" encoding="utf-8"?>
-<w:numbering xmlns:wpc="http://schemas.microsoft.com/office/word/2010/wordprocessingCanvas" xmlns:cx="http://schemas.microsoft.com/office/drawing/2014/chartex" xmlns:cx1="http://schemas.microsoft.com/office/drawing/2015/9/8/chartex" xmlns:cx2="http://schemas.microsoft.com/office/drawing/2015/10/21/chartex" xmlns:cx3="http://schemas.microsoft.com/office/drawing/2016/5/9/chartex" xmlns:cx4="http://schemas.microsoft.com/office/drawing/2016/5/10/chartex" xmlns:cx5="http://schemas.microsoft.com/office/drawing/2016/5/11/chartex" xmlns:cx6="http://schemas.microsoft.com/office/drawing/2016/5/12/chartex" xmlns:cx7="http://schemas.microsoft.com/office/drawing/2016/5/13/chartex" xmlns:cx8="http://schemas.microsoft.com/office/drawing/2016/5/14/chartex" xmlns:mc="http://schemas.openxmlformats.org/markup-compatibility/2006" xmlns:aink="http://schemas.microsoft.com/office/drawing/2016/ink" xmlns:am3d="http://schemas.microsoft.com/office/drawing/2017/model3d" xmlns:o="urn:schemas-microsoft-com:office:office" xmlns:oel="http://schemas.microsoft.com/office/2019/extlst" xmlns:r="http://schemas.openxmlformats.org/officeDocument/2006/relationships" xmlns:m="http://schemas.openxmlformats.org/officeDocument/2006/math" xmlns:v="urn:schemas-microsoft-com:vml" xmlns:wp14="http://schemas.microsoft.com/office/word/2010/wordprocessingDrawing" xmlns:wp="http://schemas.openxmlformats.org/drawingml/2006/wordprocessingDrawing" xmlns:w10="urn:schemas-microsoft-com:office:word" xmlns:w="http://schemas.openxmlformats.org/wordprocessingml/2006/main" xmlns:w14="http://schemas.microsoft.com/office/word/2010/wordml" xmlns:w15="http://schemas.microsoft.com/office/word/2012/wordml" xmlns:w16cex="http://schemas.microsoft.com/office/word/2018/wordml/cex" xmlns:w16cid="http://schemas.microsoft.com/office/word/2016/wordml/cid" xmlns:w16="http://schemas.microsoft.com/office/word/2018/wordml" xmlns:w16du="http://schemas.microsoft.com/office/word/2023/wordml/word16du" xmlns:w16sdtdh="http://schemas.microsoft.com/office/word/2020/wordml/sdtdatahash" xmlns:w16sdtfl="http://schemas.microsoft.com/office/word/2024/wordml/sdtformatlock" xmlns:w16se="http://schemas.microsoft.com/office/word/2015/wordml/symex" xmlns:wpg="http://schemas.microsoft.com/office/word/2010/wordprocessingGroup" xmlns:wpi="http://schemas.microsoft.com/office/word/2010/wordprocessingInk" xmlns:wne="http://schemas.microsoft.com/office/word/2006/wordml" xmlns:wps="http://schemas.microsoft.com/office/word/2010/wordprocessingShape" mc:Ignorable="w14 w15 w16se w16cid w16 w16cex w16sdtdh w16sdtfl w16du wp14">
+<w:numbering xmlns:wpc="http://schemas.microsoft.com/office/word/2010/wordprocessingCanvas" xmlns:mc="http://schemas.openxmlformats.org/markup-compatibility/2006" xmlns:o="urn:schemas-microsoft-com:office:office" xmlns:r="http://schemas.openxmlformats.org/officeDocument/2006/relationships" xmlns:m="http://schemas.openxmlformats.org/officeDocument/2006/math" xmlns:v="urn:schemas-microsoft-com:vml" xmlns:wp14="http://schemas.microsoft.com/office/word/2010/wordprocessingDrawing" xmlns:wp="http://schemas.openxmlformats.org/drawingml/2006/wordprocessingDrawing" xmlns:w10="urn:schemas-microsoft-com:office:word" xmlns:w="http://schemas.openxmlformats.org/wordprocessingml/2006/main" xmlns:w14="http://schemas.microsoft.com/office/word/2010/wordml" xmlns:w15="http://schemas.microsoft.com/office/word/2012/wordml" xmlns:wpg="http://schemas.microsoft.com/office/word/2010/wordprocessingGroup" xmlns:wpi="http://schemas.microsoft.com/office/word/2010/wordprocessingInk" xmlns:wne="http://schemas.microsoft.com/office/word/2006/wordml" xmlns:wps="http://schemas.microsoft.com/office/word/2010/wordprocessingShape" mc:Ignorable="w14 w15 wp14">
   <w:abstractNum w:abstractNumId="0" w15:restartNumberingAfterBreak="0">
     <w:nsid w:val="02EA69AD"/>
     <w:multiLevelType w:val="hybridMultilevel"/>
@@ -8476,62 +7658,62 @@
       </w:rPr>
     </w:lvl>
   </w:abstractNum>
-  <w:num w:numId="1" w16cid:durableId="1194538177">
+  <w:num w:numId="1">
     <w:abstractNumId w:val="4"/>
   </w:num>
-  <w:num w:numId="2" w16cid:durableId="343556358">
+  <w:num w:numId="2">
     <w:abstractNumId w:val="15"/>
   </w:num>
-  <w:num w:numId="3" w16cid:durableId="279840648">
+  <w:num w:numId="3">
     <w:abstractNumId w:val="11"/>
   </w:num>
-  <w:num w:numId="4" w16cid:durableId="1789811426">
+  <w:num w:numId="4">
     <w:abstractNumId w:val="9"/>
   </w:num>
-  <w:num w:numId="5" w16cid:durableId="1913272667">
+  <w:num w:numId="5">
     <w:abstractNumId w:val="10"/>
   </w:num>
-  <w:num w:numId="6" w16cid:durableId="1752195559">
+  <w:num w:numId="6">
     <w:abstractNumId w:val="1"/>
   </w:num>
-  <w:num w:numId="7" w16cid:durableId="1500462398">
+  <w:num w:numId="7">
     <w:abstractNumId w:val="0"/>
   </w:num>
-  <w:num w:numId="8" w16cid:durableId="1668752910">
+  <w:num w:numId="8">
     <w:abstractNumId w:val="2"/>
   </w:num>
-  <w:num w:numId="9" w16cid:durableId="880939005">
+  <w:num w:numId="9">
     <w:abstractNumId w:val="14"/>
   </w:num>
-  <w:num w:numId="10" w16cid:durableId="1650596922">
+  <w:num w:numId="10">
     <w:abstractNumId w:val="16"/>
   </w:num>
-  <w:num w:numId="11" w16cid:durableId="680663826">
+  <w:num w:numId="11">
     <w:abstractNumId w:val="6"/>
   </w:num>
-  <w:num w:numId="12" w16cid:durableId="370963316">
+  <w:num w:numId="12">
     <w:abstractNumId w:val="12"/>
   </w:num>
-  <w:num w:numId="13" w16cid:durableId="2127116634">
+  <w:num w:numId="13">
     <w:abstractNumId w:val="3"/>
   </w:num>
-  <w:num w:numId="14" w16cid:durableId="1085882461">
+  <w:num w:numId="14">
     <w:abstractNumId w:val="8"/>
   </w:num>
-  <w:num w:numId="15" w16cid:durableId="1025407510">
+  <w:num w:numId="15">
     <w:abstractNumId w:val="7"/>
   </w:num>
-  <w:num w:numId="16" w16cid:durableId="1036271411">
+  <w:num w:numId="16">
     <w:abstractNumId w:val="5"/>
   </w:num>
-  <w:num w:numId="17" w16cid:durableId="141392472">
+  <w:num w:numId="17">
     <w:abstractNumId w:val="13"/>
   </w:num>
 </w:numbering>
 </file>
 
 <file path=word/styles.xml><?xml version="1.0" encoding="utf-8"?>
-<w:styles xmlns:mc="http://schemas.openxmlformats.org/markup-compatibility/2006" xmlns:r="http://schemas.openxmlformats.org/officeDocument/2006/relationships" xmlns:w="http://schemas.openxmlformats.org/wordprocessingml/2006/main" xmlns:w14="http://schemas.microsoft.com/office/word/2010/wordml" xmlns:w15="http://schemas.microsoft.com/office/word/2012/wordml" xmlns:w16cex="http://schemas.microsoft.com/office/word/2018/wordml/cex" xmlns:w16cid="http://schemas.microsoft.com/office/word/2016/wordml/cid" xmlns:w16="http://schemas.microsoft.com/office/word/2018/wordml" xmlns:w16du="http://schemas.microsoft.com/office/word/2023/wordml/word16du" xmlns:w16sdtdh="http://schemas.microsoft.com/office/word/2020/wordml/sdtdatahash" xmlns:w16sdtfl="http://schemas.microsoft.com/office/word/2024/wordml/sdtformatlock" xmlns:w16se="http://schemas.microsoft.com/office/word/2015/wordml/symex" mc:Ignorable="w14 w15 w16se w16cid w16 w16cex w16sdtdh w16sdtfl w16du">
+<w:styles xmlns:mc="http://schemas.openxmlformats.org/markup-compatibility/2006" xmlns:r="http://schemas.openxmlformats.org/officeDocument/2006/relationships" xmlns:w="http://schemas.openxmlformats.org/wordprocessingml/2006/main" xmlns:w14="http://schemas.microsoft.com/office/word/2010/wordml" xmlns:w15="http://schemas.microsoft.com/office/word/2012/wordml" mc:Ignorable="w14 w15">
   <w:docDefaults>
     <w:rPrDefault>
       <w:rPr>
@@ -8547,7 +7729,7 @@
       </w:pPr>
     </w:pPrDefault>
   </w:docDefaults>
-  <w:latentStyles w:defLockedState="0" w:defUIPriority="99" w:defSemiHidden="0" w:defUnhideWhenUsed="0" w:defQFormat="0" w:count="376">
+  <w:latentStyles w:defLockedState="0" w:defUIPriority="99" w:defSemiHidden="0" w:defUnhideWhenUsed="0" w:defQFormat="0" w:count="371">
     <w:lsdException w:name="Normal" w:uiPriority="0" w:qFormat="1"/>
     <w:lsdException w:name="heading 1" w:uiPriority="9" w:qFormat="1"/>
     <w:lsdException w:name="heading 2" w:semiHidden="1" w:uiPriority="9" w:unhideWhenUsed="1" w:qFormat="1"/>
@@ -8919,11 +8101,6 @@
     <w:lsdException w:name="List Table 5 Dark Accent 6" w:uiPriority="50"/>
     <w:lsdException w:name="List Table 6 Colorful Accent 6" w:uiPriority="51"/>
     <w:lsdException w:name="List Table 7 Colorful Accent 6" w:uiPriority="52"/>
-    <w:lsdException w:name="Mention" w:semiHidden="1" w:unhideWhenUsed="1"/>
-    <w:lsdException w:name="Smart Hyperlink" w:semiHidden="1" w:unhideWhenUsed="1"/>
-    <w:lsdException w:name="Hashtag" w:semiHidden="1" w:unhideWhenUsed="1"/>
-    <w:lsdException w:name="Unresolved Mention" w:semiHidden="1" w:unhideWhenUsed="1"/>
-    <w:lsdException w:name="Smart Link" w:semiHidden="1" w:unhideWhenUsed="1"/>
   </w:latentStyles>
   <w:style w:type="paragraph" w:default="1" w:styleId="Normal">
     <w:name w:val="Normal"/>
@@ -8956,6 +8133,7 @@
   <w:style w:type="character" w:default="1" w:styleId="Policepardfaut">
     <w:name w:val="Default Paragraph Font"/>
     <w:uiPriority w:val="1"/>
+    <w:semiHidden/>
     <w:unhideWhenUsed/>
   </w:style>
   <w:style w:type="table" w:default="1" w:styleId="TableauNormal">
@@ -9129,7 +8307,7 @@
     <w:basedOn w:val="Policepardfaut"/>
     <w:rsid w:val="000A0782"/>
   </w:style>
-  <w:style w:type="character" w:styleId="Mentionnonrsolue">
+  <w:style w:type="character" w:customStyle="1" w:styleId="UnresolvedMention">
     <w:name w:val="Unresolved Mention"/>
     <w:basedOn w:val="Policepardfaut"/>
     <w:uiPriority w:val="99"/>

--- a/CV.docx
+++ b/CV.docx
@@ -1,6 +1,6 @@
 
 <file path=word/document.xml><?xml version="1.0" encoding="utf-8"?>
-<w:document xmlns:wpc="http://schemas.microsoft.com/office/word/2010/wordprocessingCanvas" xmlns:mc="http://schemas.openxmlformats.org/markup-compatibility/2006" xmlns:o="urn:schemas-microsoft-com:office:office" xmlns:r="http://schemas.openxmlformats.org/officeDocument/2006/relationships" xmlns:m="http://schemas.openxmlformats.org/officeDocument/2006/math" xmlns:v="urn:schemas-microsoft-com:vml" xmlns:wp14="http://schemas.microsoft.com/office/word/2010/wordprocessingDrawing" xmlns:wp="http://schemas.openxmlformats.org/drawingml/2006/wordprocessingDrawing" xmlns:w10="urn:schemas-microsoft-com:office:word" xmlns:w="http://schemas.openxmlformats.org/wordprocessingml/2006/main" xmlns:w14="http://schemas.microsoft.com/office/word/2010/wordml" xmlns:w15="http://schemas.microsoft.com/office/word/2012/wordml" xmlns:wpg="http://schemas.microsoft.com/office/word/2010/wordprocessingGroup" xmlns:wpi="http://schemas.microsoft.com/office/word/2010/wordprocessingInk" xmlns:wne="http://schemas.microsoft.com/office/word/2006/wordml" xmlns:wps="http://schemas.microsoft.com/office/word/2010/wordprocessingShape" mc:Ignorable="w14 w15 wp14">
+<w:document xmlns:wpc="http://schemas.microsoft.com/office/word/2010/wordprocessingCanvas" xmlns:cx="http://schemas.microsoft.com/office/drawing/2014/chartex" xmlns:cx1="http://schemas.microsoft.com/office/drawing/2015/9/8/chartex" xmlns:cx2="http://schemas.microsoft.com/office/drawing/2015/10/21/chartex" xmlns:cx3="http://schemas.microsoft.com/office/drawing/2016/5/9/chartex" xmlns:cx4="http://schemas.microsoft.com/office/drawing/2016/5/10/chartex" xmlns:cx5="http://schemas.microsoft.com/office/drawing/2016/5/11/chartex" xmlns:cx6="http://schemas.microsoft.com/office/drawing/2016/5/12/chartex" xmlns:cx7="http://schemas.microsoft.com/office/drawing/2016/5/13/chartex" xmlns:cx8="http://schemas.microsoft.com/office/drawing/2016/5/14/chartex" xmlns:mc="http://schemas.openxmlformats.org/markup-compatibility/2006" xmlns:aink="http://schemas.microsoft.com/office/drawing/2016/ink" xmlns:am3d="http://schemas.microsoft.com/office/drawing/2017/model3d" xmlns:o="urn:schemas-microsoft-com:office:office" xmlns:oel="http://schemas.microsoft.com/office/2019/extlst" xmlns:r="http://schemas.openxmlformats.org/officeDocument/2006/relationships" xmlns:m="http://schemas.openxmlformats.org/officeDocument/2006/math" xmlns:v="urn:schemas-microsoft-com:vml" xmlns:wp14="http://schemas.microsoft.com/office/word/2010/wordprocessingDrawing" xmlns:wp="http://schemas.openxmlformats.org/drawingml/2006/wordprocessingDrawing" xmlns:w10="urn:schemas-microsoft-com:office:word" xmlns:w="http://schemas.openxmlformats.org/wordprocessingml/2006/main" xmlns:w14="http://schemas.microsoft.com/office/word/2010/wordml" xmlns:w15="http://schemas.microsoft.com/office/word/2012/wordml" xmlns:w16cex="http://schemas.microsoft.com/office/word/2018/wordml/cex" xmlns:w16cid="http://schemas.microsoft.com/office/word/2016/wordml/cid" xmlns:w16="http://schemas.microsoft.com/office/word/2018/wordml" xmlns:w16du="http://schemas.microsoft.com/office/word/2023/wordml/word16du" xmlns:w16sdtdh="http://schemas.microsoft.com/office/word/2020/wordml/sdtdatahash" xmlns:w16sdtfl="http://schemas.microsoft.com/office/word/2024/wordml/sdtformatlock" xmlns:w16se="http://schemas.microsoft.com/office/word/2015/wordml/symex" xmlns:wpg="http://schemas.microsoft.com/office/word/2010/wordprocessingGroup" xmlns:wpi="http://schemas.microsoft.com/office/word/2010/wordprocessingInk" xmlns:wne="http://schemas.microsoft.com/office/word/2006/wordml" xmlns:wps="http://schemas.microsoft.com/office/word/2010/wordprocessingShape" mc:Ignorable="w14 w15 w16se w16cid w16 w16cex w16sdtdh w16sdtfl w16du wp14">
   <w:body>
     <w:p>
       <w:pPr>
@@ -89,7 +89,7 @@
                           <a14:useLocalDpi xmlns:a14="http://schemas.microsoft.com/office/drawing/2010/main" val="0"/>
                         </a:ext>
                         <a:ext uri="{96DAC541-7B7A-43D3-8B79-37D633B846F1}">
-                          <asvg:svgBlip xmlns:asvg="http://schemas.microsoft.com/office/drawing/2016/SVG/main" xmlns:w16se="http://schemas.microsoft.com/office/word/2015/wordml/symex" xmlns:w16sdtfl="http://schemas.microsoft.com/office/word/2024/wordml/sdtformatlock" xmlns:w16sdtdh="http://schemas.microsoft.com/office/word/2020/wordml/sdtdatahash" xmlns:w16du="http://schemas.microsoft.com/office/word/2023/wordml/word16du" xmlns:w16="http://schemas.microsoft.com/office/word/2018/wordml" xmlns:w16cid="http://schemas.microsoft.com/office/word/2016/wordml/cid" xmlns:w16cex="http://schemas.microsoft.com/office/word/2018/wordml/cex" xmlns:w="http://schemas.openxmlformats.org/wordprocessingml/2006/main" xmlns:w10="urn:schemas-microsoft-com:office:word" xmlns:v="urn:schemas-microsoft-com:vml" xmlns:oel="http://schemas.microsoft.com/office/2019/extlst" xmlns:o="urn:schemas-microsoft-com:office:office" xmlns:am3d="http://schemas.microsoft.com/office/drawing/2017/model3d" xmlns:aink="http://schemas.microsoft.com/office/drawing/2016/ink" xmlns:cx8="http://schemas.microsoft.com/office/drawing/2016/5/14/chartex" xmlns:cx7="http://schemas.microsoft.com/office/drawing/2016/5/13/chartex" xmlns:cx6="http://schemas.microsoft.com/office/drawing/2016/5/12/chartex" xmlns:cx5="http://schemas.microsoft.com/office/drawing/2016/5/11/chartex" xmlns:cx4="http://schemas.microsoft.com/office/drawing/2016/5/10/chartex" xmlns:cx3="http://schemas.microsoft.com/office/drawing/2016/5/9/chartex" xmlns:cx2="http://schemas.microsoft.com/office/drawing/2015/10/21/chartex" xmlns:cx1="http://schemas.microsoft.com/office/drawing/2015/9/8/chartex" xmlns:cx="http://schemas.microsoft.com/office/drawing/2014/chartex" xmlns="" r:embed="rId8"/>
+                          <asvg:svgBlip xmlns:asvg="http://schemas.microsoft.com/office/drawing/2016/SVG/main" r:embed="rId8"/>
                         </a:ext>
                       </a:extLst>
                     </a:blip>
@@ -151,7 +151,7 @@
                           <a14:useLocalDpi xmlns:a14="http://schemas.microsoft.com/office/drawing/2010/main" val="0"/>
                         </a:ext>
                         <a:ext uri="{96DAC541-7B7A-43D3-8B79-37D633B846F1}">
-                          <asvg:svgBlip xmlns:asvg="http://schemas.microsoft.com/office/drawing/2016/SVG/main" xmlns:w16se="http://schemas.microsoft.com/office/word/2015/wordml/symex" xmlns:w16sdtfl="http://schemas.microsoft.com/office/word/2024/wordml/sdtformatlock" xmlns:w16sdtdh="http://schemas.microsoft.com/office/word/2020/wordml/sdtdatahash" xmlns:w16du="http://schemas.microsoft.com/office/word/2023/wordml/word16du" xmlns:w16="http://schemas.microsoft.com/office/word/2018/wordml" xmlns:w16cid="http://schemas.microsoft.com/office/word/2016/wordml/cid" xmlns:w16cex="http://schemas.microsoft.com/office/word/2018/wordml/cex" xmlns:w="http://schemas.openxmlformats.org/wordprocessingml/2006/main" xmlns:w10="urn:schemas-microsoft-com:office:word" xmlns:v="urn:schemas-microsoft-com:vml" xmlns:oel="http://schemas.microsoft.com/office/2019/extlst" xmlns:o="urn:schemas-microsoft-com:office:office" xmlns:am3d="http://schemas.microsoft.com/office/drawing/2017/model3d" xmlns:aink="http://schemas.microsoft.com/office/drawing/2016/ink" xmlns:cx8="http://schemas.microsoft.com/office/drawing/2016/5/14/chartex" xmlns:cx7="http://schemas.microsoft.com/office/drawing/2016/5/13/chartex" xmlns:cx6="http://schemas.microsoft.com/office/drawing/2016/5/12/chartex" xmlns:cx5="http://schemas.microsoft.com/office/drawing/2016/5/11/chartex" xmlns:cx4="http://schemas.microsoft.com/office/drawing/2016/5/10/chartex" xmlns:cx3="http://schemas.microsoft.com/office/drawing/2016/5/9/chartex" xmlns:cx2="http://schemas.microsoft.com/office/drawing/2015/10/21/chartex" xmlns:cx1="http://schemas.microsoft.com/office/drawing/2015/9/8/chartex" xmlns:cx="http://schemas.microsoft.com/office/drawing/2014/chartex" xmlns="" r:embed="rId10"/>
+                          <asvg:svgBlip xmlns:asvg="http://schemas.microsoft.com/office/drawing/2016/SVG/main" r:embed="rId10"/>
                         </a:ext>
                       </a:extLst>
                     </a:blip>
@@ -219,7 +219,7 @@
                           <a14:useLocalDpi xmlns:a14="http://schemas.microsoft.com/office/drawing/2010/main" val="0"/>
                         </a:ext>
                         <a:ext uri="{96DAC541-7B7A-43D3-8B79-37D633B846F1}">
-                          <asvg:svgBlip xmlns:asvg="http://schemas.microsoft.com/office/drawing/2016/SVG/main" xmlns:w16se="http://schemas.microsoft.com/office/word/2015/wordml/symex" xmlns:w16sdtfl="http://schemas.microsoft.com/office/word/2024/wordml/sdtformatlock" xmlns:w16sdtdh="http://schemas.microsoft.com/office/word/2020/wordml/sdtdatahash" xmlns:w16du="http://schemas.microsoft.com/office/word/2023/wordml/word16du" xmlns:w16="http://schemas.microsoft.com/office/word/2018/wordml" xmlns:w16cid="http://schemas.microsoft.com/office/word/2016/wordml/cid" xmlns:w16cex="http://schemas.microsoft.com/office/word/2018/wordml/cex" xmlns:w="http://schemas.openxmlformats.org/wordprocessingml/2006/main" xmlns:w10="urn:schemas-microsoft-com:office:word" xmlns:v="urn:schemas-microsoft-com:vml" xmlns:oel="http://schemas.microsoft.com/office/2019/extlst" xmlns:o="urn:schemas-microsoft-com:office:office" xmlns:am3d="http://schemas.microsoft.com/office/drawing/2017/model3d" xmlns:aink="http://schemas.microsoft.com/office/drawing/2016/ink" xmlns:cx8="http://schemas.microsoft.com/office/drawing/2016/5/14/chartex" xmlns:cx7="http://schemas.microsoft.com/office/drawing/2016/5/13/chartex" xmlns:cx6="http://schemas.microsoft.com/office/drawing/2016/5/12/chartex" xmlns:cx5="http://schemas.microsoft.com/office/drawing/2016/5/11/chartex" xmlns:cx4="http://schemas.microsoft.com/office/drawing/2016/5/10/chartex" xmlns:cx3="http://schemas.microsoft.com/office/drawing/2016/5/9/chartex" xmlns:cx2="http://schemas.microsoft.com/office/drawing/2015/10/21/chartex" xmlns:cx1="http://schemas.microsoft.com/office/drawing/2015/9/8/chartex" xmlns:cx="http://schemas.microsoft.com/office/drawing/2014/chartex" xmlns="" r:embed="rId12"/>
+                          <asvg:svgBlip xmlns:asvg="http://schemas.microsoft.com/office/drawing/2016/SVG/main" r:embed="rId12"/>
                         </a:ext>
                       </a:extLst>
                     </a:blip>
@@ -277,7 +277,7 @@
           <w:lang w:eastAsia="fr-FR"/>
         </w:rPr>
         <w:drawing>
-          <wp:anchor distT="0" distB="0" distL="114300" distR="114300" simplePos="0" relativeHeight="251661312" behindDoc="0" locked="0" layoutInCell="1" allowOverlap="1" wp14:anchorId="0F5533F9" wp14:editId="67F01330">
+          <wp:anchor distT="0" distB="0" distL="114300" distR="114300" simplePos="0" relativeHeight="251661312" behindDoc="0" locked="0" layoutInCell="1" allowOverlap="1" wp14:anchorId="0F5533F9" wp14:editId="388F129D">
             <wp:simplePos x="0" y="0"/>
             <wp:positionH relativeFrom="column">
               <wp:posOffset>1386205</wp:posOffset>
@@ -566,6 +566,7 @@
         <w:t xml:space="preserve">    </w:t>
       </w:r>
       <w:hyperlink r:id="rId17" w:history="1">
+        <w:proofErr w:type="gramStart"/>
         <w:r>
           <w:rPr>
             <w:rStyle w:val="Lienhypertexte"/>
@@ -573,7 +574,17 @@
             <w:sz w:val="20"/>
             <w:szCs w:val="24"/>
           </w:rPr>
-          <w:t>hugo-marthinet</w:t>
+          <w:t>hugo</w:t>
+        </w:r>
+        <w:proofErr w:type="gramEnd"/>
+        <w:r>
+          <w:rPr>
+            <w:rStyle w:val="Lienhypertexte"/>
+            <w:rFonts w:ascii="Arial" w:hAnsi="Arial" w:cs="Arial"/>
+            <w:sz w:val="20"/>
+            <w:szCs w:val="24"/>
+          </w:rPr>
+          <w:t>-marthinet</w:t>
         </w:r>
       </w:hyperlink>
       <w:r>
@@ -729,7 +740,25 @@
           <w:sz w:val="20"/>
           <w:szCs w:val="20"/>
         </w:rPr>
-        <w:t>Biostatisticien – Data Analyst                                                                                                   Février 2026</w:t>
+        <w:t xml:space="preserve">Biostatisticien – Data Analyst                                                                                                   </w:t>
+      </w:r>
+      <w:proofErr w:type="gramStart"/>
+      <w:r>
+        <w:rPr>
+          <w:rFonts w:ascii="Arial" w:hAnsi="Arial" w:cs="Arial"/>
+          <w:sz w:val="20"/>
+          <w:szCs w:val="20"/>
+        </w:rPr>
+        <w:t>Février</w:t>
+      </w:r>
+      <w:proofErr w:type="gramEnd"/>
+      <w:r>
+        <w:rPr>
+          <w:rFonts w:ascii="Arial" w:hAnsi="Arial" w:cs="Arial"/>
+          <w:sz w:val="20"/>
+          <w:szCs w:val="20"/>
+        </w:rPr>
+        <w:t xml:space="preserve"> 2026</w:t>
       </w:r>
       <w:r>
         <w:rPr>
@@ -977,15 +1006,33 @@
           <w:sz w:val="20"/>
           <w:szCs w:val="20"/>
         </w:rPr>
-        <w:t xml:space="preserve">  J</w:t>
-      </w:r>
-      <w:r>
-        <w:rPr>
-          <w:rFonts w:ascii="Arial" w:hAnsi="Arial" w:cs="Arial"/>
-          <w:sz w:val="20"/>
-          <w:szCs w:val="20"/>
-        </w:rPr>
-        <w:t xml:space="preserve">uin </w:t>
+        <w:t xml:space="preserve">  </w:t>
+      </w:r>
+      <w:proofErr w:type="gramStart"/>
+      <w:r>
+        <w:rPr>
+          <w:rFonts w:ascii="Arial" w:hAnsi="Arial" w:cs="Arial"/>
+          <w:sz w:val="20"/>
+          <w:szCs w:val="20"/>
+        </w:rPr>
+        <w:t>J</w:t>
+      </w:r>
+      <w:r>
+        <w:rPr>
+          <w:rFonts w:ascii="Arial" w:hAnsi="Arial" w:cs="Arial"/>
+          <w:sz w:val="20"/>
+          <w:szCs w:val="20"/>
+        </w:rPr>
+        <w:t>uin</w:t>
+      </w:r>
+      <w:proofErr w:type="gramEnd"/>
+      <w:r>
+        <w:rPr>
+          <w:rFonts w:ascii="Arial" w:hAnsi="Arial" w:cs="Arial"/>
+          <w:sz w:val="20"/>
+          <w:szCs w:val="20"/>
+        </w:rPr>
+        <w:t xml:space="preserve"> </w:t>
       </w:r>
       <w:r>
         <w:rPr>
@@ -1585,6 +1632,7 @@
         </w:rPr>
         <w:t xml:space="preserve">                             </w:t>
       </w:r>
+      <w:proofErr w:type="gramStart"/>
       <w:r>
         <w:rPr>
           <w:rStyle w:val="pvs-entitycaption-wrapper"/>
@@ -1612,6 +1660,7 @@
         </w:rPr>
         <w:t>il</w:t>
       </w:r>
+      <w:proofErr w:type="gramEnd"/>
       <w:r>
         <w:rPr>
           <w:rStyle w:val="pvs-entitycaption-wrapper"/>
@@ -1861,7 +1910,25 @@
           <w:sz w:val="20"/>
           <w:szCs w:val="20"/>
         </w:rPr>
-        <w:t>Réserviste spécialiste – Expert Haut Niveau Statistique                                                        Octobre 2025</w:t>
+        <w:t xml:space="preserve">Réserviste spécialiste – Expert Haut Niveau Statistique                                                        </w:t>
+      </w:r>
+      <w:proofErr w:type="gramStart"/>
+      <w:r>
+        <w:rPr>
+          <w:rFonts w:ascii="Arial" w:hAnsi="Arial" w:cs="Arial"/>
+          <w:sz w:val="20"/>
+          <w:szCs w:val="20"/>
+        </w:rPr>
+        <w:t>Octobre</w:t>
+      </w:r>
+      <w:proofErr w:type="gramEnd"/>
+      <w:r>
+        <w:rPr>
+          <w:rFonts w:ascii="Arial" w:hAnsi="Arial" w:cs="Arial"/>
+          <w:sz w:val="20"/>
+          <w:szCs w:val="20"/>
+        </w:rPr>
+        <w:t xml:space="preserve"> 2025</w:t>
       </w:r>
       <w:r>
         <w:rPr>
@@ -2005,15 +2072,35 @@
           <w:sz w:val="20"/>
           <w:szCs w:val="20"/>
         </w:rPr>
-        <w:t xml:space="preserve"> (SSD)</w:t>
-      </w:r>
-      <w:r>
-        <w:rPr>
-          <w:rFonts w:ascii="Arial" w:hAnsi="Arial" w:cs="Arial"/>
-          <w:sz w:val="20"/>
-          <w:szCs w:val="20"/>
-        </w:rPr>
-        <w:t xml:space="preserve">                                  </w:t>
+        <w:t xml:space="preserve"> (</w:t>
+      </w:r>
+      <w:proofErr w:type="gramStart"/>
+      <w:r>
+        <w:rPr>
+          <w:rFonts w:ascii="Arial" w:hAnsi="Arial" w:cs="Arial"/>
+          <w:b/>
+          <w:bCs/>
+          <w:sz w:val="20"/>
+          <w:szCs w:val="20"/>
+        </w:rPr>
+        <w:t>SSD)</w:t>
+      </w:r>
+      <w:r>
+        <w:rPr>
+          <w:rFonts w:ascii="Arial" w:hAnsi="Arial" w:cs="Arial"/>
+          <w:sz w:val="20"/>
+          <w:szCs w:val="20"/>
+        </w:rPr>
+        <w:t xml:space="preserve">   </w:t>
+      </w:r>
+      <w:proofErr w:type="gramEnd"/>
+      <w:r>
+        <w:rPr>
+          <w:rFonts w:ascii="Arial" w:hAnsi="Arial" w:cs="Arial"/>
+          <w:sz w:val="20"/>
+          <w:szCs w:val="20"/>
+        </w:rPr>
+        <w:t xml:space="preserve">                               </w:t>
       </w:r>
       <w:r>
         <w:rPr>
@@ -2126,13 +2213,11 @@
         <w:pStyle w:val="Titre1"/>
         <w:rPr>
           <w:rFonts w:cs="Arial"/>
-          <w:lang w:val="en-US"/>
         </w:rPr>
       </w:pPr>
       <w:r>
         <w:rPr>
           <w:rFonts w:cs="Arial"/>
-          <w:lang w:val="en-US"/>
         </w:rPr>
         <w:t>HABILITATION &amp; CERTIFICATION</w:t>
       </w:r>
@@ -2168,7 +2253,16 @@
           <w:bCs/>
           <w:sz w:val="20"/>
         </w:rPr>
-        <w:t>(5 jours)</w:t>
+        <w:t xml:space="preserve">(5 </w:t>
+      </w:r>
+      <w:proofErr w:type="gramStart"/>
+      <w:r>
+        <w:rPr>
+          <w:rFonts w:ascii="Arial" w:hAnsi="Arial" w:cs="Arial"/>
+          <w:bCs/>
+          <w:sz w:val="20"/>
+        </w:rPr>
+        <w:t>jours)</w:t>
       </w:r>
       <w:r>
         <w:rPr>
@@ -2187,7 +2281,18 @@
           <w:sz w:val="18"/>
           <w:szCs w:val="20"/>
         </w:rPr>
-        <w:t xml:space="preserve">   </w:t>
+        <w:t xml:space="preserve">  </w:t>
+      </w:r>
+      <w:proofErr w:type="gramEnd"/>
+      <w:r>
+        <w:rPr>
+          <w:rFonts w:ascii="Arial" w:hAnsi="Arial" w:cs="Arial"/>
+          <w:b/>
+          <w:bCs/>
+          <w:sz w:val="18"/>
+          <w:szCs w:val="20"/>
+        </w:rPr>
+        <w:t xml:space="preserve"> </w:t>
       </w:r>
       <w:r>
         <w:rPr>
@@ -2436,7 +2541,27 @@
           <w:sz w:val="20"/>
           <w:lang w:val="en-US"/>
         </w:rPr>
-        <w:t xml:space="preserve">0,5 jour)      </w:t>
+        <w:t xml:space="preserve">0,5 </w:t>
+      </w:r>
+      <w:proofErr w:type="gramStart"/>
+      <w:r>
+        <w:rPr>
+          <w:rFonts w:ascii="Arial" w:hAnsi="Arial" w:cs="Arial"/>
+          <w:bCs/>
+          <w:sz w:val="20"/>
+          <w:lang w:val="en-US"/>
+        </w:rPr>
+        <w:t xml:space="preserve">jour)   </w:t>
+      </w:r>
+      <w:proofErr w:type="gramEnd"/>
+      <w:r>
+        <w:rPr>
+          <w:rFonts w:ascii="Arial" w:hAnsi="Arial" w:cs="Arial"/>
+          <w:bCs/>
+          <w:sz w:val="20"/>
+          <w:lang w:val="en-US"/>
+        </w:rPr>
+        <w:t xml:space="preserve">   </w:t>
       </w:r>
       <w:r>
         <w:rPr>
@@ -2651,15 +2776,33 @@
           <w:bCs/>
           <w:sz w:val="20"/>
         </w:rPr>
-        <w:t>(3 jours)</w:t>
-      </w:r>
-      <w:r>
-        <w:rPr>
-          <w:rFonts w:ascii="Arial" w:hAnsi="Arial" w:cs="Arial"/>
-          <w:b/>
-          <w:sz w:val="20"/>
-        </w:rPr>
-        <w:t xml:space="preserve">                           </w:t>
+        <w:t xml:space="preserve">(3 </w:t>
+      </w:r>
+      <w:proofErr w:type="gramStart"/>
+      <w:r>
+        <w:rPr>
+          <w:rFonts w:ascii="Arial" w:hAnsi="Arial" w:cs="Arial"/>
+          <w:bCs/>
+          <w:sz w:val="20"/>
+        </w:rPr>
+        <w:t>jours)</w:t>
+      </w:r>
+      <w:r>
+        <w:rPr>
+          <w:rFonts w:ascii="Arial" w:hAnsi="Arial" w:cs="Arial"/>
+          <w:b/>
+          <w:sz w:val="20"/>
+        </w:rPr>
+        <w:t xml:space="preserve">   </w:t>
+      </w:r>
+      <w:proofErr w:type="gramEnd"/>
+      <w:r>
+        <w:rPr>
+          <w:rFonts w:ascii="Arial" w:hAnsi="Arial" w:cs="Arial"/>
+          <w:b/>
+          <w:sz w:val="20"/>
+        </w:rPr>
+        <w:t xml:space="preserve">                        </w:t>
       </w:r>
       <w:r>
         <w:rPr>
@@ -2770,7 +2913,25 @@
           <w:bCs/>
           <w:sz w:val="20"/>
         </w:rPr>
-        <w:t xml:space="preserve">0,5 jour)      </w:t>
+        <w:t xml:space="preserve">0,5 </w:t>
+      </w:r>
+      <w:proofErr w:type="gramStart"/>
+      <w:r>
+        <w:rPr>
+          <w:rFonts w:ascii="Arial" w:hAnsi="Arial" w:cs="Arial"/>
+          <w:bCs/>
+          <w:sz w:val="20"/>
+        </w:rPr>
+        <w:t xml:space="preserve">jour)   </w:t>
+      </w:r>
+      <w:proofErr w:type="gramEnd"/>
+      <w:r>
+        <w:rPr>
+          <w:rFonts w:ascii="Arial" w:hAnsi="Arial" w:cs="Arial"/>
+          <w:bCs/>
+          <w:sz w:val="20"/>
+        </w:rPr>
+        <w:t xml:space="preserve">   </w:t>
       </w:r>
       <w:r>
         <w:rPr>
@@ -2895,25 +3056,9 @@
           <w:rFonts w:ascii="Arial" w:hAnsi="Arial" w:cs="Arial"/>
           <w:sz w:val="20"/>
           <w:szCs w:val="20"/>
-        </w:rPr>
-        <w:t xml:space="preserve">Marthinet H. &amp; </w:t>
-      </w:r>
-      <w:r>
-        <w:rPr>
-          <w:rFonts w:ascii="Arial" w:hAnsi="Arial" w:cs="Arial"/>
-          <w:sz w:val="20"/>
-          <w:szCs w:val="20"/>
-        </w:rPr>
-        <w:t xml:space="preserve">Testud A. et al. </w:t>
-      </w:r>
-      <w:r>
-        <w:rPr>
-          <w:rFonts w:ascii="Arial" w:hAnsi="Arial" w:cs="Arial"/>
-          <w:sz w:val="20"/>
-          <w:szCs w:val="20"/>
-          <w:lang w:val="en-US"/>
-        </w:rPr>
-        <w:t>(2026) </w:t>
+          <w:lang w:val="en-US"/>
+        </w:rPr>
+        <w:t xml:space="preserve">Gonnon L. et al. (2026) </w:t>
       </w:r>
       <w:r>
         <w:rPr>
@@ -2926,25 +3071,29 @@
           <w:szCs w:val="20"/>
           <w:lang w:val="en-US"/>
         </w:rPr>
-        <w:t>Medication trajectories during the year following the initiation of medication indicated for alcohol use disorder.</w:t>
-      </w:r>
-      <w:r>
-        <w:rPr>
-          <w:rFonts w:ascii="Arial" w:hAnsi="Arial" w:cs="Arial"/>
-          <w:sz w:val="20"/>
-          <w:szCs w:val="20"/>
-          <w:lang w:val="en-US"/>
-        </w:rPr>
-        <w:t> </w:t>
-      </w:r>
-      <w:r>
-        <w:rPr>
-          <w:rFonts w:ascii="Arial" w:hAnsi="Arial" w:cs="Arial"/>
-          <w:sz w:val="20"/>
-          <w:szCs w:val="20"/>
-        </w:rPr>
-        <w:t>Scientific report</w:t>
-      </w:r>
+        <w:t>Increase in active caseload following the implementation of a centralized demand-management platform in child and adolescent public mental health services in a French metropolitan area.</w:t>
+      </w:r>
+      <w:r>
+        <w:rPr>
+          <w:rFonts w:ascii="Arial" w:hAnsi="Arial" w:cs="Arial"/>
+          <w:sz w:val="20"/>
+          <w:szCs w:val="20"/>
+          <w:lang w:val="en-US"/>
+        </w:rPr>
+        <w:t xml:space="preserve"> Child and Adolescent Psychiatry and Mental Health. </w:t>
+      </w:r>
+      <w:hyperlink r:id="rId19" w:history="1">
+        <w:r>
+          <w:rPr>
+            <w:rStyle w:val="Lienhypertexte"/>
+            <w:rFonts w:ascii="Arial" w:hAnsi="Arial" w:cs="Arial"/>
+            <w:sz w:val="20"/>
+            <w:szCs w:val="20"/>
+            <w:lang w:val="en-US"/>
+          </w:rPr>
+          <w:t>https://doi.org/10.1186/s13034-026-01173-7</w:t>
+        </w:r>
+      </w:hyperlink>
     </w:p>
     <w:p>
       <w:pPr>
@@ -2955,6 +3104,68 @@
         </w:numPr>
         <w:rPr>
           <w:rFonts w:ascii="Arial" w:hAnsi="Arial" w:cs="Arial"/>
+          <w:sz w:val="20"/>
+          <w:szCs w:val="20"/>
+          <w:lang w:val="en-US"/>
+        </w:rPr>
+      </w:pPr>
+      <w:r>
+        <w:rPr>
+          <w:rFonts w:ascii="Arial" w:hAnsi="Arial" w:cs="Arial"/>
+          <w:sz w:val="20"/>
+          <w:szCs w:val="20"/>
+        </w:rPr>
+        <w:t xml:space="preserve">Marthinet H. &amp; Testud A. et al. </w:t>
+      </w:r>
+      <w:r>
+        <w:rPr>
+          <w:rFonts w:ascii="Arial" w:hAnsi="Arial" w:cs="Arial"/>
+          <w:sz w:val="20"/>
+          <w:szCs w:val="20"/>
+          <w:lang w:val="en-US"/>
+        </w:rPr>
+        <w:t>(2026) </w:t>
+      </w:r>
+      <w:r>
+        <w:rPr>
+          <w:rFonts w:ascii="Arial" w:hAnsi="Arial" w:cs="Arial"/>
+          <w:b/>
+          <w:bCs/>
+          <w:i/>
+          <w:iCs/>
+          <w:sz w:val="20"/>
+          <w:szCs w:val="20"/>
+          <w:lang w:val="en-US"/>
+        </w:rPr>
+        <w:t>Medication trajectories during the year following the initiation of medication indicated for alcohol use disorder.</w:t>
+      </w:r>
+      <w:r>
+        <w:rPr>
+          <w:rFonts w:ascii="Arial" w:hAnsi="Arial" w:cs="Arial"/>
+          <w:sz w:val="20"/>
+          <w:szCs w:val="20"/>
+          <w:lang w:val="en-US"/>
+        </w:rPr>
+        <w:t> </w:t>
+      </w:r>
+      <w:r>
+        <w:rPr>
+          <w:rFonts w:ascii="Arial" w:hAnsi="Arial" w:cs="Arial"/>
+          <w:sz w:val="20"/>
+          <w:szCs w:val="20"/>
+        </w:rPr>
+        <w:t>Scientific report</w:t>
+      </w:r>
+    </w:p>
+    <w:p>
+      <w:pPr>
+        <w:pStyle w:val="Paragraphedeliste"/>
+        <w:numPr>
+          <w:ilvl w:val="0"/>
+          <w:numId w:val="6"/>
+        </w:numPr>
+        <w:rPr>
+          <w:rFonts w:ascii="Arial" w:hAnsi="Arial" w:cs="Arial"/>
           <w:sz w:val="18"/>
           <w:szCs w:val="20"/>
           <w:lang w:val="en-US"/>
@@ -2991,10 +3202,11 @@
         <w:rPr>
           <w:rFonts w:ascii="Arial" w:hAnsi="Arial" w:cs="Arial"/>
           <w:sz w:val="20"/>
+          <w:lang w:val="en-US"/>
         </w:rPr>
         <w:t xml:space="preserve">Digestive and Liver Disease, 2026; 0. </w:t>
       </w:r>
-      <w:hyperlink r:id="rId19" w:history="1">
+      <w:hyperlink r:id="rId20" w:history="1">
         <w:r>
           <w:rPr>
             <w:rStyle w:val="Lienhypertexte"/>
@@ -3046,7 +3258,7 @@
         </w:rPr>
         <w:t xml:space="preserve"> et al. (2025) </w:t>
       </w:r>
-      <w:hyperlink r:id="rId20" w:history="1">
+      <w:hyperlink r:id="rId21" w:history="1">
         <w:r>
           <w:rPr>
             <w:rStyle w:val="Lienhypertexte"/>
@@ -3110,7 +3322,7 @@
         </w:rPr>
         <w:t xml:space="preserve">. </w:t>
       </w:r>
-      <w:hyperlink r:id="rId21" w:tgtFrame="_blank" w:history="1">
+      <w:hyperlink r:id="rId22" w:tgtFrame="_blank" w:history="1">
         <w:r>
           <w:rPr>
             <w:rStyle w:val="Lienhypertexte"/>
@@ -3153,19 +3365,7 @@
           <w:sz w:val="20"/>
           <w:szCs w:val="20"/>
         </w:rPr>
-        <w:t>Formation en soins critiques et préparation opérationn</w:t>
-      </w:r>
-      <w:bookmarkStart w:id="0" w:name="_GoBack"/>
-      <w:bookmarkEnd w:id="0"/>
-      <w:r>
-        <w:rPr>
-          <w:rFonts w:ascii="Arial" w:hAnsi="Arial" w:cs="Arial"/>
-          <w:b/>
-          <w:i/>
-          <w:sz w:val="20"/>
-          <w:szCs w:val="20"/>
-        </w:rPr>
-        <w:t>elle avant projection sur un poste d’évacuation aéromédicale en opérations extérieures. Etude par questionnaire auprès de 82 médecins au cours de l’opération Barkhane.</w:t>
+        <w:t>Formation en soins critiques et préparation opérationnelle avant projection sur un poste d’évacuation aéromédicale en opérations extérieures. Etude par questionnaire auprès de 82 médecins au cours de l’opération Barkhane.</w:t>
       </w:r>
       <w:r>
         <w:rPr>
@@ -3184,7 +3384,7 @@
         </w:rPr>
         <w:t xml:space="preserve">Médecine et Armées Vol.51 No.3. </w:t>
       </w:r>
-      <w:hyperlink r:id="rId22" w:tgtFrame="_blank" w:history="1">
+      <w:hyperlink r:id="rId23" w:tgtFrame="_blank" w:history="1">
         <w:r>
           <w:rPr>
             <w:rStyle w:val="Lienhypertexte"/>
@@ -3255,7 +3455,7 @@
         </w:rPr>
         <w:t xml:space="preserve">Médecine et Armées Vol.51 No.1. </w:t>
       </w:r>
-      <w:hyperlink r:id="rId23" w:tgtFrame="_blank" w:history="1">
+      <w:hyperlink r:id="rId24" w:tgtFrame="_blank" w:history="1">
         <w:r>
           <w:rPr>
             <w:rStyle w:val="Lienhypertexte"/>
@@ -3379,7 +3579,7 @@
         </w:rPr>
         <w:t xml:space="preserve">(1). </w:t>
       </w:r>
-      <w:hyperlink r:id="rId24" w:history="1">
+      <w:hyperlink r:id="rId25" w:history="1">
         <w:r>
           <w:rPr>
             <w:rStyle w:val="Lienhypertexte"/>
@@ -3481,7 +3681,7 @@
         </w:rPr>
         <w:t xml:space="preserve">(2), 39. </w:t>
       </w:r>
-      <w:hyperlink r:id="rId25" w:history="1">
+      <w:hyperlink r:id="rId26" w:history="1">
         <w:r>
           <w:rPr>
             <w:rStyle w:val="Lienhypertexte"/>
@@ -3546,7 +3746,7 @@
         </w:rPr>
         <w:t xml:space="preserve">Pathologie professionnelle et de l'environnement, 1877-7856. </w:t>
       </w:r>
-      <w:hyperlink r:id="rId26" w:history="1">
+      <w:hyperlink r:id="rId27" w:history="1">
         <w:r>
           <w:rPr>
             <w:rStyle w:val="Lienhypertexte"/>
@@ -4881,8 +5081,9 @@
           <w:sz w:val="20"/>
           <w:szCs w:val="20"/>
         </w:rPr>
-        <w:t>Analyses de sensibilité</w:t>
-      </w:r>
+        <w:t xml:space="preserve">Analyses de </w:t>
+      </w:r>
+      <w:proofErr w:type="gramStart"/>
       <w:r>
         <w:rPr>
           <w:rStyle w:val="agcmg"/>
@@ -4890,7 +5091,26 @@
           <w:sz w:val="20"/>
           <w:szCs w:val="20"/>
         </w:rPr>
-        <w:t>: E-value, NCO…</w:t>
+        <w:t>sensibilité</w:t>
+      </w:r>
+      <w:r>
+        <w:rPr>
+          <w:rStyle w:val="agcmg"/>
+          <w:rFonts w:ascii="Arial" w:hAnsi="Arial" w:cs="Arial"/>
+          <w:sz w:val="20"/>
+          <w:szCs w:val="20"/>
+        </w:rPr>
+        <w:t>:</w:t>
+      </w:r>
+      <w:proofErr w:type="gramEnd"/>
+      <w:r>
+        <w:rPr>
+          <w:rStyle w:val="agcmg"/>
+          <w:rFonts w:ascii="Arial" w:hAnsi="Arial" w:cs="Arial"/>
+          <w:sz w:val="20"/>
+          <w:szCs w:val="20"/>
+        </w:rPr>
+        <w:t xml:space="preserve"> E-value, NCO…</w:t>
       </w:r>
     </w:p>
     <w:p>
@@ -4908,6 +5128,7 @@
           <w:lang w:val="en-US"/>
         </w:rPr>
       </w:pPr>
+      <w:proofErr w:type="gramStart"/>
       <w:r>
         <w:rPr>
           <w:rFonts w:ascii="Arial" w:hAnsi="Arial" w:cs="Arial"/>
@@ -4927,6 +5148,7 @@
         </w:rPr>
         <w:t xml:space="preserve"> :</w:t>
       </w:r>
+      <w:proofErr w:type="gramEnd"/>
     </w:p>
     <w:p>
       <w:pPr>
@@ -5277,6 +5499,7 @@
           <w:lang w:val="en-US" w:eastAsia="fr-FR"/>
         </w:rPr>
       </w:pPr>
+      <w:proofErr w:type="gramStart"/>
       <w:r>
         <w:rPr>
           <w:rFonts w:ascii="Arial" w:eastAsia="Times New Roman" w:hAnsi="Arial" w:cs="Arial"/>
@@ -5302,7 +5525,17 @@
           <w:szCs w:val="20"/>
           <w:lang w:val="en-US" w:eastAsia="fr-FR"/>
         </w:rPr>
-        <w:t xml:space="preserve">: </w:t>
+        <w:t>:</w:t>
+      </w:r>
+      <w:proofErr w:type="gramEnd"/>
+      <w:r>
+        <w:rPr>
+          <w:rFonts w:ascii="Arial" w:eastAsia="Times New Roman" w:hAnsi="Arial" w:cs="Arial"/>
+          <w:sz w:val="20"/>
+          <w:szCs w:val="20"/>
+          <w:lang w:val="en-US" w:eastAsia="fr-FR"/>
+        </w:rPr>
+        <w:t xml:space="preserve"> </w:t>
       </w:r>
       <w:r>
         <w:rPr>
@@ -5614,7 +5847,7 @@
 </file>
 
 <file path=word/endnotes.xml><?xml version="1.0" encoding="utf-8"?>
-<w:endnotes xmlns:wpc="http://schemas.microsoft.com/office/word/2010/wordprocessingCanvas" xmlns:mc="http://schemas.openxmlformats.org/markup-compatibility/2006" xmlns:o="urn:schemas-microsoft-com:office:office" xmlns:r="http://schemas.openxmlformats.org/officeDocument/2006/relationships" xmlns:m="http://schemas.openxmlformats.org/officeDocument/2006/math" xmlns:v="urn:schemas-microsoft-com:vml" xmlns:wp14="http://schemas.microsoft.com/office/word/2010/wordprocessingDrawing" xmlns:wp="http://schemas.openxmlformats.org/drawingml/2006/wordprocessingDrawing" xmlns:w10="urn:schemas-microsoft-com:office:word" xmlns:w="http://schemas.openxmlformats.org/wordprocessingml/2006/main" xmlns:w14="http://schemas.microsoft.com/office/word/2010/wordml" xmlns:w15="http://schemas.microsoft.com/office/word/2012/wordml" xmlns:wpg="http://schemas.microsoft.com/office/word/2010/wordprocessingGroup" xmlns:wpi="http://schemas.microsoft.com/office/word/2010/wordprocessingInk" xmlns:wne="http://schemas.microsoft.com/office/word/2006/wordml" xmlns:wps="http://schemas.microsoft.com/office/word/2010/wordprocessingShape" mc:Ignorable="w14 w15 wp14">
+<w:endnotes xmlns:wpc="http://schemas.microsoft.com/office/word/2010/wordprocessingCanvas" xmlns:cx="http://schemas.microsoft.com/office/drawing/2014/chartex" xmlns:cx1="http://schemas.microsoft.com/office/drawing/2015/9/8/chartex" xmlns:cx2="http://schemas.microsoft.com/office/drawing/2015/10/21/chartex" xmlns:cx3="http://schemas.microsoft.com/office/drawing/2016/5/9/chartex" xmlns:cx4="http://schemas.microsoft.com/office/drawing/2016/5/10/chartex" xmlns:cx5="http://schemas.microsoft.com/office/drawing/2016/5/11/chartex" xmlns:cx6="http://schemas.microsoft.com/office/drawing/2016/5/12/chartex" xmlns:cx7="http://schemas.microsoft.com/office/drawing/2016/5/13/chartex" xmlns:cx8="http://schemas.microsoft.com/office/drawing/2016/5/14/chartex" xmlns:mc="http://schemas.openxmlformats.org/markup-compatibility/2006" xmlns:aink="http://schemas.microsoft.com/office/drawing/2016/ink" xmlns:am3d="http://schemas.microsoft.com/office/drawing/2017/model3d" xmlns:o="urn:schemas-microsoft-com:office:office" xmlns:oel="http://schemas.microsoft.com/office/2019/extlst" xmlns:r="http://schemas.openxmlformats.org/officeDocument/2006/relationships" xmlns:m="http://schemas.openxmlformats.org/officeDocument/2006/math" xmlns:v="urn:schemas-microsoft-com:vml" xmlns:wp14="http://schemas.microsoft.com/office/word/2010/wordprocessingDrawing" xmlns:wp="http://schemas.openxmlformats.org/drawingml/2006/wordprocessingDrawing" xmlns:w10="urn:schemas-microsoft-com:office:word" xmlns:w="http://schemas.openxmlformats.org/wordprocessingml/2006/main" xmlns:w14="http://schemas.microsoft.com/office/word/2010/wordml" xmlns:w15="http://schemas.microsoft.com/office/word/2012/wordml" xmlns:w16cex="http://schemas.microsoft.com/office/word/2018/wordml/cex" xmlns:w16cid="http://schemas.microsoft.com/office/word/2016/wordml/cid" xmlns:w16="http://schemas.microsoft.com/office/word/2018/wordml" xmlns:w16du="http://schemas.microsoft.com/office/word/2023/wordml/word16du" xmlns:w16sdtdh="http://schemas.microsoft.com/office/word/2020/wordml/sdtdatahash" xmlns:w16sdtfl="http://schemas.microsoft.com/office/word/2024/wordml/sdtformatlock" xmlns:w16se="http://schemas.microsoft.com/office/word/2015/wordml/symex" xmlns:wpg="http://schemas.microsoft.com/office/word/2010/wordprocessingGroup" xmlns:wpi="http://schemas.microsoft.com/office/word/2010/wordprocessingInk" xmlns:wne="http://schemas.microsoft.com/office/word/2006/wordml" xmlns:wps="http://schemas.microsoft.com/office/word/2010/wordprocessingShape" mc:Ignorable="w14 w15 w16se w16cid w16 w16cex w16sdtdh w16sdtfl w16du wp14">
   <w:endnote w:type="separator" w:id="-1">
     <w:p>
       <w:pPr>
@@ -5639,7 +5872,7 @@
 </file>
 
 <file path=word/footnotes.xml><?xml version="1.0" encoding="utf-8"?>
-<w:footnotes xmlns:wpc="http://schemas.microsoft.com/office/word/2010/wordprocessingCanvas" xmlns:mc="http://schemas.openxmlformats.org/markup-compatibility/2006" xmlns:o="urn:schemas-microsoft-com:office:office" xmlns:r="http://schemas.openxmlformats.org/officeDocument/2006/relationships" xmlns:m="http://schemas.openxmlformats.org/officeDocument/2006/math" xmlns:v="urn:schemas-microsoft-com:vml" xmlns:wp14="http://schemas.microsoft.com/office/word/2010/wordprocessingDrawing" xmlns:wp="http://schemas.openxmlformats.org/drawingml/2006/wordprocessingDrawing" xmlns:w10="urn:schemas-microsoft-com:office:word" xmlns:w="http://schemas.openxmlformats.org/wordprocessingml/2006/main" xmlns:w14="http://schemas.microsoft.com/office/word/2010/wordml" xmlns:w15="http://schemas.microsoft.com/office/word/2012/wordml" xmlns:wpg="http://schemas.microsoft.com/office/word/2010/wordprocessingGroup" xmlns:wpi="http://schemas.microsoft.com/office/word/2010/wordprocessingInk" xmlns:wne="http://schemas.microsoft.com/office/word/2006/wordml" xmlns:wps="http://schemas.microsoft.com/office/word/2010/wordprocessingShape" mc:Ignorable="w14 w15 wp14">
+<w:footnotes xmlns:wpc="http://schemas.microsoft.com/office/word/2010/wordprocessingCanvas" xmlns:cx="http://schemas.microsoft.com/office/drawing/2014/chartex" xmlns:cx1="http://schemas.microsoft.com/office/drawing/2015/9/8/chartex" xmlns:cx2="http://schemas.microsoft.com/office/drawing/2015/10/21/chartex" xmlns:cx3="http://schemas.microsoft.com/office/drawing/2016/5/9/chartex" xmlns:cx4="http://schemas.microsoft.com/office/drawing/2016/5/10/chartex" xmlns:cx5="http://schemas.microsoft.com/office/drawing/2016/5/11/chartex" xmlns:cx6="http://schemas.microsoft.com/office/drawing/2016/5/12/chartex" xmlns:cx7="http://schemas.microsoft.com/office/drawing/2016/5/13/chartex" xmlns:cx8="http://schemas.microsoft.com/office/drawing/2016/5/14/chartex" xmlns:mc="http://schemas.openxmlformats.org/markup-compatibility/2006" xmlns:aink="http://schemas.microsoft.com/office/drawing/2016/ink" xmlns:am3d="http://schemas.microsoft.com/office/drawing/2017/model3d" xmlns:o="urn:schemas-microsoft-com:office:office" xmlns:oel="http://schemas.microsoft.com/office/2019/extlst" xmlns:r="http://schemas.openxmlformats.org/officeDocument/2006/relationships" xmlns:m="http://schemas.openxmlformats.org/officeDocument/2006/math" xmlns:v="urn:schemas-microsoft-com:vml" xmlns:wp14="http://schemas.microsoft.com/office/word/2010/wordprocessingDrawing" xmlns:wp="http://schemas.openxmlformats.org/drawingml/2006/wordprocessingDrawing" xmlns:w10="urn:schemas-microsoft-com:office:word" xmlns:w="http://schemas.openxmlformats.org/wordprocessingml/2006/main" xmlns:w14="http://schemas.microsoft.com/office/word/2010/wordml" xmlns:w15="http://schemas.microsoft.com/office/word/2012/wordml" xmlns:w16cex="http://schemas.microsoft.com/office/word/2018/wordml/cex" xmlns:w16cid="http://schemas.microsoft.com/office/word/2016/wordml/cid" xmlns:w16="http://schemas.microsoft.com/office/word/2018/wordml" xmlns:w16du="http://schemas.microsoft.com/office/word/2023/wordml/word16du" xmlns:w16sdtdh="http://schemas.microsoft.com/office/word/2020/wordml/sdtdatahash" xmlns:w16sdtfl="http://schemas.microsoft.com/office/word/2024/wordml/sdtformatlock" xmlns:w16se="http://schemas.microsoft.com/office/word/2015/wordml/symex" xmlns:wpg="http://schemas.microsoft.com/office/word/2010/wordprocessingGroup" xmlns:wpi="http://schemas.microsoft.com/office/word/2010/wordprocessingInk" xmlns:wne="http://schemas.microsoft.com/office/word/2006/wordml" xmlns:wps="http://schemas.microsoft.com/office/word/2010/wordprocessingShape" mc:Ignorable="w14 w15 w16se w16cid w16 w16cex w16sdtdh w16sdtfl w16du wp14">
   <w:footnote w:type="separator" w:id="-1">
     <w:p>
       <w:pPr>
@@ -5664,7 +5897,7 @@
 </file>
 
 <file path=word/numbering.xml><?xml version="1.0" encoding="utf-8"?>
-<w:numbering xmlns:wpc="http://schemas.microsoft.com/office/word/2010/wordprocessingCanvas" xmlns:mc="http://schemas.openxmlformats.org/markup-compatibility/2006" xmlns:o="urn:schemas-microsoft-com:office:office" xmlns:r="http://schemas.openxmlformats.org/officeDocument/2006/relationships" xmlns:m="http://schemas.openxmlformats.org/officeDocument/2006/math" xmlns:v="urn:schemas-microsoft-com:vml" xmlns:wp14="http://schemas.microsoft.com/office/word/2010/wordprocessingDrawing" xmlns:wp="http://schemas.openxmlformats.org/drawingml/2006/wordprocessingDrawing" xmlns:w10="urn:schemas-microsoft-com:office:word" xmlns:w="http://schemas.openxmlformats.org/wordprocessingml/2006/main" xmlns:w14="http://schemas.microsoft.com/office/word/2010/wordml" xmlns:w15="http://schemas.microsoft.com/office/word/2012/wordml" xmlns:wpg="http://schemas.microsoft.com/office/word/2010/wordprocessingGroup" xmlns:wpi="http://schemas.microsoft.com/office/word/2010/wordprocessingInk" xmlns:wne="http://schemas.microsoft.com/office/word/2006/wordml" xmlns:wps="http://schemas.microsoft.com/office/word/2010/wordprocessingShape" mc:Ignorable="w14 w15 wp14">
+<w:numbering xmlns:wpc="http://schemas.microsoft.com/office/word/2010/wordprocessingCanvas" xmlns:cx="http://schemas.microsoft.com/office/drawing/2014/chartex" xmlns:cx1="http://schemas.microsoft.com/office/drawing/2015/9/8/chartex" xmlns:cx2="http://schemas.microsoft.com/office/drawing/2015/10/21/chartex" xmlns:cx3="http://schemas.microsoft.com/office/drawing/2016/5/9/chartex" xmlns:cx4="http://schemas.microsoft.com/office/drawing/2016/5/10/chartex" xmlns:cx5="http://schemas.microsoft.com/office/drawing/2016/5/11/chartex" xmlns:cx6="http://schemas.microsoft.com/office/drawing/2016/5/12/chartex" xmlns:cx7="http://schemas.microsoft.com/office/drawing/2016/5/13/chartex" xmlns:cx8="http://schemas.microsoft.com/office/drawing/2016/5/14/chartex" xmlns:mc="http://schemas.openxmlformats.org/markup-compatibility/2006" xmlns:aink="http://schemas.microsoft.com/office/drawing/2016/ink" xmlns:am3d="http://schemas.microsoft.com/office/drawing/2017/model3d" xmlns:o="urn:schemas-microsoft-com:office:office" xmlns:oel="http://schemas.microsoft.com/office/2019/extlst" xmlns:r="http://schemas.openxmlformats.org/officeDocument/2006/relationships" xmlns:m="http://schemas.openxmlformats.org/officeDocument/2006/math" xmlns:v="urn:schemas-microsoft-com:vml" xmlns:wp14="http://schemas.microsoft.com/office/word/2010/wordprocessingDrawing" xmlns:wp="http://schemas.openxmlformats.org/drawingml/2006/wordprocessingDrawing" xmlns:w10="urn:schemas-microsoft-com:office:word" xmlns:w="http://schemas.openxmlformats.org/wordprocessingml/2006/main" xmlns:w14="http://schemas.microsoft.com/office/word/2010/wordml" xmlns:w15="http://schemas.microsoft.com/office/word/2012/wordml" xmlns:w16cex="http://schemas.microsoft.com/office/word/2018/wordml/cex" xmlns:w16cid="http://schemas.microsoft.com/office/word/2016/wordml/cid" xmlns:w16="http://schemas.microsoft.com/office/word/2018/wordml" xmlns:w16du="http://schemas.microsoft.com/office/word/2023/wordml/word16du" xmlns:w16sdtdh="http://schemas.microsoft.com/office/word/2020/wordml/sdtdatahash" xmlns:w16sdtfl="http://schemas.microsoft.com/office/word/2024/wordml/sdtformatlock" xmlns:w16se="http://schemas.microsoft.com/office/word/2015/wordml/symex" xmlns:wpg="http://schemas.microsoft.com/office/word/2010/wordprocessingGroup" xmlns:wpi="http://schemas.microsoft.com/office/word/2010/wordprocessingInk" xmlns:wne="http://schemas.microsoft.com/office/word/2006/wordml" xmlns:wps="http://schemas.microsoft.com/office/word/2010/wordprocessingShape" mc:Ignorable="w14 w15 w16se w16cid w16 w16cex w16sdtdh w16sdtfl w16du wp14">
   <w:abstractNum w:abstractNumId="0" w15:restartNumberingAfterBreak="0">
     <w:nsid w:val="02EA69AD"/>
     <w:multiLevelType w:val="hybridMultilevel"/>
@@ -7658,62 +7891,62 @@
       </w:rPr>
     </w:lvl>
   </w:abstractNum>
-  <w:num w:numId="1">
+  <w:num w:numId="1" w16cid:durableId="3409550">
     <w:abstractNumId w:val="4"/>
   </w:num>
-  <w:num w:numId="2">
+  <w:num w:numId="2" w16cid:durableId="1453942652">
     <w:abstractNumId w:val="15"/>
   </w:num>
-  <w:num w:numId="3">
+  <w:num w:numId="3" w16cid:durableId="417360950">
     <w:abstractNumId w:val="11"/>
   </w:num>
-  <w:num w:numId="4">
+  <w:num w:numId="4" w16cid:durableId="1131051629">
     <w:abstractNumId w:val="9"/>
   </w:num>
-  <w:num w:numId="5">
+  <w:num w:numId="5" w16cid:durableId="69891532">
     <w:abstractNumId w:val="10"/>
   </w:num>
-  <w:num w:numId="6">
+  <w:num w:numId="6" w16cid:durableId="1627731293">
     <w:abstractNumId w:val="1"/>
   </w:num>
-  <w:num w:numId="7">
+  <w:num w:numId="7" w16cid:durableId="919874089">
     <w:abstractNumId w:val="0"/>
   </w:num>
-  <w:num w:numId="8">
+  <w:num w:numId="8" w16cid:durableId="908658170">
     <w:abstractNumId w:val="2"/>
   </w:num>
-  <w:num w:numId="9">
+  <w:num w:numId="9" w16cid:durableId="940600131">
     <w:abstractNumId w:val="14"/>
   </w:num>
-  <w:num w:numId="10">
+  <w:num w:numId="10" w16cid:durableId="1644122687">
     <w:abstractNumId w:val="16"/>
   </w:num>
-  <w:num w:numId="11">
+  <w:num w:numId="11" w16cid:durableId="3557503">
     <w:abstractNumId w:val="6"/>
   </w:num>
-  <w:num w:numId="12">
+  <w:num w:numId="12" w16cid:durableId="333848616">
     <w:abstractNumId w:val="12"/>
   </w:num>
-  <w:num w:numId="13">
+  <w:num w:numId="13" w16cid:durableId="1965623295">
     <w:abstractNumId w:val="3"/>
   </w:num>
-  <w:num w:numId="14">
+  <w:num w:numId="14" w16cid:durableId="810975200">
     <w:abstractNumId w:val="8"/>
   </w:num>
-  <w:num w:numId="15">
+  <w:num w:numId="15" w16cid:durableId="510799156">
     <w:abstractNumId w:val="7"/>
   </w:num>
-  <w:num w:numId="16">
+  <w:num w:numId="16" w16cid:durableId="1584873604">
     <w:abstractNumId w:val="5"/>
   </w:num>
-  <w:num w:numId="17">
+  <w:num w:numId="17" w16cid:durableId="1366059635">
     <w:abstractNumId w:val="13"/>
   </w:num>
 </w:numbering>
 </file>
 
 <file path=word/styles.xml><?xml version="1.0" encoding="utf-8"?>
-<w:styles xmlns:mc="http://schemas.openxmlformats.org/markup-compatibility/2006" xmlns:r="http://schemas.openxmlformats.org/officeDocument/2006/relationships" xmlns:w="http://schemas.openxmlformats.org/wordprocessingml/2006/main" xmlns:w14="http://schemas.microsoft.com/office/word/2010/wordml" xmlns:w15="http://schemas.microsoft.com/office/word/2012/wordml" mc:Ignorable="w14 w15">
+<w:styles xmlns:mc="http://schemas.openxmlformats.org/markup-compatibility/2006" xmlns:r="http://schemas.openxmlformats.org/officeDocument/2006/relationships" xmlns:w="http://schemas.openxmlformats.org/wordprocessingml/2006/main" xmlns:w14="http://schemas.microsoft.com/office/word/2010/wordml" xmlns:w15="http://schemas.microsoft.com/office/word/2012/wordml" xmlns:w16cex="http://schemas.microsoft.com/office/word/2018/wordml/cex" xmlns:w16cid="http://schemas.microsoft.com/office/word/2016/wordml/cid" xmlns:w16="http://schemas.microsoft.com/office/word/2018/wordml" xmlns:w16du="http://schemas.microsoft.com/office/word/2023/wordml/word16du" xmlns:w16sdtdh="http://schemas.microsoft.com/office/word/2020/wordml/sdtdatahash" xmlns:w16sdtfl="http://schemas.microsoft.com/office/word/2024/wordml/sdtformatlock" xmlns:w16se="http://schemas.microsoft.com/office/word/2015/wordml/symex" mc:Ignorable="w14 w15 w16se w16cid w16 w16cex w16sdtdh w16sdtfl w16du">
   <w:docDefaults>
     <w:rPrDefault>
       <w:rPr>
@@ -7729,7 +7962,7 @@
       </w:pPr>
     </w:pPrDefault>
   </w:docDefaults>
-  <w:latentStyles w:defLockedState="0" w:defUIPriority="99" w:defSemiHidden="0" w:defUnhideWhenUsed="0" w:defQFormat="0" w:count="371">
+  <w:latentStyles w:defLockedState="0" w:defUIPriority="99" w:defSemiHidden="0" w:defUnhideWhenUsed="0" w:defQFormat="0" w:count="376">
     <w:lsdException w:name="Normal" w:uiPriority="0" w:qFormat="1"/>
     <w:lsdException w:name="heading 1" w:uiPriority="9" w:qFormat="1"/>
     <w:lsdException w:name="heading 2" w:semiHidden="1" w:uiPriority="9" w:unhideWhenUsed="1" w:qFormat="1"/>
@@ -8101,6 +8334,11 @@
     <w:lsdException w:name="List Table 5 Dark Accent 6" w:uiPriority="50"/>
     <w:lsdException w:name="List Table 6 Colorful Accent 6" w:uiPriority="51"/>
     <w:lsdException w:name="List Table 7 Colorful Accent 6" w:uiPriority="52"/>
+    <w:lsdException w:name="Mention" w:semiHidden="1" w:unhideWhenUsed="1"/>
+    <w:lsdException w:name="Smart Hyperlink" w:semiHidden="1" w:unhideWhenUsed="1"/>
+    <w:lsdException w:name="Hashtag" w:semiHidden="1" w:unhideWhenUsed="1"/>
+    <w:lsdException w:name="Unresolved Mention" w:semiHidden="1" w:unhideWhenUsed="1"/>
+    <w:lsdException w:name="Smart Link" w:semiHidden="1" w:unhideWhenUsed="1"/>
   </w:latentStyles>
   <w:style w:type="paragraph" w:default="1" w:styleId="Normal">
     <w:name w:val="Normal"/>
@@ -8133,7 +8371,6 @@
   <w:style w:type="character" w:default="1" w:styleId="Policepardfaut">
     <w:name w:val="Default Paragraph Font"/>
     <w:uiPriority w:val="1"/>
-    <w:semiHidden/>
     <w:unhideWhenUsed/>
   </w:style>
   <w:style w:type="table" w:default="1" w:styleId="TableauNormal">
@@ -8307,13 +8544,25 @@
     <w:basedOn w:val="Policepardfaut"/>
     <w:rsid w:val="000A0782"/>
   </w:style>
-  <w:style w:type="character" w:customStyle="1" w:styleId="UnresolvedMention">
+  <w:style w:type="character" w:customStyle="1" w:styleId="Mentionnonrsolue2">
+    <w:name w:val="Mention non résolue2"/>
+    <w:basedOn w:val="Policepardfaut"/>
+    <w:uiPriority w:val="99"/>
+    <w:semiHidden/>
+    <w:unhideWhenUsed/>
+    <w:rsid w:val="00D64F5A"/>
+    <w:rPr>
+      <w:color w:val="605E5C"/>
+      <w:shd w:val="clear" w:color="auto" w:fill="E1DFDD"/>
+    </w:rPr>
+  </w:style>
+  <w:style w:type="character" w:styleId="Mentionnonrsolue">
     <w:name w:val="Unresolved Mention"/>
     <w:basedOn w:val="Policepardfaut"/>
     <w:uiPriority w:val="99"/>
     <w:semiHidden/>
     <w:unhideWhenUsed/>
-    <w:rsid w:val="00D64F5A"/>
+    <w:rsid w:val="00C90BE8"/>
     <w:rPr>
       <w:color w:val="605E5C"/>
       <w:shd w:val="clear" w:color="auto" w:fill="E1DFDD"/>
